--- a/report/Отчет_ЛР5_2.docx
+++ b/report/Отчет_ЛР5_2.docx
@@ -142,6 +142,15 @@
     <w:p>
       <w:pPr>
         <w:keepLines/>
+        <w:jc w:val="center"/>
+      </w:pPr>
+      <w:r>
+        <w:t>Вариант 2</w:t>
+      </w:r>
+    </w:p>
+    <w:p>
+      <w:pPr>
+        <w:keepLines/>
       </w:pPr>
     </w:p>
     <w:p>
@@ -188,7 +197,7 @@
       </w:pPr>
       <w:r>
         <w:tab/>
-        <w:t>К. А. Хаджинова</w:t>
+        <w:t>К.А. Хаджинова</w:t>
       </w:r>
     </w:p>
     <w:p>
@@ -213,7 +222,7 @@
       </w:r>
       <w:r>
         <w:tab/>
-        <w:t>Ю. О. Герман</w:t>
+        <w:t>Ю.О. Герман</w:t>
       </w:r>
     </w:p>
     <w:p>
@@ -297,13 +306,13 @@
       <w:r>
         <w:fldChar w:fldCharType="separate"/>
       </w:r>
-      <w:hyperlink w:anchor="_Toc242610202" w:history="1">
+      <w:hyperlink w:anchor="_Toc242612941" w:history="1">
         <w:r>
           <w:rPr>
             <w:rStyle w:val="aff8"/>
             <w:noProof/>
           </w:rPr>
-          <w:t>1 ЦЕЛЬ РАБОТЫ</w:t>
+          <w:t>1 Цель работы</w:t>
         </w:r>
         <w:r>
           <w:rPr>
@@ -324,7 +333,7 @@
             <w:noProof/>
             <w:webHidden/>
           </w:rPr>
-          <w:instrText xml:space="preserve"> PAGEREF _Toc242610202 \h </w:instrText>
+          <w:instrText xml:space="preserve"> PAGEREF _Toc242612941 \h </w:instrText>
         </w:r>
         <w:r>
           <w:rPr>
@@ -370,13 +379,13 @@
           <w14:ligatures w14:val="standardContextual"/>
         </w:rPr>
       </w:pPr>
-      <w:hyperlink w:anchor="_Toc242610203" w:history="1">
+      <w:hyperlink w:anchor="_Toc242612942" w:history="1">
         <w:r>
           <w:rPr>
             <w:rStyle w:val="aff8"/>
             <w:noProof/>
           </w:rPr>
-          <w:t>2 ТЕОРЕТИЧЕСКИЕ СВЕДЕНИЯ</w:t>
+          <w:t>2 Ход работы</w:t>
         </w:r>
         <w:r>
           <w:rPr>
@@ -397,7 +406,7 @@
             <w:noProof/>
             <w:webHidden/>
           </w:rPr>
-          <w:instrText xml:space="preserve"> PAGEREF _Toc242610203 \h </w:instrText>
+          <w:instrText xml:space="preserve"> PAGEREF _Toc242612942 \h </w:instrText>
         </w:r>
         <w:r>
           <w:rPr>
@@ -430,7 +439,7 @@
     </w:p>
     <w:p>
       <w:pPr>
-        <w:pStyle w:val="14"/>
+        <w:pStyle w:val="2c"/>
         <w:tabs>
           <w:tab w:val="right" w:leader="dot" w:pos="9345"/>
         </w:tabs>
@@ -443,13 +452,13 @@
           <w14:ligatures w14:val="standardContextual"/>
         </w:rPr>
       </w:pPr>
-      <w:hyperlink w:anchor="_Toc242610204" w:history="1">
+      <w:hyperlink w:anchor="_Toc242612943" w:history="1">
         <w:r>
           <w:rPr>
             <w:rStyle w:val="aff8"/>
             <w:noProof/>
           </w:rPr>
-          <w:t>3 ВЫПОЛНЕНИЕ РАБОТЫ</w:t>
+          <w:t>2.1 Постановка задачи</w:t>
         </w:r>
         <w:r>
           <w:rPr>
@@ -470,7 +479,153 @@
             <w:noProof/>
             <w:webHidden/>
           </w:rPr>
-          <w:instrText xml:space="preserve"> PAGEREF _Toc242610204 \h </w:instrText>
+          <w:instrText xml:space="preserve"> PAGEREF _Toc242612943 \h </w:instrText>
+        </w:r>
+        <w:r>
+          <w:rPr>
+            <w:noProof/>
+            <w:webHidden/>
+          </w:rPr>
+        </w:r>
+        <w:r>
+          <w:rPr>
+            <w:noProof/>
+            <w:webHidden/>
+          </w:rPr>
+          <w:fldChar w:fldCharType="separate"/>
+        </w:r>
+        <w:r>
+          <w:rPr>
+            <w:noProof/>
+            <w:webHidden/>
+          </w:rPr>
+          <w:t>4</w:t>
+        </w:r>
+        <w:r>
+          <w:rPr>
+            <w:noProof/>
+            <w:webHidden/>
+          </w:rPr>
+          <w:fldChar w:fldCharType="end"/>
+        </w:r>
+      </w:hyperlink>
+    </w:p>
+    <w:p>
+      <w:pPr>
+        <w:pStyle w:val="2c"/>
+        <w:tabs>
+          <w:tab w:val="right" w:leader="dot" w:pos="9345"/>
+        </w:tabs>
+        <w:rPr>
+          <w:rFonts w:asciiTheme="minorHAnsi" w:eastAsiaTheme="minorEastAsia" w:hAnsiTheme="minorHAnsi"/>
+          <w:noProof/>
+          <w:kern w:val="2"/>
+          <w:sz w:val="24"/>
+          <w:szCs w:val="24"/>
+          <w14:ligatures w14:val="standardContextual"/>
+        </w:rPr>
+      </w:pPr>
+      <w:hyperlink w:anchor="_Toc242612944" w:history="1">
+        <w:r>
+          <w:rPr>
+            <w:rStyle w:val="aff8"/>
+            <w:noProof/>
+          </w:rPr>
+          <w:t>2.2 Теоретические сведения</w:t>
+        </w:r>
+        <w:r>
+          <w:rPr>
+            <w:noProof/>
+            <w:webHidden/>
+          </w:rPr>
+          <w:tab/>
+        </w:r>
+        <w:r>
+          <w:rPr>
+            <w:noProof/>
+            <w:webHidden/>
+          </w:rPr>
+          <w:fldChar w:fldCharType="begin"/>
+        </w:r>
+        <w:r>
+          <w:rPr>
+            <w:noProof/>
+            <w:webHidden/>
+          </w:rPr>
+          <w:instrText xml:space="preserve"> PAGEREF _Toc242612944 \h </w:instrText>
+        </w:r>
+        <w:r>
+          <w:rPr>
+            <w:noProof/>
+            <w:webHidden/>
+          </w:rPr>
+        </w:r>
+        <w:r>
+          <w:rPr>
+            <w:noProof/>
+            <w:webHidden/>
+          </w:rPr>
+          <w:fldChar w:fldCharType="separate"/>
+        </w:r>
+        <w:r>
+          <w:rPr>
+            <w:noProof/>
+            <w:webHidden/>
+          </w:rPr>
+          <w:t>4</w:t>
+        </w:r>
+        <w:r>
+          <w:rPr>
+            <w:noProof/>
+            <w:webHidden/>
+          </w:rPr>
+          <w:fldChar w:fldCharType="end"/>
+        </w:r>
+      </w:hyperlink>
+    </w:p>
+    <w:p>
+      <w:pPr>
+        <w:pStyle w:val="2c"/>
+        <w:tabs>
+          <w:tab w:val="right" w:leader="dot" w:pos="9345"/>
+        </w:tabs>
+        <w:rPr>
+          <w:rFonts w:asciiTheme="minorHAnsi" w:eastAsiaTheme="minorEastAsia" w:hAnsiTheme="minorHAnsi"/>
+          <w:noProof/>
+          <w:kern w:val="2"/>
+          <w:sz w:val="24"/>
+          <w:szCs w:val="24"/>
+          <w14:ligatures w14:val="standardContextual"/>
+        </w:rPr>
+      </w:pPr>
+      <w:hyperlink w:anchor="_Toc242612945" w:history="1">
+        <w:r>
+          <w:rPr>
+            <w:rStyle w:val="aff8"/>
+            <w:noProof/>
+          </w:rPr>
+          <w:t>2.3 Подготовка среды</w:t>
+        </w:r>
+        <w:r>
+          <w:rPr>
+            <w:noProof/>
+            <w:webHidden/>
+          </w:rPr>
+          <w:tab/>
+        </w:r>
+        <w:r>
+          <w:rPr>
+            <w:noProof/>
+            <w:webHidden/>
+          </w:rPr>
+          <w:fldChar w:fldCharType="begin"/>
+        </w:r>
+        <w:r>
+          <w:rPr>
+            <w:noProof/>
+            <w:webHidden/>
+          </w:rPr>
+          <w:instrText xml:space="preserve"> PAGEREF _Toc242612945 \h </w:instrText>
         </w:r>
         <w:r>
           <w:rPr>
@@ -516,13 +671,13 @@
           <w14:ligatures w14:val="standardContextual"/>
         </w:rPr>
       </w:pPr>
-      <w:hyperlink w:anchor="_Toc242610205" w:history="1">
+      <w:hyperlink w:anchor="_Toc242612946" w:history="1">
         <w:r>
           <w:rPr>
             <w:rStyle w:val="aff8"/>
             <w:noProof/>
           </w:rPr>
-          <w:t>3.1 Подготовка среды</w:t>
+          <w:t>2.4 Задание 1. Введение в параллельные циклы</w:t>
         </w:r>
         <w:r>
           <w:rPr>
@@ -543,7 +698,7 @@
             <w:noProof/>
             <w:webHidden/>
           </w:rPr>
-          <w:instrText xml:space="preserve"> PAGEREF _Toc242610205 \h </w:instrText>
+          <w:instrText xml:space="preserve"> PAGEREF _Toc242612946 \h </w:instrText>
         </w:r>
         <w:r>
           <w:rPr>
@@ -589,86 +744,13 @@
           <w14:ligatures w14:val="standardContextual"/>
         </w:rPr>
       </w:pPr>
-      <w:hyperlink w:anchor="_Toc242610206" w:history="1">
+      <w:hyperlink w:anchor="_Toc242612947" w:history="1">
         <w:r>
           <w:rPr>
             <w:rStyle w:val="aff8"/>
             <w:noProof/>
           </w:rPr>
-          <w:t>3.2 Задание 1. Введение в параллельные циклы</w:t>
-        </w:r>
-        <w:r>
-          <w:rPr>
-            <w:noProof/>
-            <w:webHidden/>
-          </w:rPr>
-          <w:tab/>
-        </w:r>
-        <w:r>
-          <w:rPr>
-            <w:noProof/>
-            <w:webHidden/>
-          </w:rPr>
-          <w:fldChar w:fldCharType="begin"/>
-        </w:r>
-        <w:r>
-          <w:rPr>
-            <w:noProof/>
-            <w:webHidden/>
-          </w:rPr>
-          <w:instrText xml:space="preserve"> PAGEREF _Toc242610206 \h </w:instrText>
-        </w:r>
-        <w:r>
-          <w:rPr>
-            <w:noProof/>
-            <w:webHidden/>
-          </w:rPr>
-        </w:r>
-        <w:r>
-          <w:rPr>
-            <w:noProof/>
-            <w:webHidden/>
-          </w:rPr>
-          <w:fldChar w:fldCharType="separate"/>
-        </w:r>
-        <w:r>
-          <w:rPr>
-            <w:noProof/>
-            <w:webHidden/>
-          </w:rPr>
-          <w:t>5</w:t>
-        </w:r>
-        <w:r>
-          <w:rPr>
-            <w:noProof/>
-            <w:webHidden/>
-          </w:rPr>
-          <w:fldChar w:fldCharType="end"/>
-        </w:r>
-      </w:hyperlink>
-    </w:p>
-    <w:p>
-      <w:pPr>
-        <w:pStyle w:val="2c"/>
-        <w:tabs>
-          <w:tab w:val="right" w:leader="dot" w:pos="9345"/>
-        </w:tabs>
-        <w:rPr>
-          <w:rFonts w:asciiTheme="minorHAnsi" w:eastAsiaTheme="minorEastAsia" w:hAnsiTheme="minorHAnsi"/>
-          <w:noProof/>
-          <w:kern w:val="2"/>
-          <w:sz w:val="24"/>
-          <w:szCs w:val="24"/>
-          <w14:ligatures w14:val="standardContextual"/>
-        </w:rPr>
-      </w:pPr>
-      <w:hyperlink w:anchor="_Toc242610207" w:history="1">
-        <w:r>
-          <w:rPr>
-            <w:rStyle w:val="aff8"/>
-            <w:noProof/>
-          </w:rPr>
-          <w:t xml:space="preserve">3.3 Задание 2. </w:t>
+          <w:t xml:space="preserve">2.5 Задание 2. </w:t>
         </w:r>
         <w:r>
           <w:rPr>
@@ -704,7 +786,7 @@
             <w:noProof/>
             <w:webHidden/>
           </w:rPr>
-          <w:instrText xml:space="preserve"> PAGEREF _Toc242610207 \h </w:instrText>
+          <w:instrText xml:space="preserve"> PAGEREF _Toc242612947 \h </w:instrText>
         </w:r>
         <w:r>
           <w:rPr>
@@ -750,13 +832,13 @@
           <w14:ligatures w14:val="standardContextual"/>
         </w:rPr>
       </w:pPr>
-      <w:hyperlink w:anchor="_Toc242610208" w:history="1">
+      <w:hyperlink w:anchor="_Toc242612948" w:history="1">
         <w:r>
           <w:rPr>
             <w:rStyle w:val="aff8"/>
             <w:noProof/>
           </w:rPr>
-          <w:t xml:space="preserve">3.4 Задание 3. </w:t>
+          <w:t xml:space="preserve">2.6 Задание 3. </w:t>
         </w:r>
         <w:r>
           <w:rPr>
@@ -792,7 +874,80 @@
             <w:noProof/>
             <w:webHidden/>
           </w:rPr>
-          <w:instrText xml:space="preserve"> PAGEREF _Toc242610208 \h </w:instrText>
+          <w:instrText xml:space="preserve"> PAGEREF _Toc242612948 \h </w:instrText>
+        </w:r>
+        <w:r>
+          <w:rPr>
+            <w:noProof/>
+            <w:webHidden/>
+          </w:rPr>
+        </w:r>
+        <w:r>
+          <w:rPr>
+            <w:noProof/>
+            <w:webHidden/>
+          </w:rPr>
+          <w:fldChar w:fldCharType="separate"/>
+        </w:r>
+        <w:r>
+          <w:rPr>
+            <w:noProof/>
+            <w:webHidden/>
+          </w:rPr>
+          <w:t>7</w:t>
+        </w:r>
+        <w:r>
+          <w:rPr>
+            <w:noProof/>
+            <w:webHidden/>
+          </w:rPr>
+          <w:fldChar w:fldCharType="end"/>
+        </w:r>
+      </w:hyperlink>
+    </w:p>
+    <w:p>
+      <w:pPr>
+        <w:pStyle w:val="2c"/>
+        <w:tabs>
+          <w:tab w:val="right" w:leader="dot" w:pos="9345"/>
+        </w:tabs>
+        <w:rPr>
+          <w:rFonts w:asciiTheme="minorHAnsi" w:eastAsiaTheme="minorEastAsia" w:hAnsiTheme="minorHAnsi"/>
+          <w:noProof/>
+          <w:kern w:val="2"/>
+          <w:sz w:val="24"/>
+          <w:szCs w:val="24"/>
+          <w14:ligatures w14:val="standardContextual"/>
+        </w:rPr>
+      </w:pPr>
+      <w:hyperlink w:anchor="_Toc242612949" w:history="1">
+        <w:r>
+          <w:rPr>
+            <w:rStyle w:val="aff8"/>
+            <w:noProof/>
+          </w:rPr>
+          <w:t>2.7 Задание 4. Разделение данных и агрегация</w:t>
+        </w:r>
+        <w:r>
+          <w:rPr>
+            <w:noProof/>
+            <w:webHidden/>
+          </w:rPr>
+          <w:tab/>
+        </w:r>
+        <w:r>
+          <w:rPr>
+            <w:noProof/>
+            <w:webHidden/>
+          </w:rPr>
+          <w:fldChar w:fldCharType="begin"/>
+        </w:r>
+        <w:r>
+          <w:rPr>
+            <w:noProof/>
+            <w:webHidden/>
+          </w:rPr>
+          <w:instrText xml:space="preserve"> PAGEREF _Toc242612949 \h </w:instrText>
         </w:r>
         <w:r>
           <w:rPr>
@@ -838,13 +993,13 @@
           <w14:ligatures w14:val="standardContextual"/>
         </w:rPr>
       </w:pPr>
-      <w:hyperlink w:anchor="_Toc242610209" w:history="1">
+      <w:hyperlink w:anchor="_Toc242612950" w:history="1">
         <w:r>
           <w:rPr>
             <w:rStyle w:val="aff8"/>
             <w:noProof/>
           </w:rPr>
-          <w:t>3.5 Задание 4. Разделение данных и агрегация</w:t>
+          <w:t>2.8 Задание 5. Комплексная обработка изображений</w:t>
         </w:r>
         <w:r>
           <w:rPr>
@@ -865,7 +1020,7 @@
             <w:noProof/>
             <w:webHidden/>
           </w:rPr>
-          <w:instrText xml:space="preserve"> PAGEREF _Toc242610209 \h </w:instrText>
+          <w:instrText xml:space="preserve"> PAGEREF _Toc242612950 \h </w:instrText>
         </w:r>
         <w:r>
           <w:rPr>
@@ -885,7 +1040,7 @@
             <w:noProof/>
             <w:webHidden/>
           </w:rPr>
-          <w:t>10</w:t>
+          <w:t>9</w:t>
         </w:r>
         <w:r>
           <w:rPr>
@@ -911,13 +1066,13 @@
           <w14:ligatures w14:val="standardContextual"/>
         </w:rPr>
       </w:pPr>
-      <w:hyperlink w:anchor="_Toc242610210" w:history="1">
+      <w:hyperlink w:anchor="_Toc242612951" w:history="1">
         <w:r>
           <w:rPr>
             <w:rStyle w:val="aff8"/>
             <w:noProof/>
           </w:rPr>
-          <w:t>3.6 Задание 5. Комплексная обработка изображений</w:t>
+          <w:t>2.9 Индивидуальное задание, вариант 2. Параллельная фильтрация коллекций</w:t>
         </w:r>
         <w:r>
           <w:rPr>
@@ -938,7 +1093,80 @@
             <w:noProof/>
             <w:webHidden/>
           </w:rPr>
-          <w:instrText xml:space="preserve"> PAGEREF _Toc242610210 \h </w:instrText>
+          <w:instrText xml:space="preserve"> PAGEREF _Toc242612951 \h </w:instrText>
+        </w:r>
+        <w:r>
+          <w:rPr>
+            <w:noProof/>
+            <w:webHidden/>
+          </w:rPr>
+        </w:r>
+        <w:r>
+          <w:rPr>
+            <w:noProof/>
+            <w:webHidden/>
+          </w:rPr>
+          <w:fldChar w:fldCharType="separate"/>
+        </w:r>
+        <w:r>
+          <w:rPr>
+            <w:noProof/>
+            <w:webHidden/>
+          </w:rPr>
+          <w:t>9</w:t>
+        </w:r>
+        <w:r>
+          <w:rPr>
+            <w:noProof/>
+            <w:webHidden/>
+          </w:rPr>
+          <w:fldChar w:fldCharType="end"/>
+        </w:r>
+      </w:hyperlink>
+    </w:p>
+    <w:p>
+      <w:pPr>
+        <w:pStyle w:val="14"/>
+        <w:tabs>
+          <w:tab w:val="right" w:leader="dot" w:pos="9345"/>
+        </w:tabs>
+        <w:rPr>
+          <w:rFonts w:asciiTheme="minorHAnsi" w:eastAsiaTheme="minorEastAsia" w:hAnsiTheme="minorHAnsi"/>
+          <w:noProof/>
+          <w:kern w:val="2"/>
+          <w:sz w:val="24"/>
+          <w:szCs w:val="24"/>
+          <w14:ligatures w14:val="standardContextual"/>
+        </w:rPr>
+      </w:pPr>
+      <w:hyperlink w:anchor="_Toc242612952" w:history="1">
+        <w:r>
+          <w:rPr>
+            <w:rStyle w:val="aff8"/>
+            <w:noProof/>
+          </w:rPr>
+          <w:t>3 Ответы на контрольные вопросы</w:t>
+        </w:r>
+        <w:r>
+          <w:rPr>
+            <w:noProof/>
+            <w:webHidden/>
+          </w:rPr>
+          <w:tab/>
+        </w:r>
+        <w:r>
+          <w:rPr>
+            <w:noProof/>
+            <w:webHidden/>
+          </w:rPr>
+          <w:fldChar w:fldCharType="begin"/>
+        </w:r>
+        <w:r>
+          <w:rPr>
+            <w:noProof/>
+            <w:webHidden/>
+          </w:rPr>
+          <w:instrText xml:space="preserve"> PAGEREF _Toc242612952 \h </w:instrText>
         </w:r>
         <w:r>
           <w:rPr>
@@ -971,7 +1199,7 @@
     </w:p>
     <w:p>
       <w:pPr>
-        <w:pStyle w:val="2c"/>
+        <w:pStyle w:val="14"/>
         <w:tabs>
           <w:tab w:val="right" w:leader="dot" w:pos="9345"/>
         </w:tabs>
@@ -984,13 +1212,13 @@
           <w14:ligatures w14:val="standardContextual"/>
         </w:rPr>
       </w:pPr>
-      <w:hyperlink w:anchor="_Toc242610211" w:history="1">
+      <w:hyperlink w:anchor="_Toc242612953" w:history="1">
         <w:r>
           <w:rPr>
             <w:rStyle w:val="aff8"/>
             <w:noProof/>
           </w:rPr>
-          <w:t>3.7 Индивидуальное задание, вариант 2. Параллельная фильтрация коллекций</w:t>
+          <w:t>Выводы</w:t>
         </w:r>
         <w:r>
           <w:rPr>
@@ -1011,7 +1239,7 @@
             <w:noProof/>
             <w:webHidden/>
           </w:rPr>
-          <w:instrText xml:space="preserve"> PAGEREF _Toc242610211 \h </w:instrText>
+          <w:instrText xml:space="preserve"> PAGEREF _Toc242612953 \h </w:instrText>
         </w:r>
         <w:r>
           <w:rPr>
@@ -1057,13 +1285,13 @@
           <w14:ligatures w14:val="standardContextual"/>
         </w:rPr>
       </w:pPr>
-      <w:hyperlink w:anchor="_Toc242610212" w:history="1">
+      <w:hyperlink w:anchor="_Toc242612954" w:history="1">
         <w:r>
           <w:rPr>
             <w:rStyle w:val="aff8"/>
             <w:noProof/>
           </w:rPr>
-          <w:t>4 КОНТРОЛЬНЫЕ ВОПРОСЫ</w:t>
+          <w:t>Приложение А (обязательное) Листинги программного кода</w:t>
         </w:r>
         <w:r>
           <w:rPr>
@@ -1084,7 +1312,7 @@
             <w:noProof/>
             <w:webHidden/>
           </w:rPr>
-          <w:instrText xml:space="preserve"> PAGEREF _Toc242610212 \h </w:instrText>
+          <w:instrText xml:space="preserve"> PAGEREF _Toc242612954 \h </w:instrText>
         </w:r>
         <w:r>
           <w:rPr>
@@ -1104,7 +1332,7 @@
             <w:noProof/>
             <w:webHidden/>
           </w:rPr>
-          <w:t>16</w:t>
+          <w:t>13</w:t>
         </w:r>
         <w:r>
           <w:rPr>
@@ -1116,593 +1344,6 @@
       </w:hyperlink>
     </w:p>
     <w:p>
-      <w:pPr>
-        <w:pStyle w:val="2c"/>
-        <w:tabs>
-          <w:tab w:val="right" w:leader="dot" w:pos="9345"/>
-        </w:tabs>
-        <w:rPr>
-          <w:rFonts w:asciiTheme="minorHAnsi" w:eastAsiaTheme="minorEastAsia" w:hAnsiTheme="minorHAnsi"/>
-          <w:noProof/>
-          <w:kern w:val="2"/>
-          <w:sz w:val="24"/>
-          <w:szCs w:val="24"/>
-          <w14:ligatures w14:val="standardContextual"/>
-        </w:rPr>
-      </w:pPr>
-      <w:hyperlink w:anchor="_Toc242610213" w:history="1">
-        <w:r>
-          <w:rPr>
-            <w:rStyle w:val="aff8"/>
-            <w:noProof/>
-          </w:rPr>
-          <w:t xml:space="preserve">4.1 Что такое </w:t>
-        </w:r>
-        <w:r>
-          <w:rPr>
-            <w:rStyle w:val="aff8"/>
-            <w:i/>
-            <w:noProof/>
-          </w:rPr>
-          <w:t>Task Parallel Library</w:t>
-        </w:r>
-        <w:r>
-          <w:rPr>
-            <w:rStyle w:val="aff8"/>
-            <w:noProof/>
-          </w:rPr>
-          <w:t xml:space="preserve"> (</w:t>
-        </w:r>
-        <w:r>
-          <w:rPr>
-            <w:rStyle w:val="aff8"/>
-            <w:i/>
-            <w:noProof/>
-          </w:rPr>
-          <w:t>TPL</w:t>
-        </w:r>
-        <w:r>
-          <w:rPr>
-            <w:rStyle w:val="aff8"/>
-            <w:noProof/>
-          </w:rPr>
-          <w:t>) и каковы ее основные компоненты</w:t>
-        </w:r>
-        <w:r>
-          <w:rPr>
-            <w:noProof/>
-            <w:webHidden/>
-          </w:rPr>
-          <w:tab/>
-        </w:r>
-        <w:r>
-          <w:rPr>
-            <w:noProof/>
-            <w:webHidden/>
-          </w:rPr>
-          <w:fldChar w:fldCharType="begin"/>
-        </w:r>
-        <w:r>
-          <w:rPr>
-            <w:noProof/>
-            <w:webHidden/>
-          </w:rPr>
-          <w:instrText xml:space="preserve"> PAGEREF _Toc242610213 \h </w:instrText>
-        </w:r>
-        <w:r>
-          <w:rPr>
-            <w:noProof/>
-            <w:webHidden/>
-          </w:rPr>
-        </w:r>
-        <w:r>
-          <w:rPr>
-            <w:noProof/>
-            <w:webHidden/>
-          </w:rPr>
-          <w:fldChar w:fldCharType="separate"/>
-        </w:r>
-        <w:r>
-          <w:rPr>
-            <w:noProof/>
-            <w:webHidden/>
-          </w:rPr>
-          <w:t>16</w:t>
-        </w:r>
-        <w:r>
-          <w:rPr>
-            <w:noProof/>
-            <w:webHidden/>
-          </w:rPr>
-          <w:fldChar w:fldCharType="end"/>
-        </w:r>
-      </w:hyperlink>
-    </w:p>
-    <w:p>
-      <w:pPr>
-        <w:pStyle w:val="2c"/>
-        <w:tabs>
-          <w:tab w:val="right" w:leader="dot" w:pos="9345"/>
-        </w:tabs>
-        <w:rPr>
-          <w:rFonts w:asciiTheme="minorHAnsi" w:eastAsiaTheme="minorEastAsia" w:hAnsiTheme="minorHAnsi"/>
-          <w:noProof/>
-          <w:kern w:val="2"/>
-          <w:sz w:val="24"/>
-          <w:szCs w:val="24"/>
-          <w14:ligatures w14:val="standardContextual"/>
-        </w:rPr>
-      </w:pPr>
-      <w:hyperlink w:anchor="_Toc242610214" w:history="1">
-        <w:r>
-          <w:rPr>
-            <w:rStyle w:val="aff8"/>
-            <w:noProof/>
-          </w:rPr>
-          <w:t xml:space="preserve">4.2 В чем разница между </w:t>
-        </w:r>
-        <w:r>
-          <w:rPr>
-            <w:rStyle w:val="aff8"/>
-            <w:i/>
-            <w:noProof/>
-          </w:rPr>
-          <w:t>Parallel.For</w:t>
-        </w:r>
-        <w:r>
-          <w:rPr>
-            <w:rStyle w:val="aff8"/>
-            <w:noProof/>
-          </w:rPr>
-          <w:t xml:space="preserve"> и </w:t>
-        </w:r>
-        <w:r>
-          <w:rPr>
-            <w:rStyle w:val="aff8"/>
-            <w:i/>
-            <w:noProof/>
-          </w:rPr>
-          <w:t>Parallel.ForEach</w:t>
-        </w:r>
-        <w:r>
-          <w:rPr>
-            <w:noProof/>
-            <w:webHidden/>
-          </w:rPr>
-          <w:tab/>
-        </w:r>
-        <w:r>
-          <w:rPr>
-            <w:noProof/>
-            <w:webHidden/>
-          </w:rPr>
-          <w:fldChar w:fldCharType="begin"/>
-        </w:r>
-        <w:r>
-          <w:rPr>
-            <w:noProof/>
-            <w:webHidden/>
-          </w:rPr>
-          <w:instrText xml:space="preserve"> PAGEREF _Toc242610214 \h </w:instrText>
-        </w:r>
-        <w:r>
-          <w:rPr>
-            <w:noProof/>
-            <w:webHidden/>
-          </w:rPr>
-        </w:r>
-        <w:r>
-          <w:rPr>
-            <w:noProof/>
-            <w:webHidden/>
-          </w:rPr>
-          <w:fldChar w:fldCharType="separate"/>
-        </w:r>
-        <w:r>
-          <w:rPr>
-            <w:noProof/>
-            <w:webHidden/>
-          </w:rPr>
-          <w:t>16</w:t>
-        </w:r>
-        <w:r>
-          <w:rPr>
-            <w:noProof/>
-            <w:webHidden/>
-          </w:rPr>
-          <w:fldChar w:fldCharType="end"/>
-        </w:r>
-      </w:hyperlink>
-    </w:p>
-    <w:p>
-      <w:pPr>
-        <w:pStyle w:val="2c"/>
-        <w:tabs>
-          <w:tab w:val="right" w:leader="dot" w:pos="9345"/>
-        </w:tabs>
-        <w:rPr>
-          <w:rFonts w:asciiTheme="minorHAnsi" w:eastAsiaTheme="minorEastAsia" w:hAnsiTheme="minorHAnsi"/>
-          <w:noProof/>
-          <w:kern w:val="2"/>
-          <w:sz w:val="24"/>
-          <w:szCs w:val="24"/>
-          <w14:ligatures w14:val="standardContextual"/>
-        </w:rPr>
-      </w:pPr>
-      <w:hyperlink w:anchor="_Toc242610215" w:history="1">
-        <w:r>
-          <w:rPr>
-            <w:rStyle w:val="aff8"/>
-            <w:noProof/>
-          </w:rPr>
-          <w:t xml:space="preserve">4.3 Чем </w:t>
-        </w:r>
-        <w:r>
-          <w:rPr>
-            <w:rStyle w:val="aff8"/>
-            <w:i/>
-            <w:noProof/>
-          </w:rPr>
-          <w:t>PLINQ</w:t>
-        </w:r>
-        <w:r>
-          <w:rPr>
-            <w:rStyle w:val="aff8"/>
-            <w:noProof/>
-          </w:rPr>
-          <w:t xml:space="preserve"> отличается от стандартного </w:t>
-        </w:r>
-        <w:r>
-          <w:rPr>
-            <w:rStyle w:val="aff8"/>
-            <w:i/>
-            <w:noProof/>
-          </w:rPr>
-          <w:t>LINQ</w:t>
-        </w:r>
-        <w:r>
-          <w:rPr>
-            <w:noProof/>
-            <w:webHidden/>
-          </w:rPr>
-          <w:tab/>
-        </w:r>
-        <w:r>
-          <w:rPr>
-            <w:noProof/>
-            <w:webHidden/>
-          </w:rPr>
-          <w:fldChar w:fldCharType="begin"/>
-        </w:r>
-        <w:r>
-          <w:rPr>
-            <w:noProof/>
-            <w:webHidden/>
-          </w:rPr>
-          <w:instrText xml:space="preserve"> PAGEREF _Toc242610215 \h </w:instrText>
-        </w:r>
-        <w:r>
-          <w:rPr>
-            <w:noProof/>
-            <w:webHidden/>
-          </w:rPr>
-        </w:r>
-        <w:r>
-          <w:rPr>
-            <w:noProof/>
-            <w:webHidden/>
-          </w:rPr>
-          <w:fldChar w:fldCharType="separate"/>
-        </w:r>
-        <w:r>
-          <w:rPr>
-            <w:noProof/>
-            <w:webHidden/>
-          </w:rPr>
-          <w:t>16</w:t>
-        </w:r>
-        <w:r>
-          <w:rPr>
-            <w:noProof/>
-            <w:webHidden/>
-          </w:rPr>
-          <w:fldChar w:fldCharType="end"/>
-        </w:r>
-      </w:hyperlink>
-    </w:p>
-    <w:p>
-      <w:pPr>
-        <w:pStyle w:val="2c"/>
-        <w:tabs>
-          <w:tab w:val="right" w:leader="dot" w:pos="9345"/>
-        </w:tabs>
-        <w:rPr>
-          <w:rFonts w:asciiTheme="minorHAnsi" w:eastAsiaTheme="minorEastAsia" w:hAnsiTheme="minorHAnsi"/>
-          <w:noProof/>
-          <w:kern w:val="2"/>
-          <w:sz w:val="24"/>
-          <w:szCs w:val="24"/>
-          <w14:ligatures w14:val="standardContextual"/>
-        </w:rPr>
-      </w:pPr>
-      <w:hyperlink w:anchor="_Toc242610216" w:history="1">
-        <w:r>
-          <w:rPr>
-            <w:rStyle w:val="aff8"/>
-            <w:noProof/>
-          </w:rPr>
-          <w:t>4.4 Какие существуют стратегии разделения данных</w:t>
-        </w:r>
-        <w:r>
-          <w:rPr>
-            <w:noProof/>
-            <w:webHidden/>
-          </w:rPr>
-          <w:tab/>
-        </w:r>
-        <w:r>
-          <w:rPr>
-            <w:noProof/>
-            <w:webHidden/>
-          </w:rPr>
-          <w:fldChar w:fldCharType="begin"/>
-        </w:r>
-        <w:r>
-          <w:rPr>
-            <w:noProof/>
-            <w:webHidden/>
-          </w:rPr>
-          <w:instrText xml:space="preserve"> PAGEREF _Toc242610216 \h </w:instrText>
-        </w:r>
-        <w:r>
-          <w:rPr>
-            <w:noProof/>
-            <w:webHidden/>
-          </w:rPr>
-        </w:r>
-        <w:r>
-          <w:rPr>
-            <w:noProof/>
-            <w:webHidden/>
-          </w:rPr>
-          <w:fldChar w:fldCharType="separate"/>
-        </w:r>
-        <w:r>
-          <w:rPr>
-            <w:noProof/>
-            <w:webHidden/>
-          </w:rPr>
-          <w:t>16</w:t>
-        </w:r>
-        <w:r>
-          <w:rPr>
-            <w:noProof/>
-            <w:webHidden/>
-          </w:rPr>
-          <w:fldChar w:fldCharType="end"/>
-        </w:r>
-      </w:hyperlink>
-    </w:p>
-    <w:p>
-      <w:pPr>
-        <w:pStyle w:val="2c"/>
-        <w:tabs>
-          <w:tab w:val="right" w:leader="dot" w:pos="9345"/>
-        </w:tabs>
-        <w:rPr>
-          <w:rFonts w:asciiTheme="minorHAnsi" w:eastAsiaTheme="minorEastAsia" w:hAnsiTheme="minorHAnsi"/>
-          <w:noProof/>
-          <w:kern w:val="2"/>
-          <w:sz w:val="24"/>
-          <w:szCs w:val="24"/>
-          <w14:ligatures w14:val="standardContextual"/>
-        </w:rPr>
-      </w:pPr>
-      <w:hyperlink w:anchor="_Toc242610217" w:history="1">
-        <w:r>
-          <w:rPr>
-            <w:rStyle w:val="aff8"/>
-            <w:noProof/>
-          </w:rPr>
-          <w:t>4.5 Как выполняется агрегация результатов параллельных вычислений</w:t>
-        </w:r>
-        <w:r>
-          <w:rPr>
-            <w:noProof/>
-            <w:webHidden/>
-          </w:rPr>
-          <w:tab/>
-        </w:r>
-        <w:r>
-          <w:rPr>
-            <w:noProof/>
-            <w:webHidden/>
-          </w:rPr>
-          <w:fldChar w:fldCharType="begin"/>
-        </w:r>
-        <w:r>
-          <w:rPr>
-            <w:noProof/>
-            <w:webHidden/>
-          </w:rPr>
-          <w:instrText xml:space="preserve"> PAGEREF _Toc242610217 \h </w:instrText>
-        </w:r>
-        <w:r>
-          <w:rPr>
-            <w:noProof/>
-            <w:webHidden/>
-          </w:rPr>
-        </w:r>
-        <w:r>
-          <w:rPr>
-            <w:noProof/>
-            <w:webHidden/>
-          </w:rPr>
-          <w:fldChar w:fldCharType="separate"/>
-        </w:r>
-        <w:r>
-          <w:rPr>
-            <w:noProof/>
-            <w:webHidden/>
-          </w:rPr>
-          <w:t>16</w:t>
-        </w:r>
-        <w:r>
-          <w:rPr>
-            <w:noProof/>
-            <w:webHidden/>
-          </w:rPr>
-          <w:fldChar w:fldCharType="end"/>
-        </w:r>
-      </w:hyperlink>
-    </w:p>
-    <w:p>
-      <w:pPr>
-        <w:pStyle w:val="2c"/>
-        <w:tabs>
-          <w:tab w:val="right" w:leader="dot" w:pos="9345"/>
-        </w:tabs>
-        <w:rPr>
-          <w:rFonts w:asciiTheme="minorHAnsi" w:eastAsiaTheme="minorEastAsia" w:hAnsiTheme="minorHAnsi"/>
-          <w:noProof/>
-          <w:kern w:val="2"/>
-          <w:sz w:val="24"/>
-          <w:szCs w:val="24"/>
-          <w14:ligatures w14:val="standardContextual"/>
-        </w:rPr>
-      </w:pPr>
-      <w:hyperlink w:anchor="_Toc242610218" w:history="1">
-        <w:r>
-          <w:rPr>
-            <w:rStyle w:val="aff8"/>
-            <w:noProof/>
-          </w:rPr>
-          <w:t>4.6 Когда следует использовать параллельное программирование вместо последовательного</w:t>
-        </w:r>
-        <w:r>
-          <w:rPr>
-            <w:noProof/>
-            <w:webHidden/>
-          </w:rPr>
-          <w:tab/>
-        </w:r>
-        <w:r>
-          <w:rPr>
-            <w:noProof/>
-            <w:webHidden/>
-          </w:rPr>
-          <w:fldChar w:fldCharType="begin"/>
-        </w:r>
-        <w:r>
-          <w:rPr>
-            <w:noProof/>
-            <w:webHidden/>
-          </w:rPr>
-          <w:instrText xml:space="preserve"> PAGEREF _Toc242610218 \h </w:instrText>
-        </w:r>
-        <w:r>
-          <w:rPr>
-            <w:noProof/>
-            <w:webHidden/>
-          </w:rPr>
-        </w:r>
-        <w:r>
-          <w:rPr>
-            <w:noProof/>
-            <w:webHidden/>
-          </w:rPr>
-          <w:fldChar w:fldCharType="separate"/>
-        </w:r>
-        <w:r>
-          <w:rPr>
-            <w:noProof/>
-            <w:webHidden/>
-          </w:rPr>
-          <w:t>17</w:t>
-        </w:r>
-        <w:r>
-          <w:rPr>
-            <w:noProof/>
-            <w:webHidden/>
-          </w:rPr>
-          <w:fldChar w:fldCharType="end"/>
-        </w:r>
-      </w:hyperlink>
-    </w:p>
-    <w:p>
-      <w:pPr>
-        <w:pStyle w:val="14"/>
-        <w:tabs>
-          <w:tab w:val="right" w:leader="dot" w:pos="9345"/>
-        </w:tabs>
-        <w:rPr>
-          <w:rFonts w:asciiTheme="minorHAnsi" w:eastAsiaTheme="minorEastAsia" w:hAnsiTheme="minorHAnsi"/>
-          <w:noProof/>
-          <w:kern w:val="2"/>
-          <w:sz w:val="24"/>
-          <w:szCs w:val="24"/>
-          <w14:ligatures w14:val="standardContextual"/>
-        </w:rPr>
-      </w:pPr>
-      <w:hyperlink w:anchor="_Toc242610219" w:history="1">
-        <w:r>
-          <w:rPr>
-            <w:rStyle w:val="aff8"/>
-            <w:noProof/>
-          </w:rPr>
-          <w:t>ЗАКЛЮЧЕНИЕ</w:t>
-        </w:r>
-        <w:r>
-          <w:rPr>
-            <w:noProof/>
-            <w:webHidden/>
-          </w:rPr>
-          <w:tab/>
-        </w:r>
-        <w:r>
-          <w:rPr>
-            <w:noProof/>
-            <w:webHidden/>
-          </w:rPr>
-          <w:fldChar w:fldCharType="begin"/>
-        </w:r>
-        <w:r>
-          <w:rPr>
-            <w:noProof/>
-            <w:webHidden/>
-          </w:rPr>
-          <w:instrText xml:space="preserve"> PAGEREF _Toc242610219 \h </w:instrText>
-        </w:r>
-        <w:r>
-          <w:rPr>
-            <w:noProof/>
-            <w:webHidden/>
-          </w:rPr>
-        </w:r>
-        <w:r>
-          <w:rPr>
-            <w:noProof/>
-            <w:webHidden/>
-          </w:rPr>
-          <w:fldChar w:fldCharType="separate"/>
-        </w:r>
-        <w:r>
-          <w:rPr>
-            <w:noProof/>
-            <w:webHidden/>
-          </w:rPr>
-          <w:t>18</w:t>
-        </w:r>
-        <w:r>
-          <w:rPr>
-            <w:noProof/>
-            <w:webHidden/>
-          </w:rPr>
-          <w:fldChar w:fldCharType="end"/>
-        </w:r>
-      </w:hyperlink>
-    </w:p>
-    <w:p>
       <w:r>
         <w:fldChar w:fldCharType="end"/>
       </w:r>
@@ -1717,13 +1358,13 @@
         <w:pStyle w:val="1"/>
         <w:ind w:firstLine="709"/>
       </w:pPr>
-      <w:bookmarkStart w:id="0" w:name="_Toc242610202"/>
+      <w:bookmarkStart w:id="0" w:name="_Toc242612941"/>
       <w:r>
         <w:rPr>
           <w:rFonts w:ascii="Times New Roman" w:hAnsi="Times New Roman"/>
         </w:rPr>
         <w:lastRenderedPageBreak/>
-        <w:t>1 ЦЕЛЬ РАБОТЫ</w:t>
+        <w:t>1 Цель работы</w:t>
       </w:r>
       <w:bookmarkEnd w:id="0"/>
     </w:p>
@@ -1796,7 +1437,7 @@
         <w:t>Parallel LINQ</w:t>
       </w:r>
       <w:r>
-        <w:t>), методы разделения данных и агрегации результатов.</w:t>
+        <w:t>), методы разделения данных и агрегации результатов. Научиться сравнивать последовательные и параллельные версии вычислений, оценивать накладные расходы синхронизации и выполнять индивидуальное задание по параллельной обработке данных.</w:t>
       </w:r>
     </w:p>
     <w:p>
@@ -1809,13 +1450,13 @@
         <w:pStyle w:val="1"/>
         <w:ind w:firstLine="709"/>
       </w:pPr>
-      <w:bookmarkStart w:id="1" w:name="_Toc242610203"/>
+      <w:bookmarkStart w:id="1" w:name="_Toc242612942"/>
       <w:r>
         <w:rPr>
           <w:rFonts w:ascii="Times New Roman" w:hAnsi="Times New Roman"/>
         </w:rPr>
         <w:lastRenderedPageBreak/>
-        <w:t>2 ТЕОРЕТИЧЕСКИЕ СВЕДЕНИЯ</w:t>
+        <w:t>2 Ход работы</w:t>
       </w:r>
       <w:bookmarkEnd w:id="1"/>
     </w:p>
@@ -1825,202 +1466,35 @@
         <w:jc w:val="both"/>
       </w:pPr>
       <w:r>
+        <w:t xml:space="preserve">Работа выполнена в консольном приложении </w:t>
+      </w:r>
+      <w:r>
         <w:rPr>
           <w:i/>
         </w:rPr>
-        <w:t>Task Parallel Library</w:t>
-      </w:r>
-      <w:r>
-        <w:t xml:space="preserve"> (</w:t>
+        <w:t>C</w:t>
+      </w:r>
+      <w:r>
+        <w:t># для платформы .</w:t>
       </w:r>
       <w:r>
         <w:rPr>
           <w:i/>
         </w:rPr>
-        <w:t>TPL</w:t>
-      </w:r>
-      <w:r>
-        <w:t xml:space="preserve">) – набор типов пространства имен </w:t>
+        <w:t>NET</w:t>
+      </w:r>
+      <w:r>
+        <w:t xml:space="preserve"> 10 (</w:t>
       </w:r>
       <w:r>
         <w:rPr>
           <w:i/>
         </w:rPr>
-        <w:t>System.Threading.Tasks</w:t>
-      </w:r>
-      <w:r>
-        <w:t xml:space="preserve">, упрощающий параллелизм и асинхронность. </w:t>
-      </w:r>
-      <w:r>
-        <w:rPr>
-          <w:i/>
-        </w:rPr>
-        <w:t>Task</w:t>
-      </w:r>
-      <w:r>
-        <w:t xml:space="preserve"> представляет асинхронную операцию, </w:t>
-      </w:r>
-      <w:r>
-        <w:rPr>
-          <w:i/>
-        </w:rPr>
-        <w:t>Task</w:t>
-      </w:r>
-      <w:r>
-        <w:t>&lt;</w:t>
-      </w:r>
-      <w:r>
-        <w:rPr>
-          <w:i/>
-        </w:rPr>
-        <w:t>TResult</w:t>
-      </w:r>
-      <w:r>
-        <w:t xml:space="preserve">&gt; – операцию, возвращающую значение. </w:t>
-      </w:r>
-      <w:r>
-        <w:rPr>
-          <w:i/>
-        </w:rPr>
-        <w:t>TPL</w:t>
-      </w:r>
-      <w:r>
-        <w:t xml:space="preserve"> сама подбирает степень параллелизма под число доступных процессоров.</w:t>
-      </w:r>
-    </w:p>
-    <w:p>
-      <w:pPr>
-        <w:ind w:firstLine="709"/>
-        <w:jc w:val="both"/>
-      </w:pPr>
-      <w:r>
-        <w:t xml:space="preserve">Параллельные циклы </w:t>
-      </w:r>
-      <w:r>
-        <w:rPr>
-          <w:i/>
-        </w:rPr>
-        <w:t>Parallel.For</w:t>
-      </w:r>
-      <w:r>
-        <w:t xml:space="preserve"> и </w:t>
-      </w:r>
-      <w:r>
-        <w:rPr>
-          <w:i/>
-        </w:rPr>
-        <w:t>Parallel.ForEach</w:t>
-      </w:r>
-      <w:r>
-        <w:t xml:space="preserve"> распределяют итерации по нескольким потокам, автоматически балансируют нагрузку, поддерживают локальные для потока данные, отмену операций и обработку исключений.</w:t>
-      </w:r>
-    </w:p>
-    <w:p>
-      <w:pPr>
-        <w:ind w:firstLine="709"/>
-        <w:jc w:val="both"/>
-      </w:pPr>
-      <w:r>
-        <w:rPr>
-          <w:i/>
-        </w:rPr>
-        <w:t>PLINQ</w:t>
-      </w:r>
-      <w:r>
-        <w:t xml:space="preserve"> – параллельная реализация </w:t>
-      </w:r>
-      <w:r>
-        <w:rPr>
-          <w:i/>
-        </w:rPr>
-        <w:t>LINQ to Objects</w:t>
-      </w:r>
-      <w:r>
-        <w:t xml:space="preserve">. Вызов </w:t>
-      </w:r>
-      <w:r>
-        <w:rPr>
-          <w:i/>
-        </w:rPr>
-        <w:t>AsParallel</w:t>
-      </w:r>
-      <w:r>
-        <w:t>()</w:t>
-      </w:r>
-      <w:r>
-        <w:t xml:space="preserve"> разбивает источник на части, и запрос выполняется на нескольких процессорах. Метод </w:t>
-      </w:r>
-      <w:r>
-        <w:rPr>
-          <w:i/>
-        </w:rPr>
-        <w:t>AsOrdered</w:t>
-      </w:r>
-      <w:r>
-        <w:t>()</w:t>
-      </w:r>
-      <w:r>
-        <w:t xml:space="preserve"> сохраняет порядок исходной коллекции, </w:t>
-      </w:r>
-      <w:r>
-        <w:rPr>
-          <w:i/>
-        </w:rPr>
-        <w:t>WithDegreeOfParallelism</w:t>
-      </w:r>
-      <w:r>
-        <w:t>(</w:t>
-      </w:r>
-      <w:r>
-        <w:rPr>
-          <w:i/>
-        </w:rPr>
-        <w:t>n</w:t>
-      </w:r>
-      <w:r>
-        <w:t>)</w:t>
-      </w:r>
-      <w:r>
-        <w:t xml:space="preserve"> ограничивает число потоков.</w:t>
-      </w:r>
-    </w:p>
-    <w:p>
-      <w:pPr>
-        <w:ind w:firstLine="709"/>
-        <w:jc w:val="both"/>
-      </w:pPr>
-      <w:r>
-        <w:t>Разделение данных (</w:t>
-      </w:r>
-      <w:r>
-        <w:rPr>
-          <w:i/>
-        </w:rPr>
-        <w:t>partitioning</w:t>
-      </w:r>
-      <w:r>
-        <w:t>) – стратегия распределения данных между задачами: на диапазоны (массивы, списки), на небольшие блоки (динамическая балансировка нагрузки), по хешу (операции по ключу). Агрегация объединяет результаты параллельных вычислений. Эффективный способ – локальные для потока переменные: каждый поток накапливает результат у себя, а общая блокировка нужна один раз в конце.</w:t>
-      </w:r>
-    </w:p>
-    <w:p>
-      <w:r>
-        <w:br w:type="page"/>
-      </w:r>
-    </w:p>
-    <w:p>
-      <w:pPr>
-        <w:pStyle w:val="1"/>
-        <w:ind w:firstLine="709"/>
-      </w:pPr>
-      <w:bookmarkStart w:id="2" w:name="_Toc242610204"/>
-      <w:r>
-        <w:rPr>
-          <w:rFonts w:ascii="Times New Roman" w:hAnsi="Times New Roman"/>
-        </w:rPr>
-        <w:lastRenderedPageBreak/>
-        <w:t>3 ВЫПОЛНЕНИЕ РАБОТЫ</w:t>
-      </w:r>
-      <w:bookmarkEnd w:id="2"/>
+        <w:t>SDK</w:t>
+      </w:r>
+      <w:r>
+        <w:t xml:space="preserve"> 10.0.401). Полный текст программы приведен в приложении А. Ниже последовательно описаны постановка задачи, теоретическая основа, реализация заданий и результаты проверки.</w:t>
+      </w:r>
     </w:p>
     <w:p>
       <w:pPr>
@@ -2028,14 +1502,14 @@
         <w:spacing w:before="360"/>
         <w:ind w:firstLine="709"/>
       </w:pPr>
-      <w:bookmarkStart w:id="3" w:name="_Toc242610205"/>
+      <w:bookmarkStart w:id="2" w:name="_Toc242612943"/>
       <w:r>
         <w:rPr>
           <w:rFonts w:ascii="Times New Roman" w:hAnsi="Times New Roman"/>
         </w:rPr>
-        <w:t>3.1 Подготовка среды</w:t>
-      </w:r>
-      <w:bookmarkEnd w:id="3"/>
+        <w:t>2.1 Постановка задачи</w:t>
+      </w:r>
+      <w:bookmarkEnd w:id="2"/>
     </w:p>
     <w:p>
       <w:pPr>
@@ -2043,115 +1517,7 @@
         <w:jc w:val="both"/>
       </w:pPr>
       <w:r>
-        <w:t xml:space="preserve">Приложение </w:t>
-      </w:r>
-      <w:r>
-        <w:rPr>
-          <w:i/>
-        </w:rPr>
-        <w:t>Lab5</w:t>
-      </w:r>
-      <w:r>
-        <w:t xml:space="preserve"> создано как консольный проект .</w:t>
-      </w:r>
-      <w:r>
-        <w:rPr>
-          <w:i/>
-        </w:rPr>
-        <w:t>NET</w:t>
-      </w:r>
-      <w:r>
-        <w:t xml:space="preserve"> с целевой платформой </w:t>
-      </w:r>
-      <w:r>
-        <w:rPr>
-          <w:i/>
-        </w:rPr>
-        <w:t>net10.0</w:t>
-      </w:r>
-      <w:r>
-        <w:t xml:space="preserve"> (</w:t>
-      </w:r>
-      <w:r>
-        <w:rPr>
-          <w:i/>
-        </w:rPr>
-        <w:t>SDK</w:t>
-      </w:r>
-      <w:r>
-        <w:t xml:space="preserve"> 10.0.401), замеры выполнены в режиме </w:t>
-      </w:r>
-      <w:r>
-        <w:rPr>
-          <w:i/>
-        </w:rPr>
-        <w:t>Release</w:t>
-      </w:r>
-      <w:r>
-        <w:t xml:space="preserve"> на процессоре </w:t>
-      </w:r>
-      <w:r>
-        <w:rPr>
-          <w:i/>
-        </w:rPr>
-        <w:t>Intel Core i5-1035G1</w:t>
-      </w:r>
-      <w:r>
-        <w:t xml:space="preserve"> (4 ядра, 8 логических процессоров). Задания запускаются аргументами </w:t>
-      </w:r>
-      <w:r>
-        <w:rPr>
-          <w:i/>
-        </w:rPr>
-        <w:t>p2t1</w:t>
-      </w:r>
-      <w:r>
-        <w:t xml:space="preserve">, </w:t>
-      </w:r>
-      <w:r>
-        <w:rPr>
-          <w:i/>
-        </w:rPr>
-        <w:t>p2t2</w:t>
-      </w:r>
-      <w:r>
-        <w:t xml:space="preserve">, </w:t>
-      </w:r>
-      <w:r>
-        <w:rPr>
-          <w:i/>
-        </w:rPr>
-        <w:t>p2t3</w:t>
-      </w:r>
-      <w:r>
-        <w:t xml:space="preserve">, </w:t>
-      </w:r>
-      <w:r>
-        <w:rPr>
-          <w:i/>
-        </w:rPr>
-        <w:t>p2t4</w:t>
-      </w:r>
-      <w:r>
-        <w:t xml:space="preserve">, </w:t>
-      </w:r>
-      <w:r>
-        <w:rPr>
-          <w:i/>
-        </w:rPr>
-        <w:t>p2t5</w:t>
-      </w:r>
-      <w:r>
-        <w:t xml:space="preserve">, индивидуальное задание – аргументом </w:t>
-      </w:r>
-      <w:r>
-        <w:rPr>
-          <w:i/>
-        </w:rPr>
-        <w:t>variant</w:t>
-      </w:r>
-      <w:r>
-        <w:t>.</w:t>
+        <w:t>Для изучения параллельного программирования в рамках работы требуется выполнить следующие задачи:</w:t>
       </w:r>
     </w:p>
     <w:p>
@@ -2160,58 +1526,79 @@
         <w:jc w:val="both"/>
       </w:pPr>
       <w:r>
-        <w:t xml:space="preserve">В код методических указаний внесены минимальные правки. В задании 4 и 5 добавлено </w:t>
+        <w:t>1 реализовать и сравнить последовательную и параллельные версии вычислительно интенсивной операции;</w:t>
+      </w:r>
+    </w:p>
+    <w:p>
+      <w:pPr>
+        <w:ind w:firstLine="709"/>
+        <w:jc w:val="both"/>
+      </w:pPr>
+      <w:r>
+        <w:t xml:space="preserve">2 выполнить обработку коллекции через </w:t>
       </w:r>
       <w:r>
         <w:rPr>
           <w:i/>
         </w:rPr>
-        <w:t>using System.Collections.Concurrent</w:t>
-      </w:r>
-      <w:r>
-        <w:t>;</w:t>
-      </w:r>
-      <w:r>
-        <w:t xml:space="preserve">, без которого класс </w:t>
+        <w:t>Parallel.ForEach</w:t>
+      </w:r>
+      <w:r>
+        <w:t xml:space="preserve"> с отменой операции и интерактивным поиском;</w:t>
+      </w:r>
+    </w:p>
+    <w:p>
+      <w:pPr>
+        <w:ind w:firstLine="709"/>
+        <w:jc w:val="both"/>
+      </w:pPr>
+      <w:r>
+        <w:t xml:space="preserve">3 использовать </w:t>
       </w:r>
       <w:r>
         <w:rPr>
           <w:i/>
         </w:rPr>
-        <w:t>Partitioner</w:t>
-      </w:r>
-      <w:r>
-        <w:t xml:space="preserve"> не компилируется. В задании 2 в интерактивном поиске убраны </w:t>
+        <w:t>PLINQ</w:t>
+      </w:r>
+      <w:r>
+        <w:t xml:space="preserve"> для параллельного анализа большого набора данных;</w:t>
+      </w:r>
+    </w:p>
+    <w:p>
+      <w:pPr>
+        <w:ind w:firstLine="709"/>
+        <w:jc w:val="both"/>
+      </w:pPr>
+      <w:r>
+        <w:t>4 реализовать и сравнить стратегии разделения данных и агрегации;</w:t>
+      </w:r>
+    </w:p>
+    <w:p>
+      <w:pPr>
+        <w:ind w:firstLine="709"/>
+        <w:jc w:val="both"/>
+      </w:pPr>
+      <w:r>
+        <w:t>5 применить параллельную обработку к симуляции изображения;</w:t>
+      </w:r>
+    </w:p>
+    <w:p>
+      <w:pPr>
+        <w:ind w:firstLine="709"/>
+        <w:jc w:val="both"/>
+      </w:pPr>
+      <w:r>
+        <w:t>6 выполнить индивидуальное задание варианта 2: параллельная фильтрация коллекций (</w:t>
       </w:r>
       <w:r>
         <w:rPr>
           <w:i/>
         </w:rPr>
-        <w:t>Console.ReadKey</w:t>
-      </w:r>
-      <w:r>
-        <w:t>()</w:t>
-      </w:r>
-      <w:r>
-        <w:t xml:space="preserve"> в конце и бесконечный цикл при закрытом вводе: при </w:t>
-      </w:r>
-      <w:r>
-        <w:rPr>
-          <w:i/>
-        </w:rPr>
-        <w:t>input</w:t>
-      </w:r>
-      <w:r>
-        <w:t xml:space="preserve"> == </w:t>
-      </w:r>
-      <w:r>
-        <w:rPr>
-          <w:i/>
-        </w:rPr>
-        <w:t>null</w:t>
-      </w:r>
-      <w:r>
-        <w:t xml:space="preserve"> цикл завершается. Остальной код не изменен. Время каждого замера измерено однократно, поэтому цифры зависят от нагрузки компьютера.</w:t>
+        <w:t>PLINQ</w:t>
+      </w:r>
+      <w:r>
+        <w:t>, пользовательские условия).</w:t>
       </w:r>
     </w:p>
     <w:p>
@@ -2220,14 +1607,14 @@
         <w:spacing w:before="360"/>
         <w:ind w:firstLine="709"/>
       </w:pPr>
-      <w:bookmarkStart w:id="4" w:name="_Toc242610206"/>
+      <w:bookmarkStart w:id="3" w:name="_Toc242612944"/>
       <w:r>
         <w:rPr>
           <w:rFonts w:ascii="Times New Roman" w:hAnsi="Times New Roman"/>
         </w:rPr>
-        <w:t>3.2 Задание 1. Введение в параллельные циклы</w:t>
-      </w:r>
-      <w:bookmarkEnd w:id="4"/>
+        <w:t>2.2 Теоретические сведения</w:t>
+      </w:r>
+      <w:bookmarkEnd w:id="3"/>
     </w:p>
     <w:p>
       <w:pPr>
@@ -2235,274 +1622,470 @@
         <w:jc w:val="both"/>
       </w:pPr>
       <w:r>
-        <w:t xml:space="preserve">Сумма </w:t>
-      </w:r>
-      <w:r>
         <w:rPr>
           <w:i/>
         </w:rPr>
-        <w:t>Math.Sqrt</w:t>
-      </w:r>
-      <w:r>
-        <w:t>(</w:t>
+        <w:t>Task Parallel Library</w:t>
+      </w:r>
+      <w:r>
+        <w:t xml:space="preserve"> (</w:t>
       </w:r>
       <w:r>
         <w:rPr>
           <w:i/>
         </w:rPr>
-        <w:t>Math.Log</w:t>
-      </w:r>
-      <w:r>
-        <w:t>(</w:t>
+        <w:t>TPL</w:t>
+      </w:r>
+      <w:r>
+        <w:t xml:space="preserve">) – набор типов пространства имен </w:t>
       </w:r>
       <w:r>
         <w:rPr>
           <w:i/>
         </w:rPr>
-        <w:t>data</w:t>
-      </w:r>
-      <w:r>
-        <w:t>[</w:t>
+        <w:t>System.Threading.Tasks</w:t>
+      </w:r>
+      <w:r>
+        <w:t xml:space="preserve">, упрощающий параллелизм и асинхронность. </w:t>
       </w:r>
       <w:r>
         <w:rPr>
           <w:i/>
         </w:rPr>
-        <w:t>i</w:t>
-      </w:r>
-      <w:r>
-        <w:t>] + 1))</w:t>
-      </w:r>
-      <w:r>
-        <w:t xml:space="preserve"> по 10 000 000 элементов вычисляется тремя способами: последовательным циклом, </w:t>
+        <w:t>Task</w:t>
+      </w:r>
+      <w:r>
+        <w:t xml:space="preserve"> представляет асинхронную операцию, </w:t>
       </w:r>
       <w:r>
         <w:rPr>
           <w:i/>
         </w:rPr>
-        <w:t>Parallel.For</w:t>
-      </w:r>
-      <w:r>
-        <w:t xml:space="preserve"> с блокировкой на каждой итерации и </w:t>
+        <w:t>Task</w:t>
+      </w:r>
+      <w:r>
+        <w:t>&lt;</w:t>
       </w:r>
       <w:r>
         <w:rPr>
           <w:i/>
         </w:rPr>
-        <w:t>Parallel.For</w:t>
-      </w:r>
-      <w:r>
-        <w:t xml:space="preserve"> с локальными переменными потока. Код параллельных вариантов приведен в листинге.</w:t>
-      </w:r>
-    </w:p>
-    <w:p>
-      <w:pPr>
-        <w:keepNext/>
+        <w:t>TResult</w:t>
+      </w:r>
+      <w:r>
+        <w:t>&gt;</w:t>
+      </w:r>
+      <w:r>
+        <w:t xml:space="preserve"> – операцию, возвращающую значение. </w:t>
+      </w:r>
+      <w:r>
+        <w:rPr>
+          <w:i/>
+        </w:rPr>
+        <w:t>TPL</w:t>
+      </w:r>
+      <w:r>
+        <w:t xml:space="preserve"> сама подбирает степень параллелизма под число доступных процессоров.</w:t>
+      </w:r>
+    </w:p>
+    <w:p>
+      <w:pPr>
         <w:ind w:firstLine="709"/>
         <w:jc w:val="both"/>
       </w:pPr>
       <w:r>
-        <w:t>Листинг 3.1 – Параллельные циклы (задание 1)</w:t>
-      </w:r>
-    </w:p>
-    <w:p>
-      <w:pPr>
-        <w:pStyle w:val="Listing"/>
-      </w:pPr>
-      <w:r>
-        <w:t>// --- Параллельный цикл (Parallel.For) ---</w:t>
-      </w:r>
-    </w:p>
-    <w:p>
-      <w:pPr>
-        <w:pStyle w:val="Listing"/>
-      </w:pPr>
-      <w:r>
-        <w:t>sw.Restart();</w:t>
-      </w:r>
-    </w:p>
-    <w:p>
-      <w:pPr>
-        <w:pStyle w:val="Listing"/>
-      </w:pPr>
-      <w:r>
-        <w:t>double sumPar = 0;</w:t>
-      </w:r>
-    </w:p>
-    <w:p>
-      <w:pPr>
-        <w:pStyle w:val="Listing"/>
-      </w:pPr>
-      <w:r>
-        <w:t>object lockObj = new object();</w:t>
-      </w:r>
-    </w:p>
-    <w:p>
-      <w:pPr>
-        <w:pStyle w:val="Listing"/>
-      </w:pPr>
-      <w:r>
-        <w:t>Parallel.For(0, N, i =&gt;</w:t>
-      </w:r>
-    </w:p>
-    <w:p>
-      <w:pPr>
-        <w:pStyle w:val="Listing"/>
-      </w:pPr>
-      <w:r>
-        <w:t>{</w:t>
-      </w:r>
-    </w:p>
-    <w:p>
-      <w:pPr>
-        <w:pStyle w:val="Listing"/>
-      </w:pPr>
-      <w:r>
-        <w:t xml:space="preserve">    double value = Math.Sqrt(Math.Log(data[i] + 1));</w:t>
-      </w:r>
-    </w:p>
-    <w:p>
-      <w:pPr>
-        <w:pStyle w:val="Listing"/>
-      </w:pPr>
-      <w:r>
-        <w:t xml:space="preserve">    lock (lockObj)</w:t>
-      </w:r>
-    </w:p>
-    <w:p>
-      <w:pPr>
-        <w:pStyle w:val="Listing"/>
-      </w:pPr>
-      <w:r>
-        <w:t xml:space="preserve">    {</w:t>
-      </w:r>
-    </w:p>
-    <w:p>
-      <w:pPr>
-        <w:pStyle w:val="Listing"/>
-      </w:pPr>
-      <w:r>
-        <w:t xml:space="preserve">        sumPar += value;</w:t>
-      </w:r>
-    </w:p>
-    <w:p>
-      <w:pPr>
-        <w:pStyle w:val="Listing"/>
-      </w:pPr>
-      <w:r>
-        <w:t xml:space="preserve">    }</w:t>
-      </w:r>
-    </w:p>
-    <w:p>
-      <w:pPr>
-        <w:pStyle w:val="Listing"/>
-      </w:pPr>
-      <w:r>
-        <w:t>});</w:t>
-      </w:r>
-    </w:p>
-    <w:p>
-      <w:pPr>
-        <w:pStyle w:val="Listing"/>
-      </w:pPr>
-      <w:r>
-        <w:t>sw.Stop();</w:t>
-      </w:r>
-    </w:p>
-    <w:p>
-      <w:pPr>
-        <w:pStyle w:val="Listing"/>
-      </w:pPr>
-      <w:r>
-        <w:t>Console.WriteLine($"Параллельно (с блокировкой): {sw.ElapsedMilliseconds} мс, Результат: {sumPar:F2}");</w:t>
-      </w:r>
-    </w:p>
-    <w:p>
-      <w:pPr>
-        <w:pStyle w:val="Listing"/>
-      </w:pPr>
-    </w:p>
-    <w:p>
-      <w:pPr>
-        <w:pStyle w:val="Listing"/>
-      </w:pPr>
-      <w:r>
-        <w:t>// --- Параллельный цикл с локальными для потока переменными (оптимизированный) ---</w:t>
-      </w:r>
-    </w:p>
-    <w:p>
-      <w:pPr>
-        <w:pStyle w:val="Listing"/>
-      </w:pPr>
-      <w:r>
-        <w:t>sw.Restart();</w:t>
-      </w:r>
-    </w:p>
-    <w:p>
-      <w:pPr>
-        <w:pStyle w:val="Listing"/>
-      </w:pPr>
-      <w:r>
-        <w:t>double sumParLocal = 0;</w:t>
-      </w:r>
-    </w:p>
-    <w:p>
-      <w:pPr>
-        <w:pStyle w:val="Listing"/>
-      </w:pPr>
-      <w:r>
-        <w:t>Parallel.For(0, N,</w:t>
-      </w:r>
-    </w:p>
-    <w:p>
-      <w:pPr>
-        <w:pStyle w:val="Listing"/>
-      </w:pPr>
-      <w:r>
-        <w:t xml:space="preserve">    () =&gt; 0.0, // Локальный инициализатор</w:t>
-      </w:r>
-    </w:p>
-    <w:p>
-      <w:pPr>
-        <w:pStyle w:val="Listing"/>
-      </w:pPr>
-      <w:r>
-        <w:t xml:space="preserve">    (i, state, local) =&gt; local + Math.Sqrt(Math.Log(data[i] + 1)), // Тело</w:t>
-      </w:r>
-    </w:p>
-    <w:p>
-      <w:pPr>
-        <w:pStyle w:val="Listing"/>
-      </w:pPr>
-      <w:r>
-        <w:lastRenderedPageBreak/>
-        <w:t xml:space="preserve">    local =&gt; { lock (lockObj) { sumParLocal += local; } } // Агрегатор</w:t>
-      </w:r>
-    </w:p>
-    <w:p>
-      <w:pPr>
-        <w:pStyle w:val="Listing"/>
-      </w:pPr>
-      <w:r>
-        <w:t>);</w:t>
-      </w:r>
-    </w:p>
-    <w:p>
-      <w:pPr>
-        <w:pStyle w:val="Listing"/>
-      </w:pPr>
-      <w:r>
-        <w:t>sw.Stop();</w:t>
-      </w:r>
-    </w:p>
-    <w:p/>
+        <w:t xml:space="preserve">Параллельные циклы </w:t>
+      </w:r>
+      <w:r>
+        <w:rPr>
+          <w:i/>
+        </w:rPr>
+        <w:t>Parallel.For</w:t>
+      </w:r>
+      <w:r>
+        <w:t xml:space="preserve"> и </w:t>
+      </w:r>
+      <w:r>
+        <w:rPr>
+          <w:i/>
+        </w:rPr>
+        <w:t>Parallel.ForEach</w:t>
+      </w:r>
+      <w:r>
+        <w:t xml:space="preserve"> распределяют итерации по нескольким потокам, автоматически балансируют нагрузку, поддерживают локальные для потока данные, отмену операций и обработку исключений.</w:t>
+      </w:r>
+    </w:p>
     <w:p>
       <w:pPr>
         <w:ind w:firstLine="709"/>
         <w:jc w:val="both"/>
       </w:pPr>
       <w:r>
-        <w:t>Результат показан на рисунке 3.1.</w:t>
+        <w:rPr>
+          <w:i/>
+        </w:rPr>
+        <w:t>PLINQ</w:t>
+      </w:r>
+      <w:r>
+        <w:t xml:space="preserve"> – параллельная реализация </w:t>
+      </w:r>
+      <w:r>
+        <w:rPr>
+          <w:i/>
+        </w:rPr>
+        <w:t>LINQ to Objects</w:t>
+      </w:r>
+      <w:r>
+        <w:t xml:space="preserve">. Вызов </w:t>
+      </w:r>
+      <w:r>
+        <w:rPr>
+          <w:i/>
+        </w:rPr>
+        <w:t>AsParallel</w:t>
+      </w:r>
+      <w:r>
+        <w:t>()</w:t>
+      </w:r>
+      <w:r>
+        <w:t xml:space="preserve"> разбивает источник на части, и запрос выполняется на нескольких процессорах. Метод </w:t>
+      </w:r>
+      <w:r>
+        <w:rPr>
+          <w:i/>
+        </w:rPr>
+        <w:t>AsOrdered</w:t>
+      </w:r>
+      <w:r>
+        <w:t>()</w:t>
+      </w:r>
+      <w:r>
+        <w:t xml:space="preserve"> сохраняет порядок исходной коллекции, </w:t>
+      </w:r>
+      <w:r>
+        <w:rPr>
+          <w:i/>
+        </w:rPr>
+        <w:t>WithDegreeOfParallelism</w:t>
+      </w:r>
+      <w:r>
+        <w:t>(</w:t>
+      </w:r>
+      <w:r>
+        <w:rPr>
+          <w:i/>
+        </w:rPr>
+        <w:t>n</w:t>
+      </w:r>
+      <w:r>
+        <w:t>)</w:t>
+      </w:r>
+      <w:r>
+        <w:t xml:space="preserve"> ограничивает число потоков.</w:t>
+      </w:r>
+    </w:p>
+    <w:p>
+      <w:pPr>
+        <w:ind w:firstLine="709"/>
+        <w:jc w:val="both"/>
+      </w:pPr>
+      <w:r>
+        <w:t>Разделение данных (</w:t>
+      </w:r>
+      <w:r>
+        <w:rPr>
+          <w:i/>
+        </w:rPr>
+        <w:t>partitioning</w:t>
+      </w:r>
+      <w:r>
+        <w:t xml:space="preserve">) – стратегия распределения данных между задачами: на диапазоны (массивы, списки), на небольшие блоки (динамическая балансировка нагрузки), по хешу (операции по ключу). </w:t>
+      </w:r>
+      <w:r>
+        <w:lastRenderedPageBreak/>
+        <w:t>Агрегация объединяет результаты параллельных вычислений. Эффективный способ – локальные для потока переменные: каждый поток накапливает результат у себя, а общая блокировка нужна один раз в конце.</w:t>
+      </w:r>
+    </w:p>
+    <w:p>
+      <w:pPr>
+        <w:pStyle w:val="21"/>
+        <w:spacing w:before="360"/>
+        <w:ind w:firstLine="709"/>
+      </w:pPr>
+      <w:bookmarkStart w:id="4" w:name="_Toc242612945"/>
+      <w:r>
+        <w:rPr>
+          <w:rFonts w:ascii="Times New Roman" w:hAnsi="Times New Roman"/>
+        </w:rPr>
+        <w:t>2.3 Подготовка среды</w:t>
+      </w:r>
+      <w:bookmarkEnd w:id="4"/>
+    </w:p>
+    <w:p>
+      <w:pPr>
+        <w:ind w:firstLine="709"/>
+        <w:jc w:val="both"/>
+      </w:pPr>
+      <w:r>
+        <w:t xml:space="preserve">Приложение </w:t>
+      </w:r>
+      <w:r>
+        <w:rPr>
+          <w:i/>
+        </w:rPr>
+        <w:t>Lab5</w:t>
+      </w:r>
+      <w:r>
+        <w:t xml:space="preserve"> создано как консольный проект .</w:t>
+      </w:r>
+      <w:r>
+        <w:rPr>
+          <w:i/>
+        </w:rPr>
+        <w:t>NET</w:t>
+      </w:r>
+      <w:r>
+        <w:t xml:space="preserve"> с целевой платформой </w:t>
+      </w:r>
+      <w:r>
+        <w:rPr>
+          <w:i/>
+        </w:rPr>
+        <w:t>net10.0</w:t>
+      </w:r>
+      <w:r>
+        <w:t xml:space="preserve"> (</w:t>
+      </w:r>
+      <w:r>
+        <w:rPr>
+          <w:i/>
+        </w:rPr>
+        <w:t>SDK</w:t>
+      </w:r>
+      <w:r>
+        <w:t xml:space="preserve"> 10.0.401), замеры выполнены в режиме </w:t>
+      </w:r>
+      <w:r>
+        <w:rPr>
+          <w:i/>
+        </w:rPr>
+        <w:t>Release</w:t>
+      </w:r>
+      <w:r>
+        <w:t xml:space="preserve"> на процессоре </w:t>
+      </w:r>
+      <w:r>
+        <w:rPr>
+          <w:i/>
+        </w:rPr>
+        <w:t>Intel Core i5-1035G1</w:t>
+      </w:r>
+      <w:r>
+        <w:t xml:space="preserve"> (4 ядра, 8 логических процессоров). Задания запускаются аргументами </w:t>
+      </w:r>
+      <w:r>
+        <w:rPr>
+          <w:i/>
+        </w:rPr>
+        <w:t>p2t1</w:t>
+      </w:r>
+      <w:r>
+        <w:t xml:space="preserve">, </w:t>
+      </w:r>
+      <w:r>
+        <w:rPr>
+          <w:i/>
+        </w:rPr>
+        <w:t>p2t2</w:t>
+      </w:r>
+      <w:r>
+        <w:t xml:space="preserve">, </w:t>
+      </w:r>
+      <w:r>
+        <w:rPr>
+          <w:i/>
+        </w:rPr>
+        <w:t>p2t3</w:t>
+      </w:r>
+      <w:r>
+        <w:t xml:space="preserve">, </w:t>
+      </w:r>
+      <w:r>
+        <w:rPr>
+          <w:i/>
+        </w:rPr>
+        <w:t>p2t4</w:t>
+      </w:r>
+      <w:r>
+        <w:t xml:space="preserve">, </w:t>
+      </w:r>
+      <w:r>
+        <w:rPr>
+          <w:i/>
+        </w:rPr>
+        <w:t>p2t5</w:t>
+      </w:r>
+      <w:r>
+        <w:t xml:space="preserve">, индивидуальное задание – аргументом </w:t>
+      </w:r>
+      <w:r>
+        <w:rPr>
+          <w:i/>
+        </w:rPr>
+        <w:t>variant</w:t>
+      </w:r>
+      <w:r>
+        <w:t>.</w:t>
+      </w:r>
+    </w:p>
+    <w:p>
+      <w:pPr>
+        <w:ind w:firstLine="709"/>
+        <w:jc w:val="both"/>
+      </w:pPr>
+      <w:r>
+        <w:t xml:space="preserve">В код методических указаний внесены минимальные правки. В задании 4 и 5 добавлено </w:t>
+      </w:r>
+      <w:r>
+        <w:rPr>
+          <w:i/>
+        </w:rPr>
+        <w:t>using System.Collections.Concurrent</w:t>
+      </w:r>
+      <w:r>
+        <w:t>;</w:t>
+      </w:r>
+      <w:r>
+        <w:t xml:space="preserve">, без которого класс </w:t>
+      </w:r>
+      <w:r>
+        <w:rPr>
+          <w:i/>
+        </w:rPr>
+        <w:t>Partitioner</w:t>
+      </w:r>
+      <w:r>
+        <w:t xml:space="preserve"> не компилируется. В задании 2 в интерактивном поиске убраны </w:t>
+      </w:r>
+      <w:r>
+        <w:rPr>
+          <w:i/>
+        </w:rPr>
+        <w:t>Console.ReadKey</w:t>
+      </w:r>
+      <w:r>
+        <w:t>()</w:t>
+      </w:r>
+      <w:r>
+        <w:t xml:space="preserve"> в конце и бесконечный цикл при закрытом вводе: при </w:t>
+      </w:r>
+      <w:r>
+        <w:rPr>
+          <w:i/>
+        </w:rPr>
+        <w:t>input</w:t>
+      </w:r>
+      <w:r>
+        <w:t xml:space="preserve"> == </w:t>
+      </w:r>
+      <w:r>
+        <w:rPr>
+          <w:i/>
+        </w:rPr>
+        <w:t>null</w:t>
+      </w:r>
+      <w:r>
+        <w:t xml:space="preserve"> цикл завершается. Остальной код не изменен. Время каждого замера измерено однократно, поэтому цифры зависят от нагрузки компьютера.</w:t>
+      </w:r>
+    </w:p>
+    <w:p>
+      <w:pPr>
+        <w:pStyle w:val="21"/>
+        <w:spacing w:before="360"/>
+        <w:ind w:firstLine="709"/>
+      </w:pPr>
+      <w:bookmarkStart w:id="5" w:name="_Toc242612946"/>
+      <w:r>
+        <w:rPr>
+          <w:rFonts w:ascii="Times New Roman" w:hAnsi="Times New Roman"/>
+        </w:rPr>
+        <w:t>2.4 Задание 1. Введение в параллельные циклы</w:t>
+      </w:r>
+      <w:bookmarkEnd w:id="5"/>
+    </w:p>
+    <w:p>
+      <w:pPr>
+        <w:ind w:firstLine="709"/>
+        <w:jc w:val="both"/>
+      </w:pPr>
+      <w:r>
+        <w:t xml:space="preserve">Сумма </w:t>
+      </w:r>
+      <w:r>
+        <w:rPr>
+          <w:i/>
+        </w:rPr>
+        <w:t>Math.Sqrt</w:t>
+      </w:r>
+      <w:r>
+        <w:t>(</w:t>
+      </w:r>
+      <w:r>
+        <w:rPr>
+          <w:i/>
+        </w:rPr>
+        <w:t>Math.Log</w:t>
+      </w:r>
+      <w:r>
+        <w:t>(</w:t>
+      </w:r>
+      <w:r>
+        <w:rPr>
+          <w:i/>
+        </w:rPr>
+        <w:t>data</w:t>
+      </w:r>
+      <w:r>
+        <w:t>[</w:t>
+      </w:r>
+      <w:r>
+        <w:rPr>
+          <w:i/>
+        </w:rPr>
+        <w:t>i</w:t>
+      </w:r>
+      <w:r>
+        <w:t>] + 1))</w:t>
+      </w:r>
+      <w:r>
+        <w:t xml:space="preserve"> по 10 000 000 элементов вычисляется тремя способами: последовательным циклом, </w:t>
+      </w:r>
+      <w:r>
+        <w:rPr>
+          <w:i/>
+        </w:rPr>
+        <w:t>Parallel.For</w:t>
+      </w:r>
+      <w:r>
+        <w:t xml:space="preserve"> с блокировкой на каждой итерации и </w:t>
+      </w:r>
+      <w:r>
+        <w:rPr>
+          <w:i/>
+        </w:rPr>
+        <w:t>Parallel.For</w:t>
+      </w:r>
+      <w:r>
+        <w:t xml:space="preserve"> с локальными переменными потока. Код параллельных вариантов приведен в приложении А.</w:t>
+      </w:r>
+    </w:p>
+    <w:p>
+      <w:pPr>
+        <w:ind w:firstLine="709"/>
+        <w:jc w:val="both"/>
+      </w:pPr>
+      <w:r>
+        <w:t>Результат показан на рисунке 2.1.</w:t>
       </w:r>
     </w:p>
     <w:p>
@@ -2516,7 +2099,7 @@
           <w:noProof/>
         </w:rPr>
         <w:drawing>
-          <wp:inline distT="0" distB="0" distL="0" distR="0" wp14:anchorId="6A907BA9" wp14:editId="43E4E5E6">
+          <wp:inline distT="0" distB="0" distL="0" distR="0" wp14:anchorId="017A32FD" wp14:editId="4802CE34">
             <wp:extent cx="5580000" cy="1135579"/>
             <wp:effectExtent l="0" t="0" r="0" b="0"/>
             <wp:docPr id="1" name="Picture 1"/>
@@ -2558,7 +2141,7 @@
         <w:jc w:val="center"/>
       </w:pPr>
       <w:r>
-        <w:t>Рисунок 3.1 – Результат задания 1</w:t>
+        <w:t>Рисунок 2.1 – Результат задания 1</w:t>
       </w:r>
     </w:p>
     <w:p/>
@@ -2578,7 +2161,8 @@
         <w:jc w:val="both"/>
       </w:pPr>
       <w:r>
-        <w:t>Данные по теме «причины замедления версии с блокировкой» приведены в таблице 3.1.</w:t>
+        <w:lastRenderedPageBreak/>
+        <w:t>Данные по теме «причины замедления версии с блокировкой» приведены в таблице 2.1.</w:t>
       </w:r>
     </w:p>
     <w:p>
@@ -2587,7 +2171,7 @@
         <w:spacing w:before="360"/>
       </w:pPr>
       <w:r>
-        <w:t>Таблица 3.1 – Причины замедления версии с блокировкой</w:t>
+        <w:t>Таблица 2.1 – Причины замедления версии с блокировкой</w:t>
       </w:r>
     </w:p>
     <w:tbl>
@@ -2836,12 +2420,12 @@
         <w:spacing w:before="360"/>
         <w:ind w:firstLine="709"/>
       </w:pPr>
-      <w:bookmarkStart w:id="5" w:name="_Toc242610207"/>
+      <w:bookmarkStart w:id="6" w:name="_Toc242612947"/>
       <w:r>
         <w:rPr>
           <w:rFonts w:ascii="Times New Roman" w:hAnsi="Times New Roman"/>
         </w:rPr>
-        <w:t xml:space="preserve">3.3 Задание 2. </w:t>
+        <w:t xml:space="preserve">2.5 Задание 2. </w:t>
       </w:r>
       <w:r>
         <w:rPr>
@@ -2856,7 +2440,7 @@
         </w:rPr>
         <w:t xml:space="preserve"> с коллекциями</w:t>
       </w:r>
-      <w:bookmarkEnd w:id="5"/>
+      <w:bookmarkEnd w:id="6"/>
     </w:p>
     <w:p>
       <w:pPr>
@@ -2882,433 +2466,16 @@
         <w:t>CancellationToken</w:t>
       </w:r>
       <w:r>
-        <w:t>, сравнение блокировки и локальных переменных и интерактивный поиск числа. Код фильтрации и поиска с отменой приведен в листинге.</w:t>
-      </w:r>
-    </w:p>
-    <w:p>
-      <w:pPr>
-        <w:keepNext/>
+        <w:t>, сравнение блокировки и локальных переменных и интерактивный поиск числа. Код фильтрации и поиска с отменой приведен в приложении А.</w:t>
+      </w:r>
+    </w:p>
+    <w:p>
+      <w:pPr>
         <w:ind w:firstLine="709"/>
         <w:jc w:val="both"/>
       </w:pPr>
       <w:r>
-        <w:lastRenderedPageBreak/>
-        <w:t>Листинг 3.2 – Фильтрация и поиск с отменой (задание 2)</w:t>
-      </w:r>
-    </w:p>
-    <w:p>
-      <w:pPr>
-        <w:pStyle w:val="Listing"/>
-      </w:pPr>
-      <w:r>
-        <w:t>// 2. Фильтрация (Parallel.ForEach с локальными переменными)</w:t>
-      </w:r>
-    </w:p>
-    <w:p>
-      <w:pPr>
-        <w:pStyle w:val="Listing"/>
-      </w:pPr>
-      <w:r>
-        <w:t>Console.WriteLine("--- Фильтрация (&gt;500 и кратные 7) ---");</w:t>
-      </w:r>
-    </w:p>
-    <w:p>
-      <w:pPr>
-        <w:pStyle w:val="Listing"/>
-      </w:pPr>
-      <w:r>
-        <w:t>List&lt;int&gt; filtered = new List&lt;int&gt;();</w:t>
-      </w:r>
-    </w:p>
-    <w:p>
-      <w:pPr>
-        <w:pStyle w:val="Listing"/>
-      </w:pPr>
-      <w:r>
-        <w:t>object listLock = new object();</w:t>
-      </w:r>
-    </w:p>
-    <w:p>
-      <w:pPr>
-        <w:pStyle w:val="Listing"/>
-      </w:pPr>
-      <w:r>
-        <w:t>var ranges = Enumerable.Range(0, N).Select(i =&gt; numbers[i]);</w:t>
-      </w:r>
-    </w:p>
-    <w:p>
-      <w:pPr>
-        <w:pStyle w:val="Listing"/>
-      </w:pPr>
-      <w:r>
-        <w:t>sw.Restart();</w:t>
-      </w:r>
-    </w:p>
-    <w:p>
-      <w:pPr>
-        <w:pStyle w:val="Listing"/>
-      </w:pPr>
-      <w:r>
-        <w:t>Parallel.ForEach(ranges,</w:t>
-      </w:r>
-    </w:p>
-    <w:p>
-      <w:pPr>
-        <w:pStyle w:val="Listing"/>
-      </w:pPr>
-      <w:r>
-        <w:t xml:space="preserve">    () =&gt; new List&lt;int&gt;(),</w:t>
-      </w:r>
-    </w:p>
-    <w:p>
-      <w:pPr>
-        <w:pStyle w:val="Listing"/>
-      </w:pPr>
-      <w:r>
-        <w:t xml:space="preserve">    (val, state, local) =&gt;</w:t>
-      </w:r>
-    </w:p>
-    <w:p>
-      <w:pPr>
-        <w:pStyle w:val="Listing"/>
-      </w:pPr>
-      <w:r>
-        <w:t xml:space="preserve">    {</w:t>
-      </w:r>
-    </w:p>
-    <w:p>
-      <w:pPr>
-        <w:pStyle w:val="Listing"/>
-      </w:pPr>
-      <w:r>
-        <w:t xml:space="preserve">        if (val &gt; 500 &amp;&amp; val % 7 == 0) local.Add(val);</w:t>
-      </w:r>
-    </w:p>
-    <w:p>
-      <w:pPr>
-        <w:pStyle w:val="Listing"/>
-      </w:pPr>
-      <w:r>
-        <w:t xml:space="preserve">        return local;</w:t>
-      </w:r>
-    </w:p>
-    <w:p>
-      <w:pPr>
-        <w:pStyle w:val="Listing"/>
-      </w:pPr>
-      <w:r>
-        <w:t xml:space="preserve">    },</w:t>
-      </w:r>
-    </w:p>
-    <w:p>
-      <w:pPr>
-        <w:pStyle w:val="Listing"/>
-      </w:pPr>
-      <w:r>
-        <w:t xml:space="preserve">    local =&gt; { lock (listLock) filtered.AddRange(local); }</w:t>
-      </w:r>
-    </w:p>
-    <w:p>
-      <w:pPr>
-        <w:pStyle w:val="Listing"/>
-      </w:pPr>
-      <w:r>
-        <w:t>);</w:t>
-      </w:r>
-    </w:p>
-    <w:p>
-      <w:pPr>
-        <w:pStyle w:val="Listing"/>
-      </w:pPr>
-      <w:r>
-        <w:t>sw.Stop();</w:t>
-      </w:r>
-    </w:p>
-    <w:p>
-      <w:pPr>
-        <w:pStyle w:val="Listing"/>
-      </w:pPr>
-      <w:r>
-        <w:t>Console.WriteLine($"Найдено: {filtered.Count}, Время: {sw.ElapsedMilliseconds} мс");</w:t>
-      </w:r>
-    </w:p>
-    <w:p>
-      <w:pPr>
-        <w:pStyle w:val="Listing"/>
-      </w:pPr>
-      <w:r>
-        <w:t>Console.WriteLine($"Примеры: {string.Join(", ", filtered.Take(5))}\n");</w:t>
-      </w:r>
-    </w:p>
-    <w:p>
-      <w:pPr>
-        <w:pStyle w:val="Listing"/>
-      </w:pPr>
-    </w:p>
-    <w:p>
-      <w:pPr>
-        <w:pStyle w:val="Listing"/>
-      </w:pPr>
-      <w:r>
-        <w:t>// 3. Поиск с отменой</w:t>
-      </w:r>
-    </w:p>
-    <w:p>
-      <w:pPr>
-        <w:pStyle w:val="Listing"/>
-      </w:pPr>
-      <w:r>
-        <w:t>Console.WriteLine("--- Поиск с отменой ---");</w:t>
-      </w:r>
-    </w:p>
-    <w:p>
-      <w:pPr>
-        <w:pStyle w:val="Listing"/>
-      </w:pPr>
-      <w:r>
-        <w:t>int[] targets = { 777, 999, 123 };</w:t>
-      </w:r>
-    </w:p>
-    <w:p>
-      <w:pPr>
-        <w:pStyle w:val="Listing"/>
-      </w:pPr>
-      <w:r>
-        <w:t>bool[] found = new bool[targets.Length];</w:t>
-      </w:r>
-    </w:p>
-    <w:p>
-      <w:pPr>
-        <w:pStyle w:val="Listing"/>
-      </w:pPr>
-      <w:r>
-        <w:t>int[] positions = new int[targets.Length];</w:t>
-      </w:r>
-    </w:p>
-    <w:p>
-      <w:pPr>
-        <w:pStyle w:val="Listing"/>
-      </w:pPr>
-      <w:r>
-        <w:t>CancellationTokenSource cts = new CancellationTokenSource();</w:t>
-      </w:r>
-    </w:p>
-    <w:p>
-      <w:pPr>
-        <w:pStyle w:val="Listing"/>
-      </w:pPr>
-      <w:r>
-        <w:t>sw.Restart();</w:t>
-      </w:r>
-    </w:p>
-    <w:p>
-      <w:pPr>
-        <w:pStyle w:val="Listing"/>
-      </w:pPr>
-      <w:r>
-        <w:t>try</w:t>
-      </w:r>
-    </w:p>
-    <w:p>
-      <w:pPr>
-        <w:pStyle w:val="Listing"/>
-      </w:pPr>
-      <w:r>
-        <w:t>{</w:t>
-      </w:r>
-    </w:p>
-    <w:p>
-      <w:pPr>
-        <w:pStyle w:val="Listing"/>
-      </w:pPr>
-      <w:r>
-        <w:t xml:space="preserve">    Parallel.For(0, N, new ParallelOptions { CancellationToken = cts.Token }, (i, state) =&gt;</w:t>
-      </w:r>
-    </w:p>
-    <w:p>
-      <w:pPr>
-        <w:pStyle w:val="Listing"/>
-      </w:pPr>
-      <w:r>
-        <w:t xml:space="preserve">    {</w:t>
-      </w:r>
-    </w:p>
-    <w:p>
-      <w:pPr>
-        <w:pStyle w:val="Listing"/>
-      </w:pPr>
-      <w:r>
-        <w:t xml:space="preserve">        for (int j = 0; j &lt; targets.Length; j++)</w:t>
-      </w:r>
-    </w:p>
-    <w:p>
-      <w:pPr>
-        <w:pStyle w:val="Listing"/>
-      </w:pPr>
-      <w:r>
-        <w:t xml:space="preserve">        {</w:t>
-      </w:r>
-    </w:p>
-    <w:p>
-      <w:pPr>
-        <w:pStyle w:val="Listing"/>
-      </w:pPr>
-      <w:r>
-        <w:t xml:space="preserve">            if (!found[j] &amp;&amp; numbers[i] == targets[j])</w:t>
-      </w:r>
-    </w:p>
-    <w:p>
-      <w:pPr>
-        <w:pStyle w:val="Listing"/>
-      </w:pPr>
-      <w:r>
-        <w:t xml:space="preserve">            {</w:t>
-      </w:r>
-    </w:p>
-    <w:p>
-      <w:pPr>
-        <w:pStyle w:val="Listing"/>
-      </w:pPr>
-      <w:r>
-        <w:t xml:space="preserve">                lock (found)</w:t>
-      </w:r>
-    </w:p>
-    <w:p>
-      <w:pPr>
-        <w:pStyle w:val="Listing"/>
-      </w:pPr>
-      <w:r>
-        <w:t xml:space="preserve">                {</w:t>
-      </w:r>
-    </w:p>
-    <w:p>
-      <w:pPr>
-        <w:pStyle w:val="Listing"/>
-      </w:pPr>
-      <w:r>
-        <w:t xml:space="preserve">                    if (!found[j])</w:t>
-      </w:r>
-    </w:p>
-    <w:p>
-      <w:pPr>
-        <w:pStyle w:val="Listing"/>
-      </w:pPr>
-      <w:r>
-        <w:t xml:space="preserve">                    {</w:t>
-      </w:r>
-    </w:p>
-    <w:p>
-      <w:pPr>
-        <w:pStyle w:val="Listing"/>
-      </w:pPr>
-      <w:r>
-        <w:t xml:space="preserve">                        found[j] = true;</w:t>
-      </w:r>
-    </w:p>
-    <w:p>
-      <w:pPr>
-        <w:pStyle w:val="Listing"/>
-      </w:pPr>
-      <w:r>
-        <w:t xml:space="preserve">                        positions[j] = i;</w:t>
-      </w:r>
-    </w:p>
-    <w:p>
-      <w:pPr>
-        <w:pStyle w:val="Listing"/>
-      </w:pPr>
-      <w:r>
-        <w:t xml:space="preserve">                        Console.WriteLine($"✅ Найдено {targets[j]} на позиции {i}");</w:t>
-      </w:r>
-    </w:p>
-    <w:p>
-      <w:pPr>
-        <w:pStyle w:val="Listing"/>
-      </w:pPr>
-      <w:r>
-        <w:t xml:space="preserve">                        if (found.All(f =&gt; f)) { cts.Cancel(); state.Break(); return; }</w:t>
-      </w:r>
-    </w:p>
-    <w:p>
-      <w:pPr>
-        <w:pStyle w:val="Listing"/>
-      </w:pPr>
-      <w:r>
-        <w:t xml:space="preserve">                    }</w:t>
-      </w:r>
-    </w:p>
-    <w:p>
-      <w:pPr>
-        <w:pStyle w:val="Listing"/>
-      </w:pPr>
-      <w:r>
-        <w:t xml:space="preserve">                }</w:t>
-      </w:r>
-    </w:p>
-    <w:p>
-      <w:pPr>
-        <w:pStyle w:val="Listing"/>
-      </w:pPr>
-      <w:r>
-        <w:t xml:space="preserve">            }</w:t>
-      </w:r>
-    </w:p>
-    <w:p>
-      <w:pPr>
-        <w:pStyle w:val="Listing"/>
-      </w:pPr>
-      <w:r>
-        <w:t xml:space="preserve">        }</w:t>
-      </w:r>
-    </w:p>
-    <w:p>
-      <w:pPr>
-        <w:pStyle w:val="Listing"/>
-      </w:pPr>
-      <w:r>
-        <w:t xml:space="preserve">    });</w:t>
-      </w:r>
-    </w:p>
-    <w:p>
-      <w:pPr>
-        <w:pStyle w:val="Listing"/>
-      </w:pPr>
-      <w:r>
-        <w:t>}</w:t>
-      </w:r>
-    </w:p>
-    <w:p>
-      <w:pPr>
-        <w:pStyle w:val="Listing"/>
-      </w:pPr>
-      <w:r>
-        <w:t>catch (OperationCanceledException) { Console.WriteLine("✅ Все найдено!"); }</w:t>
-      </w:r>
-    </w:p>
-    <w:p>
-      <w:pPr>
-        <w:pStyle w:val="Listing"/>
-      </w:pPr>
-      <w:r>
-        <w:t>sw.Stop();</w:t>
-      </w:r>
-    </w:p>
-    <w:p>
-      <w:pPr>
-        <w:pStyle w:val="Listing"/>
-      </w:pPr>
-      <w:r>
-        <w:t>Console.WriteLine($"Время поиска: {sw.ElapsedMilliseconds} мс\n");</w:t>
-      </w:r>
-    </w:p>
-    <w:p/>
-    <w:p>
-      <w:pPr>
-        <w:ind w:firstLine="709"/>
-        <w:jc w:val="both"/>
-      </w:pPr>
-      <w:r>
-        <w:t>Результат показан на рисунке 3.2.</w:t>
+        <w:t>Результат показан на рисунке 2.2.</w:t>
       </w:r>
     </w:p>
     <w:p>
@@ -3321,8 +2488,9 @@
         <w:rPr>
           <w:noProof/>
         </w:rPr>
+        <w:lastRenderedPageBreak/>
         <w:drawing>
-          <wp:inline distT="0" distB="0" distL="0" distR="0" wp14:anchorId="3F548AC9" wp14:editId="295D1FE1">
+          <wp:inline distT="0" distB="0" distL="0" distR="0" wp14:anchorId="2EAD86DF" wp14:editId="521BE01E">
             <wp:extent cx="5580000" cy="3954947"/>
             <wp:effectExtent l="0" t="0" r="0" b="0"/>
             <wp:docPr id="2" name="Picture 2"/>
@@ -3364,7 +2532,7 @@
         <w:jc w:val="center"/>
       </w:pPr>
       <w:r>
-        <w:t>Рисунок 3.2 – Результат задания 2</w:t>
+        <w:t>Рисунок 2.2 – Результат задания 2</w:t>
       </w:r>
     </w:p>
     <w:p/>
@@ -3404,12 +2572,12 @@
         <w:spacing w:before="360"/>
         <w:ind w:firstLine="709"/>
       </w:pPr>
-      <w:bookmarkStart w:id="6" w:name="_Toc242610208"/>
+      <w:bookmarkStart w:id="7" w:name="_Toc242612948"/>
       <w:r>
         <w:rPr>
           <w:rFonts w:ascii="Times New Roman" w:hAnsi="Times New Roman"/>
         </w:rPr>
-        <w:t xml:space="preserve">3.4 Задание 3. </w:t>
+        <w:t xml:space="preserve">2.6 Задание 3. </w:t>
       </w:r>
       <w:r>
         <w:rPr>
@@ -3424,7 +2592,7 @@
         </w:rPr>
         <w:t xml:space="preserve"> для анализа данных</w:t>
       </w:r>
-      <w:bookmarkEnd w:id="6"/>
+      <w:bookmarkEnd w:id="7"/>
     </w:p>
     <w:p>
       <w:pPr>
@@ -3450,11 +2618,7 @@
         <w:t>PLINQ</w:t>
       </w:r>
       <w:r>
-        <w:t xml:space="preserve"> по </w:t>
-      </w:r>
-      <w:r>
-        <w:lastRenderedPageBreak/>
-        <w:t xml:space="preserve">умолчанию, </w:t>
+        <w:t xml:space="preserve"> по умолчанию, </w:t>
       </w:r>
       <w:r>
         <w:rPr>
@@ -3484,284 +2648,16 @@
         <w:t>(5)</w:t>
       </w:r>
       <w:r>
-        <w:t>. Код приведен в листинге.</w:t>
-      </w:r>
-    </w:p>
-    <w:p>
-      <w:pPr>
-        <w:keepNext/>
+        <w:t>. Код приведен в приложении А.</w:t>
+      </w:r>
+    </w:p>
+    <w:p>
+      <w:pPr>
         <w:ind w:firstLine="709"/>
         <w:jc w:val="both"/>
       </w:pPr>
       <w:r>
-        <w:t xml:space="preserve">Листинг 3.3 – Запросы </w:t>
-      </w:r>
-      <w:r>
-        <w:rPr>
-          <w:i/>
-        </w:rPr>
-        <w:t>LINQ</w:t>
-      </w:r>
-      <w:r>
-        <w:t xml:space="preserve"> и </w:t>
-      </w:r>
-      <w:r>
-        <w:rPr>
-          <w:i/>
-        </w:rPr>
-        <w:t>PLINQ</w:t>
-      </w:r>
-      <w:r>
-        <w:t xml:space="preserve"> (задание 3)</w:t>
-      </w:r>
-    </w:p>
-    <w:p>
-      <w:pPr>
-        <w:pStyle w:val="Listing"/>
-      </w:pPr>
-      <w:r>
-        <w:t>// --- Последовательный LINQ ---</w:t>
-      </w:r>
-    </w:p>
-    <w:p>
-      <w:pPr>
-        <w:pStyle w:val="Listing"/>
-      </w:pPr>
-      <w:r>
-        <w:t>Stopwatch sw = Stopwatch.StartNew();</w:t>
-      </w:r>
-    </w:p>
-    <w:p>
-      <w:pPr>
-        <w:pStyle w:val="Listing"/>
-      </w:pPr>
-      <w:r>
-        <w:t>var seqResult = data</w:t>
-      </w:r>
-    </w:p>
-    <w:p>
-      <w:pPr>
-        <w:pStyle w:val="Listing"/>
-      </w:pPr>
-      <w:r>
-        <w:t xml:space="preserve">    .Where(x =&gt; x &gt; 500)</w:t>
-      </w:r>
-    </w:p>
-    <w:p>
-      <w:pPr>
-        <w:pStyle w:val="Listing"/>
-      </w:pPr>
-      <w:r>
-        <w:t xml:space="preserve">    .Select(x =&gt; Math.Sqrt(x))</w:t>
-      </w:r>
-    </w:p>
-    <w:p>
-      <w:pPr>
-        <w:pStyle w:val="Listing"/>
-      </w:pPr>
-      <w:r>
-        <w:t xml:space="preserve">    .Average();</w:t>
-      </w:r>
-    </w:p>
-    <w:p>
-      <w:pPr>
-        <w:pStyle w:val="Listing"/>
-      </w:pPr>
-      <w:r>
-        <w:t>sw.Stop();</w:t>
-      </w:r>
-    </w:p>
-    <w:p>
-      <w:pPr>
-        <w:pStyle w:val="Listing"/>
-      </w:pPr>
-      <w:r>
-        <w:t>Console.WriteLine($"Последовательный LINQ: {sw.ElapsedMilliseconds} мс, Результат: {seqResult:F4}");</w:t>
-      </w:r>
-    </w:p>
-    <w:p>
-      <w:pPr>
-        <w:pStyle w:val="Listing"/>
-      </w:pPr>
-    </w:p>
-    <w:p>
-      <w:pPr>
-        <w:pStyle w:val="Listing"/>
-      </w:pPr>
-      <w:r>
-        <w:t>// --- PLINQ (базовый) ---</w:t>
-      </w:r>
-    </w:p>
-    <w:p>
-      <w:pPr>
-        <w:pStyle w:val="Listing"/>
-      </w:pPr>
-      <w:r>
-        <w:t>sw.Restart();</w:t>
-      </w:r>
-    </w:p>
-    <w:p>
-      <w:pPr>
-        <w:pStyle w:val="Listing"/>
-      </w:pPr>
-      <w:r>
-        <w:t>var plinqResult = data</w:t>
-      </w:r>
-    </w:p>
-    <w:p>
-      <w:pPr>
-        <w:pStyle w:val="Listing"/>
-      </w:pPr>
-      <w:r>
-        <w:t xml:space="preserve">    .AsParallel()</w:t>
-      </w:r>
-    </w:p>
-    <w:p>
-      <w:pPr>
-        <w:pStyle w:val="Listing"/>
-      </w:pPr>
-      <w:r>
-        <w:t xml:space="preserve">    .Where(x =&gt; x &gt; 500)</w:t>
-      </w:r>
-    </w:p>
-    <w:p>
-      <w:pPr>
-        <w:pStyle w:val="Listing"/>
-      </w:pPr>
-      <w:r>
-        <w:t xml:space="preserve">    .Select(x =&gt; Math.Sqrt(x))</w:t>
-      </w:r>
-    </w:p>
-    <w:p>
-      <w:pPr>
-        <w:pStyle w:val="Listing"/>
-      </w:pPr>
-      <w:r>
-        <w:t xml:space="preserve">    .Average();</w:t>
-      </w:r>
-    </w:p>
-    <w:p>
-      <w:pPr>
-        <w:pStyle w:val="Listing"/>
-      </w:pPr>
-      <w:r>
-        <w:t>sw.Stop();</w:t>
-      </w:r>
-    </w:p>
-    <w:p>
-      <w:pPr>
-        <w:pStyle w:val="Listing"/>
-      </w:pPr>
-      <w:r>
-        <w:t>Console.WriteLine($"PLINQ (по умолчанию): {sw.ElapsedMilliseconds} мс, Результат: {plinqResult:F4}");</w:t>
-      </w:r>
-    </w:p>
-    <w:p>
-      <w:pPr>
-        <w:pStyle w:val="Listing"/>
-      </w:pPr>
-    </w:p>
-    <w:p>
-      <w:pPr>
-        <w:pStyle w:val="Listing"/>
-      </w:pPr>
-      <w:r>
-        <w:t>// --- PLINQ со степенью параллелизма ---</w:t>
-      </w:r>
-    </w:p>
-    <w:p>
-      <w:pPr>
-        <w:pStyle w:val="Listing"/>
-      </w:pPr>
-      <w:r>
-        <w:t>sw.Restart();</w:t>
-      </w:r>
-    </w:p>
-    <w:p>
-      <w:pPr>
-        <w:pStyle w:val="Listing"/>
-      </w:pPr>
-      <w:r>
-        <w:t>var plinqResult2 = data</w:t>
-      </w:r>
-    </w:p>
-    <w:p>
-      <w:pPr>
-        <w:pStyle w:val="Listing"/>
-      </w:pPr>
-      <w:r>
-        <w:t xml:space="preserve">    .AsParallel()</w:t>
-      </w:r>
-    </w:p>
-    <w:p>
-      <w:pPr>
-        <w:pStyle w:val="Listing"/>
-      </w:pPr>
-      <w:r>
-        <w:t xml:space="preserve">    .WithDegreeOfParallelism(4)</w:t>
-      </w:r>
-    </w:p>
-    <w:p>
-      <w:pPr>
-        <w:pStyle w:val="Listing"/>
-      </w:pPr>
-      <w:r>
-        <w:t xml:space="preserve">    .Where(x =&gt; x &gt; 500)</w:t>
-      </w:r>
-    </w:p>
-    <w:p>
-      <w:pPr>
-        <w:pStyle w:val="Listing"/>
-      </w:pPr>
-      <w:r>
-        <w:t xml:space="preserve">    .Select(x =&gt; Math.Sqrt(x))</w:t>
-      </w:r>
-    </w:p>
-    <w:p>
-      <w:pPr>
-        <w:pStyle w:val="Listing"/>
-      </w:pPr>
-      <w:r>
-        <w:t xml:space="preserve">    .Average();</w:t>
-      </w:r>
-    </w:p>
-    <w:p>
-      <w:pPr>
-        <w:pStyle w:val="Listing"/>
-      </w:pPr>
-      <w:r>
-        <w:t>sw.Stop();</w:t>
-      </w:r>
-    </w:p>
-    <w:p>
-      <w:pPr>
-        <w:pStyle w:val="Listing"/>
-      </w:pPr>
-      <w:r>
-        <w:t>Console.WriteLine($"PLINQ (степень=4): {sw.ElapsedMilliseconds} мс, Результат: {plinqResult2:F4}");</w:t>
-      </w:r>
-    </w:p>
-    <w:p>
-      <w:pPr>
-        <w:pStyle w:val="Listing"/>
-      </w:pPr>
-    </w:p>
-    <w:p>
-      <w:pPr>
-        <w:pStyle w:val="Listing"/>
-      </w:pPr>
-      <w:r>
-        <w:t>// --- PLINQ с сохранением порядка ---</w:t>
-      </w:r>
-    </w:p>
-    <w:p/>
-    <w:p>
-      <w:pPr>
-        <w:ind w:firstLine="709"/>
-        <w:jc w:val="both"/>
-      </w:pPr>
-      <w:r>
-        <w:t>Результат показан на рисунке 3.3.</w:t>
+        <w:t>Результат показан на рисунке 2.3.</w:t>
       </w:r>
     </w:p>
     <w:p>
@@ -3774,8 +2670,9 @@
         <w:rPr>
           <w:noProof/>
         </w:rPr>
+        <w:lastRenderedPageBreak/>
         <w:drawing>
-          <wp:inline distT="0" distB="0" distL="0" distR="0" wp14:anchorId="749CD2ED" wp14:editId="3F54C648">
+          <wp:inline distT="0" distB="0" distL="0" distR="0" wp14:anchorId="1271C734" wp14:editId="31F3C360">
             <wp:extent cx="5580000" cy="1488000"/>
             <wp:effectExtent l="0" t="0" r="0" b="0"/>
             <wp:docPr id="3" name="Picture 3"/>
@@ -3817,7 +2714,7 @@
         <w:jc w:val="center"/>
       </w:pPr>
       <w:r>
-        <w:t>Рисунок 3.3 – Результат задания 3</w:t>
+        <w:t>Рисунок 2.3 – Результат задания 3</w:t>
       </w:r>
     </w:p>
     <w:p/>
@@ -3923,14 +2820,14 @@
         <w:spacing w:before="360"/>
         <w:ind w:firstLine="709"/>
       </w:pPr>
-      <w:bookmarkStart w:id="7" w:name="_Toc242610209"/>
+      <w:bookmarkStart w:id="8" w:name="_Toc242612949"/>
       <w:r>
         <w:rPr>
           <w:rFonts w:ascii="Times New Roman" w:hAnsi="Times New Roman"/>
         </w:rPr>
-        <w:t>3.5 Задание 4. Разделение данных и агрегация</w:t>
-      </w:r>
-      <w:bookmarkEnd w:id="7"/>
+        <w:t>2.7 Задание 4. Разделение данных и агрегация</w:t>
+      </w:r>
+      <w:bookmarkEnd w:id="8"/>
     </w:p>
     <w:p>
       <w:pPr>
@@ -3986,232 +2883,16 @@
         <w:t>Parallel.For</w:t>
       </w:r>
       <w:r>
-        <w:t xml:space="preserve"> с локальной для потока агрегацией. Код приведен в листинге.</w:t>
-      </w:r>
-    </w:p>
-    <w:p>
-      <w:pPr>
-        <w:keepNext/>
+        <w:t xml:space="preserve"> с локальной для потока агрегацией. Код приведен в приложении А.</w:t>
+      </w:r>
+    </w:p>
+    <w:p>
+      <w:pPr>
         <w:ind w:firstLine="709"/>
         <w:jc w:val="both"/>
       </w:pPr>
       <w:r>
-        <w:t>Листинг 3.4 – Стратегии разделения данных (задание 4)</w:t>
-      </w:r>
-    </w:p>
-    <w:p>
-      <w:pPr>
-        <w:pStyle w:val="Listing"/>
-      </w:pPr>
-      <w:r>
-        <w:t>// --- Пользовательское разделение с Partitioner ---</w:t>
-      </w:r>
-    </w:p>
-    <w:p>
-      <w:pPr>
-        <w:pStyle w:val="Listing"/>
-      </w:pPr>
-      <w:r>
-        <w:t>sw.Restart();</w:t>
-      </w:r>
-    </w:p>
-    <w:p>
-      <w:pPr>
-        <w:pStyle w:val="Listing"/>
-      </w:pPr>
-      <w:r>
-        <w:t>long sumCustom = 0;</w:t>
-      </w:r>
-    </w:p>
-    <w:p>
-      <w:pPr>
-        <w:pStyle w:val="Listing"/>
-      </w:pPr>
-      <w:r>
-        <w:t>var partitioner = Partitioner.Create(0, N, 100000);</w:t>
-      </w:r>
-    </w:p>
-    <w:p>
-      <w:pPr>
-        <w:pStyle w:val="Listing"/>
-      </w:pPr>
-      <w:r>
-        <w:t>Parallel.ForEach(partitioner, range =&gt;</w:t>
-      </w:r>
-    </w:p>
-    <w:p>
-      <w:pPr>
-        <w:pStyle w:val="Listing"/>
-      </w:pPr>
-      <w:r>
-        <w:t>{</w:t>
-      </w:r>
-    </w:p>
-    <w:p>
-      <w:pPr>
-        <w:pStyle w:val="Listing"/>
-      </w:pPr>
-      <w:r>
-        <w:t xml:space="preserve">    long localSum = 0;</w:t>
-      </w:r>
-    </w:p>
-    <w:p>
-      <w:pPr>
-        <w:pStyle w:val="Listing"/>
-      </w:pPr>
-      <w:r>
-        <w:t xml:space="preserve">    for (int i = range.Item1; i &lt; range.Item2; i++)</w:t>
-      </w:r>
-    </w:p>
-    <w:p>
-      <w:pPr>
-        <w:pStyle w:val="Listing"/>
-      </w:pPr>
-      <w:r>
-        <w:t xml:space="preserve">    {</w:t>
-      </w:r>
-    </w:p>
-    <w:p>
-      <w:pPr>
-        <w:pStyle w:val="Listing"/>
-      </w:pPr>
-      <w:r>
-        <w:t xml:space="preserve">        localSum += data[i];</w:t>
-      </w:r>
-    </w:p>
-    <w:p>
-      <w:pPr>
-        <w:pStyle w:val="Listing"/>
-      </w:pPr>
-      <w:r>
-        <w:t xml:space="preserve">    }</w:t>
-      </w:r>
-    </w:p>
-    <w:p>
-      <w:pPr>
-        <w:pStyle w:val="Listing"/>
-      </w:pPr>
-      <w:r>
-        <w:t xml:space="preserve">    Interlocked.Add(ref sumCustom, localSum);</w:t>
-      </w:r>
-    </w:p>
-    <w:p>
-      <w:pPr>
-        <w:pStyle w:val="Listing"/>
-      </w:pPr>
-      <w:r>
-        <w:t>});</w:t>
-      </w:r>
-    </w:p>
-    <w:p>
-      <w:pPr>
-        <w:pStyle w:val="Listing"/>
-      </w:pPr>
-      <w:r>
-        <w:t>sw.Stop();</w:t>
-      </w:r>
-    </w:p>
-    <w:p>
-      <w:pPr>
-        <w:pStyle w:val="Listing"/>
-      </w:pPr>
-      <w:r>
-        <w:t>Console.WriteLine($"Пользовательское разделение: {sw.ElapsedMilliseconds} мс, Сумма: {sumCustom}");</w:t>
-      </w:r>
-    </w:p>
-    <w:p>
-      <w:pPr>
-        <w:pStyle w:val="Listing"/>
-      </w:pPr>
-    </w:p>
-    <w:p>
-      <w:pPr>
-        <w:pStyle w:val="Listing"/>
-      </w:pPr>
-      <w:r>
-        <w:t>// --- Локальная для потока агрегация ---</w:t>
-      </w:r>
-    </w:p>
-    <w:p>
-      <w:pPr>
-        <w:pStyle w:val="Listing"/>
-      </w:pPr>
-      <w:r>
-        <w:t>sw.Restart();</w:t>
-      </w:r>
-    </w:p>
-    <w:p>
-      <w:pPr>
-        <w:pStyle w:val="Listing"/>
-      </w:pPr>
-      <w:r>
-        <w:t>long sumLocal = 0;</w:t>
-      </w:r>
-    </w:p>
-    <w:p>
-      <w:pPr>
-        <w:pStyle w:val="Listing"/>
-      </w:pPr>
-      <w:r>
-        <w:t>Parallel.For(0, N,</w:t>
-      </w:r>
-    </w:p>
-    <w:p>
-      <w:pPr>
-        <w:pStyle w:val="Listing"/>
-      </w:pPr>
-      <w:r>
-        <w:t xml:space="preserve">    () =&gt; 0L,</w:t>
-      </w:r>
-    </w:p>
-    <w:p>
-      <w:pPr>
-        <w:pStyle w:val="Listing"/>
-      </w:pPr>
-      <w:r>
-        <w:t xml:space="preserve">    (i, state, local) =&gt; local + data[i],</w:t>
-      </w:r>
-    </w:p>
-    <w:p>
-      <w:pPr>
-        <w:pStyle w:val="Listing"/>
-      </w:pPr>
-      <w:r>
-        <w:t xml:space="preserve">    local =&gt; Interlocked.Add(ref sumLocal, local)</w:t>
-      </w:r>
-    </w:p>
-    <w:p>
-      <w:pPr>
-        <w:pStyle w:val="Listing"/>
-      </w:pPr>
-      <w:r>
-        <w:t>);</w:t>
-      </w:r>
-    </w:p>
-    <w:p>
-      <w:pPr>
-        <w:pStyle w:val="Listing"/>
-      </w:pPr>
-      <w:r>
-        <w:t>sw.Stop();</w:t>
-      </w:r>
-    </w:p>
-    <w:p>
-      <w:pPr>
-        <w:pStyle w:val="Listing"/>
-      </w:pPr>
-      <w:r>
-        <w:t>Console.WriteLine($"Локальная агрегация: {sw.ElapsedMilliseconds} мс, Сумма: {sumLocal}");</w:t>
-      </w:r>
-    </w:p>
-    <w:p/>
-    <w:p>
-      <w:pPr>
-        <w:ind w:firstLine="709"/>
-        <w:jc w:val="both"/>
-      </w:pPr>
-      <w:r>
-        <w:t>Результат показан на рисунке 3.4.</w:t>
+        <w:t>Результат показан на рисунке 2.4.</w:t>
       </w:r>
     </w:p>
     <w:p>
@@ -4225,7 +2906,7 @@
           <w:noProof/>
         </w:rPr>
         <w:drawing>
-          <wp:inline distT="0" distB="0" distL="0" distR="0" wp14:anchorId="32479F7C" wp14:editId="00BE1E09">
+          <wp:inline distT="0" distB="0" distL="0" distR="0" wp14:anchorId="6F9AF72A" wp14:editId="2708F66D">
             <wp:extent cx="5580000" cy="1135579"/>
             <wp:effectExtent l="0" t="0" r="0" b="0"/>
             <wp:docPr id="4" name="Picture 4"/>
@@ -4267,7 +2948,7 @@
         <w:jc w:val="center"/>
       </w:pPr>
       <w:r>
-        <w:t>Рисунок 3.4 – Результат задания 4</w:t>
+        <w:t>Рисунок 2.4 – Результат задания 4</w:t>
       </w:r>
     </w:p>
     <w:p/>
@@ -4277,6 +2958,7 @@
         <w:jc w:val="both"/>
       </w:pPr>
       <w:r>
+        <w:lastRenderedPageBreak/>
         <w:t>Разделение на диапазоны с атомарным сложением заняло 237 мс, пользовательское разделение блоками по 100 000 элементов – 8 мс, локальная агрегация – 19 мс. Суммы во всех трех случаях равны 499 978 259.</w:t>
       </w:r>
     </w:p>
@@ -4304,14 +2986,14 @@
         <w:spacing w:before="360"/>
         <w:ind w:firstLine="709"/>
       </w:pPr>
-      <w:bookmarkStart w:id="8" w:name="_Toc242610210"/>
+      <w:bookmarkStart w:id="9" w:name="_Toc242612950"/>
       <w:r>
         <w:rPr>
           <w:rFonts w:ascii="Times New Roman" w:hAnsi="Times New Roman"/>
         </w:rPr>
-        <w:t>3.6 Задание 5. Комплексная обработка изображений</w:t>
-      </w:r>
-      <w:bookmarkEnd w:id="8"/>
+        <w:t>2.8 Задание 5. Комплексная обработка изображений</w:t>
+      </w:r>
+      <w:bookmarkEnd w:id="9"/>
     </w:p>
     <w:p>
       <w:pPr>
@@ -4355,310 +3037,16 @@
         <w:t>PLINQ</w:t>
       </w:r>
       <w:r>
-        <w:t>. Код приведен в листинге.</w:t>
-      </w:r>
-    </w:p>
-    <w:p>
-      <w:pPr>
-        <w:keepNext/>
+        <w:t>. Код приведен в приложении А.</w:t>
+      </w:r>
+    </w:p>
+    <w:p>
+      <w:pPr>
         <w:ind w:firstLine="709"/>
         <w:jc w:val="both"/>
       </w:pPr>
       <w:r>
-        <w:t>Листинг 3.5 – Параллельная обработка изображения (задание 5)</w:t>
-      </w:r>
-    </w:p>
-    <w:p>
-      <w:pPr>
-        <w:pStyle w:val="Listing"/>
-      </w:pPr>
-      <w:r>
-        <w:t>// --- Параллельная обработка (по строкам) ---</w:t>
-      </w:r>
-    </w:p>
-    <w:p>
-      <w:pPr>
-        <w:pStyle w:val="Listing"/>
-      </w:pPr>
-      <w:r>
-        <w:t>sw.Restart();</w:t>
-      </w:r>
-    </w:p>
-    <w:p>
-      <w:pPr>
-        <w:pStyle w:val="Listing"/>
-      </w:pPr>
-      <w:r>
-        <w:t>Parallel.For(0, height, y =&gt;</w:t>
-      </w:r>
-    </w:p>
-    <w:p>
-      <w:pPr>
-        <w:pStyle w:val="Listing"/>
-      </w:pPr>
-      <w:r>
-        <w:t>{</w:t>
-      </w:r>
-    </w:p>
-    <w:p>
-      <w:pPr>
-        <w:pStyle w:val="Listing"/>
-      </w:pPr>
-      <w:r>
-        <w:t xml:space="preserve">    for (int x = 0; x &lt; width; x++)</w:t>
-      </w:r>
-    </w:p>
-    <w:p>
-      <w:pPr>
-        <w:pStyle w:val="Listing"/>
-      </w:pPr>
-      <w:r>
-        <w:t xml:space="preserve">    {</w:t>
-      </w:r>
-    </w:p>
-    <w:p>
-      <w:pPr>
-        <w:pStyle w:val="Listing"/>
-      </w:pPr>
-      <w:r>
-        <w:t xml:space="preserve">        result[y, x] = ProcessPixel(image[y, x]);</w:t>
-      </w:r>
-    </w:p>
-    <w:p>
-      <w:pPr>
-        <w:pStyle w:val="Listing"/>
-      </w:pPr>
-      <w:r>
-        <w:t xml:space="preserve">    }</w:t>
-      </w:r>
-    </w:p>
-    <w:p>
-      <w:pPr>
-        <w:pStyle w:val="Listing"/>
-      </w:pPr>
-      <w:r>
-        <w:t>});</w:t>
-      </w:r>
-    </w:p>
-    <w:p>
-      <w:pPr>
-        <w:pStyle w:val="Listing"/>
-      </w:pPr>
-      <w:r>
-        <w:t>sw.Stop();</w:t>
-      </w:r>
-    </w:p>
-    <w:p>
-      <w:pPr>
-        <w:pStyle w:val="Listing"/>
-      </w:pPr>
-      <w:r>
-        <w:t>Console.WriteLine($"Параллельно (по строкам): {sw.ElapsedMilliseconds} мс");</w:t>
-      </w:r>
-    </w:p>
-    <w:p>
-      <w:pPr>
-        <w:pStyle w:val="Listing"/>
-      </w:pPr>
-    </w:p>
-    <w:p>
-      <w:pPr>
-        <w:pStyle w:val="Listing"/>
-      </w:pPr>
-      <w:r>
-        <w:t>// --- Параллельная обработка с разделением ---</w:t>
-      </w:r>
-    </w:p>
-    <w:p>
-      <w:pPr>
-        <w:pStyle w:val="Listing"/>
-      </w:pPr>
-      <w:r>
-        <w:t>sw.Restart();</w:t>
-      </w:r>
-    </w:p>
-    <w:p>
-      <w:pPr>
-        <w:pStyle w:val="Listing"/>
-      </w:pPr>
-      <w:r>
-        <w:t>var partitioner = Partitioner.Create(0, height, 100);</w:t>
-      </w:r>
-    </w:p>
-    <w:p>
-      <w:pPr>
-        <w:pStyle w:val="Listing"/>
-      </w:pPr>
-      <w:r>
-        <w:t>Parallel.ForEach(partitioner, range =&gt;</w:t>
-      </w:r>
-    </w:p>
-    <w:p>
-      <w:pPr>
-        <w:pStyle w:val="Listing"/>
-      </w:pPr>
-      <w:r>
-        <w:t>{</w:t>
-      </w:r>
-    </w:p>
-    <w:p>
-      <w:pPr>
-        <w:pStyle w:val="Listing"/>
-      </w:pPr>
-      <w:r>
-        <w:t xml:space="preserve">    for (int y = range.Item1; y &lt; range.Item2; y++)</w:t>
-      </w:r>
-    </w:p>
-    <w:p>
-      <w:pPr>
-        <w:pStyle w:val="Listing"/>
-      </w:pPr>
-      <w:r>
-        <w:lastRenderedPageBreak/>
-        <w:t xml:space="preserve">    {</w:t>
-      </w:r>
-    </w:p>
-    <w:p>
-      <w:pPr>
-        <w:pStyle w:val="Listing"/>
-      </w:pPr>
-      <w:r>
-        <w:t xml:space="preserve">        for (int x = 0; x &lt; width; x++)</w:t>
-      </w:r>
-    </w:p>
-    <w:p>
-      <w:pPr>
-        <w:pStyle w:val="Listing"/>
-      </w:pPr>
-      <w:r>
-        <w:t xml:space="preserve">        {</w:t>
-      </w:r>
-    </w:p>
-    <w:p>
-      <w:pPr>
-        <w:pStyle w:val="Listing"/>
-      </w:pPr>
-      <w:r>
-        <w:t xml:space="preserve">            result[y, x] = ProcessPixel(image[y, x]);</w:t>
-      </w:r>
-    </w:p>
-    <w:p>
-      <w:pPr>
-        <w:pStyle w:val="Listing"/>
-      </w:pPr>
-      <w:r>
-        <w:t xml:space="preserve">        }</w:t>
-      </w:r>
-    </w:p>
-    <w:p>
-      <w:pPr>
-        <w:pStyle w:val="Listing"/>
-      </w:pPr>
-      <w:r>
-        <w:t xml:space="preserve">    }</w:t>
-      </w:r>
-    </w:p>
-    <w:p>
-      <w:pPr>
-        <w:pStyle w:val="Listing"/>
-      </w:pPr>
-      <w:r>
-        <w:t>});</w:t>
-      </w:r>
-    </w:p>
-    <w:p>
-      <w:pPr>
-        <w:pStyle w:val="Listing"/>
-      </w:pPr>
-      <w:r>
-        <w:t>sw.Stop();</w:t>
-      </w:r>
-    </w:p>
-    <w:p>
-      <w:pPr>
-        <w:pStyle w:val="Listing"/>
-      </w:pPr>
-      <w:r>
-        <w:t>Console.WriteLine($"Параллельно (с разделением): {sw.ElapsedMilliseconds} мс");</w:t>
-      </w:r>
-    </w:p>
-    <w:p>
-      <w:pPr>
-        <w:pStyle w:val="Listing"/>
-      </w:pPr>
-    </w:p>
-    <w:p>
-      <w:pPr>
-        <w:pStyle w:val="Listing"/>
-      </w:pPr>
-      <w:r>
-        <w:t>// --- Обработка с помощью PLINQ ---</w:t>
-      </w:r>
-    </w:p>
-    <w:p>
-      <w:pPr>
-        <w:pStyle w:val="Listing"/>
-      </w:pPr>
-      <w:r>
-        <w:t>sw.Restart();</w:t>
-      </w:r>
-    </w:p>
-    <w:p>
-      <w:pPr>
-        <w:pStyle w:val="Listing"/>
-      </w:pPr>
-      <w:r>
-        <w:t>var pixels = Enumerable.Range(0, height * width)</w:t>
-      </w:r>
-    </w:p>
-    <w:p>
-      <w:pPr>
-        <w:pStyle w:val="Listing"/>
-      </w:pPr>
-      <w:r>
-        <w:t xml:space="preserve">    .AsParallel()</w:t>
-      </w:r>
-    </w:p>
-    <w:p>
-      <w:pPr>
-        <w:pStyle w:val="Listing"/>
-      </w:pPr>
-      <w:r>
-        <w:t xml:space="preserve">    .Select(i =&gt; ProcessPixel(image[i / width, i % width]))</w:t>
-      </w:r>
-    </w:p>
-    <w:p>
-      <w:pPr>
-        <w:pStyle w:val="Listing"/>
-      </w:pPr>
-      <w:r>
-        <w:t xml:space="preserve">    .ToArray();</w:t>
-      </w:r>
-    </w:p>
-    <w:p>
-      <w:pPr>
-        <w:pStyle w:val="Listing"/>
-      </w:pPr>
-      <w:r>
-        <w:t>sw.Stop();</w:t>
-      </w:r>
-    </w:p>
-    <w:p>
-      <w:pPr>
-        <w:pStyle w:val="Listing"/>
-      </w:pPr>
-      <w:r>
-        <w:t>Console.WriteLine($"PLINQ: {sw.ElapsedMilliseconds} мс");</w:t>
-      </w:r>
-    </w:p>
-    <w:p/>
-    <w:p>
-      <w:pPr>
-        <w:ind w:firstLine="709"/>
-        <w:jc w:val="both"/>
-      </w:pPr>
-      <w:r>
-        <w:t>Результат показан на рисунке 3.5.</w:t>
+        <w:t>Результат показан на рисунке 2.5.</w:t>
       </w:r>
     </w:p>
     <w:p>
@@ -4672,7 +3060,7 @@
           <w:noProof/>
         </w:rPr>
         <w:drawing>
-          <wp:inline distT="0" distB="0" distL="0" distR="0" wp14:anchorId="1892E569" wp14:editId="5677B214">
+          <wp:inline distT="0" distB="0" distL="0" distR="0" wp14:anchorId="1DE28A4B" wp14:editId="16E018CB">
             <wp:extent cx="5580000" cy="1253053"/>
             <wp:effectExtent l="0" t="0" r="0" b="0"/>
             <wp:docPr id="5" name="Picture 5"/>
@@ -4714,7 +3102,7 @@
         <w:jc w:val="center"/>
       </w:pPr>
       <w:r>
-        <w:t>Рисунок 3.5 – Результат задания 5</w:t>
+        <w:t>Рисунок 2.5 – Результат задания 5</w:t>
       </w:r>
     </w:p>
     <w:p/>
@@ -4805,14 +3193,14 @@
         <w:spacing w:before="360"/>
         <w:ind w:firstLine="709"/>
       </w:pPr>
-      <w:bookmarkStart w:id="9" w:name="_Toc242610211"/>
+      <w:bookmarkStart w:id="10" w:name="_Toc242612951"/>
       <w:r>
         <w:rPr>
           <w:rFonts w:ascii="Times New Roman" w:hAnsi="Times New Roman"/>
         </w:rPr>
-        <w:t>3.7 Индивидуальное задание, вариант 2. Параллельная фильтрация коллекций</w:t>
-      </w:r>
-      <w:bookmarkEnd w:id="9"/>
+        <w:t>2.9 Индивидуальное задание, вариант 2. Параллельная фильтрация коллекций</w:t>
+      </w:r>
+      <w:bookmarkEnd w:id="10"/>
     </w:p>
     <w:p>
       <w:pPr>
@@ -4856,10 +3244,7 @@
         <w:t>bool</w:t>
       </w:r>
       <w:r>
-        <w:t>&gt;</w:t>
-      </w:r>
-      <w:r>
-        <w:t xml:space="preserve">, которые передаются в один и тот же метод фильтрации: «значение больше 500 000 и кратно 7» (дешевое условие) и «значение простое» (затратное условие, проверка делением). Фильтруется коллекция из 2 000 000 чисел четырьмя способами: </w:t>
+        <w:t xml:space="preserve">&gt;, которые передаются в один и тот же метод фильтрации: «значение больше 500 000 и кратно 7» (дешевое условие) и «значение простое» (затратное условие, проверка делением). Фильтруется коллекция из 2 000 000 чисел четырьмя способами: </w:t>
       </w:r>
       <w:r>
         <w:rPr>
@@ -4908,489 +3293,16 @@
         <w:t>Parallel.ForEach</w:t>
       </w:r>
       <w:r>
-        <w:t xml:space="preserve"> с локальными списками. Код приведен в листинге.</w:t>
-      </w:r>
-    </w:p>
-    <w:p>
-      <w:pPr>
-        <w:keepNext/>
+        <w:t xml:space="preserve"> с локальными списками. Код приведен в приложении А.</w:t>
+      </w:r>
+    </w:p>
+    <w:p>
+      <w:pPr>
         <w:ind w:firstLine="709"/>
         <w:jc w:val="both"/>
       </w:pPr>
       <w:r>
-        <w:t>Листинг 3.6 – Фильтрация с пользовательскими условиями (вариант 2)</w:t>
-      </w:r>
-    </w:p>
-    <w:p>
-      <w:pPr>
-        <w:pStyle w:val="Listing"/>
-      </w:pPr>
-      <w:r>
-        <w:t xml:space="preserve">    // Пользовательские условия фильтрации</w:t>
-      </w:r>
-    </w:p>
-    <w:p>
-      <w:pPr>
-        <w:pStyle w:val="Listing"/>
-      </w:pPr>
-      <w:r>
-        <w:t xml:space="preserve">    static readonly (string Name, Func&lt;int, bool&gt; Condition)[] Conditions =</w:t>
-      </w:r>
-    </w:p>
-    <w:p>
-      <w:pPr>
-        <w:pStyle w:val="Listing"/>
-      </w:pPr>
-      <w:r>
-        <w:t xml:space="preserve">    {</w:t>
-      </w:r>
-    </w:p>
-    <w:p>
-      <w:pPr>
-        <w:pStyle w:val="Listing"/>
-      </w:pPr>
-      <w:r>
-        <w:t xml:space="preserve">        ("значение &gt; 500000 и кратно 7", x =&gt; x &gt; 500000 &amp;&amp; x % 7 == 0),</w:t>
-      </w:r>
-    </w:p>
-    <w:p>
-      <w:pPr>
-        <w:pStyle w:val="Listing"/>
-      </w:pPr>
-      <w:r>
-        <w:t xml:space="preserve">        ("значение простое", IsPrime),</w:t>
-      </w:r>
-    </w:p>
-    <w:p>
-      <w:pPr>
-        <w:pStyle w:val="Listing"/>
-      </w:pPr>
-      <w:r>
-        <w:t xml:space="preserve">    };</w:t>
-      </w:r>
-    </w:p>
-    <w:p>
-      <w:pPr>
-        <w:pStyle w:val="Listing"/>
-      </w:pPr>
-    </w:p>
-    <w:p>
-      <w:pPr>
-        <w:pStyle w:val="Listing"/>
-      </w:pPr>
-      <w:r>
-        <w:t xml:space="preserve">    public static void Run()</w:t>
-      </w:r>
-    </w:p>
-    <w:p>
-      <w:pPr>
-        <w:pStyle w:val="Listing"/>
-      </w:pPr>
-      <w:r>
-        <w:t xml:space="preserve">    {</w:t>
-      </w:r>
-    </w:p>
-    <w:p>
-      <w:pPr>
-        <w:pStyle w:val="Listing"/>
-      </w:pPr>
-      <w:r>
-        <w:t xml:space="preserve">        Console.WriteLine("=== ВАРИАНТ 2: ПАРАЛЛЕЛЬНАЯ ФИЛЬТРАЦИЯ КОЛЛЕКЦИЙ ===\n");</w:t>
-      </w:r>
-    </w:p>
-    <w:p>
-      <w:pPr>
-        <w:pStyle w:val="Listing"/>
-      </w:pPr>
-    </w:p>
-    <w:p>
-      <w:pPr>
-        <w:pStyle w:val="Listing"/>
-      </w:pPr>
-      <w:r>
-        <w:t xml:space="preserve">        const int N = 2000000;</w:t>
-      </w:r>
-    </w:p>
-    <w:p>
-      <w:pPr>
-        <w:pStyle w:val="Listing"/>
-      </w:pPr>
-      <w:r>
-        <w:t xml:space="preserve">        Random rand = new Random(42);</w:t>
-      </w:r>
-    </w:p>
-    <w:p>
-      <w:pPr>
-        <w:pStyle w:val="Listing"/>
-      </w:pPr>
-      <w:r>
-        <w:t xml:space="preserve">        List&lt;int&gt; data = Enumerable.Range(0, N).Select(i =&gt; rand.Next(1, 1000000)).ToList();</w:t>
-      </w:r>
-    </w:p>
-    <w:p>
-      <w:pPr>
-        <w:pStyle w:val="Listing"/>
-      </w:pPr>
-      <w:r>
-        <w:t xml:space="preserve">        Console.WriteLine($"Коллекция: {N} чисел от 1 до 999999\n");</w:t>
-      </w:r>
-    </w:p>
-    <w:p>
-      <w:pPr>
-        <w:pStyle w:val="Listing"/>
-      </w:pPr>
-    </w:p>
-    <w:p>
-      <w:pPr>
-        <w:pStyle w:val="Listing"/>
-      </w:pPr>
-      <w:r>
-        <w:t xml:space="preserve">        foreach (var (name, condition) in Conditions)</w:t>
-      </w:r>
-    </w:p>
-    <w:p>
-      <w:pPr>
-        <w:pStyle w:val="Listing"/>
-      </w:pPr>
-      <w:r>
-        <w:t xml:space="preserve">        {</w:t>
-      </w:r>
-    </w:p>
-    <w:p>
-      <w:pPr>
-        <w:pStyle w:val="Listing"/>
-      </w:pPr>
-      <w:r>
-        <w:t xml:space="preserve">            Console.WriteLine($"--- Условие: {name} ---");</w:t>
-      </w:r>
-    </w:p>
-    <w:p>
-      <w:pPr>
-        <w:pStyle w:val="Listing"/>
-      </w:pPr>
-      <w:r>
-        <w:t xml:space="preserve">            Filter(data, condition);</w:t>
-      </w:r>
-    </w:p>
-    <w:p>
-      <w:pPr>
-        <w:pStyle w:val="Listing"/>
-      </w:pPr>
-      <w:r>
-        <w:t xml:space="preserve">            Console.WriteLine();</w:t>
-      </w:r>
-    </w:p>
-    <w:p>
-      <w:pPr>
-        <w:pStyle w:val="Listing"/>
-      </w:pPr>
-      <w:r>
-        <w:t xml:space="preserve">        }</w:t>
-      </w:r>
-    </w:p>
-    <w:p>
-      <w:pPr>
-        <w:pStyle w:val="Listing"/>
-      </w:pPr>
-    </w:p>
-    <w:p>
-      <w:pPr>
-        <w:pStyle w:val="Listing"/>
-      </w:pPr>
-      <w:r>
-        <w:t xml:space="preserve">        Console.WriteLine("=== Вариант 2 Выполнен ===");</w:t>
-      </w:r>
-    </w:p>
-    <w:p>
-      <w:pPr>
-        <w:pStyle w:val="Listing"/>
-      </w:pPr>
-      <w:r>
-        <w:t xml:space="preserve">    }</w:t>
-      </w:r>
-    </w:p>
-    <w:p>
-      <w:pPr>
-        <w:pStyle w:val="Listing"/>
-      </w:pPr>
-    </w:p>
-    <w:p>
-      <w:pPr>
-        <w:pStyle w:val="Listing"/>
-      </w:pPr>
-      <w:r>
-        <w:t xml:space="preserve">    static void Filter(List&lt;int&gt; data, Func&lt;int, bool&gt; condition)</w:t>
-      </w:r>
-    </w:p>
-    <w:p>
-      <w:pPr>
-        <w:pStyle w:val="Listing"/>
-      </w:pPr>
-      <w:r>
-        <w:t xml:space="preserve">    {</w:t>
-      </w:r>
-    </w:p>
-    <w:p>
-      <w:pPr>
-        <w:pStyle w:val="Listing"/>
-      </w:pPr>
-      <w:r>
-        <w:t xml:space="preserve">        // Последовательный LINQ</w:t>
-      </w:r>
-    </w:p>
-    <w:p>
-      <w:pPr>
-        <w:pStyle w:val="Listing"/>
-      </w:pPr>
-      <w:r>
-        <w:t xml:space="preserve">        Stopwatch sw = Stopwatch.StartNew();</w:t>
-      </w:r>
-    </w:p>
-    <w:p>
-      <w:pPr>
-        <w:pStyle w:val="Listing"/>
-      </w:pPr>
-      <w:r>
-        <w:t xml:space="preserve">        List&lt;int&gt; seq = data.Where(condition).ToList();</w:t>
-      </w:r>
-    </w:p>
-    <w:p>
-      <w:pPr>
-        <w:pStyle w:val="Listing"/>
-      </w:pPr>
-      <w:r>
-        <w:t xml:space="preserve">        sw.Stop();</w:t>
-      </w:r>
-    </w:p>
-    <w:p>
-      <w:pPr>
-        <w:pStyle w:val="Listing"/>
-      </w:pPr>
-      <w:r>
-        <w:t xml:space="preserve">        Console.WriteLine($"LINQ:                     {sw.ElapsedMilliseconds,5} мс, найдено {seq.Count}");</w:t>
-      </w:r>
-    </w:p>
-    <w:p>
-      <w:pPr>
-        <w:pStyle w:val="Listing"/>
-      </w:pPr>
-    </w:p>
-    <w:p>
-      <w:pPr>
-        <w:pStyle w:val="Listing"/>
-      </w:pPr>
-      <w:r>
-        <w:t xml:space="preserve">        // PLINQ: порядок результатов не гарантируется</w:t>
-      </w:r>
-    </w:p>
-    <w:p>
-      <w:pPr>
-        <w:pStyle w:val="Listing"/>
-      </w:pPr>
-      <w:r>
-        <w:t xml:space="preserve">        sw.Restart();</w:t>
-      </w:r>
-    </w:p>
-    <w:p>
-      <w:pPr>
-        <w:pStyle w:val="Listing"/>
-      </w:pPr>
-      <w:r>
-        <w:t xml:space="preserve">        List&lt;int&gt; plinq = data.AsParallel().Where(condition).ToList();</w:t>
-      </w:r>
-    </w:p>
-    <w:p>
-      <w:pPr>
-        <w:pStyle w:val="Listing"/>
-      </w:pPr>
-      <w:r>
-        <w:t xml:space="preserve">        sw.Stop();</w:t>
-      </w:r>
-    </w:p>
-    <w:p>
-      <w:pPr>
-        <w:pStyle w:val="Listing"/>
-      </w:pPr>
-      <w:r>
-        <w:t xml:space="preserve">        Console.WriteLine($"PLINQ:                    {sw.ElapsedMilliseconds,5} мс, найдено {plinq.Count}");</w:t>
-      </w:r>
-    </w:p>
-    <w:p>
-      <w:pPr>
-        <w:pStyle w:val="Listing"/>
-      </w:pPr>
-    </w:p>
-    <w:p>
-      <w:pPr>
-        <w:pStyle w:val="Listing"/>
-      </w:pPr>
-      <w:r>
-        <w:t xml:space="preserve">        // PLINQ с сохранением порядка исходной коллекции</w:t>
-      </w:r>
-    </w:p>
-    <w:p>
-      <w:pPr>
-        <w:pStyle w:val="Listing"/>
-      </w:pPr>
-      <w:r>
-        <w:t xml:space="preserve">        sw.Restart();</w:t>
-      </w:r>
-    </w:p>
-    <w:p>
-      <w:pPr>
-        <w:pStyle w:val="Listing"/>
-      </w:pPr>
-      <w:r>
-        <w:t xml:space="preserve">        List&lt;int&gt; ordered = data.AsParallel().AsOrdered().Where(condition).ToList();</w:t>
-      </w:r>
-    </w:p>
-    <w:p>
-      <w:pPr>
-        <w:pStyle w:val="Listing"/>
-      </w:pPr>
-      <w:r>
-        <w:t xml:space="preserve">        sw.Stop();</w:t>
-      </w:r>
-    </w:p>
-    <w:p>
-      <w:pPr>
-        <w:pStyle w:val="Listing"/>
-      </w:pPr>
-      <w:r>
-        <w:lastRenderedPageBreak/>
-        <w:t xml:space="preserve">        Console.WriteLine($"PLINQ (AsOrdered):        {sw.ElapsedMilliseconds,5} мс, найдено {ordered.Count}");</w:t>
-      </w:r>
-    </w:p>
-    <w:p>
-      <w:pPr>
-        <w:pStyle w:val="Listing"/>
-      </w:pPr>
-    </w:p>
-    <w:p>
-      <w:pPr>
-        <w:pStyle w:val="Listing"/>
-      </w:pPr>
-      <w:r>
-        <w:t xml:space="preserve">        // Parallel.ForEach с локальными списками потоков</w:t>
-      </w:r>
-    </w:p>
-    <w:p>
-      <w:pPr>
-        <w:pStyle w:val="Listing"/>
-      </w:pPr>
-      <w:r>
-        <w:t xml:space="preserve">        sw.Restart();</w:t>
-      </w:r>
-    </w:p>
-    <w:p>
-      <w:pPr>
-        <w:pStyle w:val="Listing"/>
-      </w:pPr>
-      <w:r>
-        <w:t xml:space="preserve">        List&lt;int&gt; merged = new List&lt;int&gt;();</w:t>
-      </w:r>
-    </w:p>
-    <w:p>
-      <w:pPr>
-        <w:pStyle w:val="Listing"/>
-      </w:pPr>
-      <w:r>
-        <w:t xml:space="preserve">        object mergeLock = new object();</w:t>
-      </w:r>
-    </w:p>
-    <w:p>
-      <w:pPr>
-        <w:pStyle w:val="Listing"/>
-      </w:pPr>
-      <w:r>
-        <w:t xml:space="preserve">        Parallel.ForEach(data,</w:t>
-      </w:r>
-    </w:p>
-    <w:p>
-      <w:pPr>
-        <w:pStyle w:val="Listing"/>
-      </w:pPr>
-      <w:r>
-        <w:t xml:space="preserve">            () =&gt; new List&lt;int&gt;(),</w:t>
-      </w:r>
-    </w:p>
-    <w:p>
-      <w:pPr>
-        <w:pStyle w:val="Listing"/>
-      </w:pPr>
-      <w:r>
-        <w:t xml:space="preserve">            (value, state, local) =&gt; { if (condition(value)) local.Add(value); return local; },</w:t>
-      </w:r>
-    </w:p>
-    <w:p>
-      <w:pPr>
-        <w:pStyle w:val="Listing"/>
-      </w:pPr>
-      <w:r>
-        <w:t xml:space="preserve">            local =&gt; { lock (mergeLock) merged.AddRange(local); });</w:t>
-      </w:r>
-    </w:p>
-    <w:p>
-      <w:pPr>
-        <w:pStyle w:val="Listing"/>
-      </w:pPr>
-      <w:r>
-        <w:t xml:space="preserve">        sw.Stop();</w:t>
-      </w:r>
-    </w:p>
-    <w:p>
-      <w:pPr>
-        <w:pStyle w:val="Listing"/>
-      </w:pPr>
-      <w:r>
-        <w:t xml:space="preserve">        Console.WriteLine($"Parallel.ForEach:         {sw.ElapsedMilliseconds,5} мс, найдено {merged.Count}");</w:t>
-      </w:r>
-    </w:p>
-    <w:p>
-      <w:pPr>
-        <w:pStyle w:val="Listing"/>
-      </w:pPr>
-    </w:p>
-    <w:p>
-      <w:pPr>
-        <w:pStyle w:val="Listing"/>
-      </w:pPr>
-      <w:r>
-        <w:t xml:space="preserve">        Console.WriteLine($"Результаты LINQ и PLINQ (AsOrdered) совпадают: {seq.SequenceEqual(ordered)}");</w:t>
-      </w:r>
-    </w:p>
-    <w:p>
-      <w:pPr>
-        <w:pStyle w:val="Listing"/>
-      </w:pPr>
-      <w:r>
-        <w:t xml:space="preserve">        Console.WriteLine($"Первые 5: {string.Join(", ", ordered.Take(5))}");</w:t>
-      </w:r>
-    </w:p>
-    <w:p>
-      <w:pPr>
-        <w:pStyle w:val="Listing"/>
-      </w:pPr>
-      <w:r>
-        <w:t xml:space="preserve">    }</w:t>
-      </w:r>
-    </w:p>
-    <w:p>
-      <w:pPr>
-        <w:pStyle w:val="Listing"/>
-      </w:pPr>
-      <w:r>
-        <w:t>}</w:t>
-      </w:r>
-    </w:p>
-    <w:p/>
-    <w:p>
-      <w:pPr>
-        <w:ind w:firstLine="709"/>
-        <w:jc w:val="both"/>
-      </w:pPr>
-      <w:r>
-        <w:t>Результат показан на рисунке 3.6.</w:t>
+        <w:t>Результат показан на рисунке 2.6.</w:t>
       </w:r>
     </w:p>
     <w:p>
@@ -5404,7 +3316,7 @@
           <w:noProof/>
         </w:rPr>
         <w:drawing>
-          <wp:inline distT="0" distB="0" distL="0" distR="0" wp14:anchorId="48F792CD" wp14:editId="5CC7A96C">
+          <wp:inline distT="0" distB="0" distL="0" distR="0" wp14:anchorId="2E23EA68" wp14:editId="32E45646">
             <wp:extent cx="5580000" cy="2780211"/>
             <wp:effectExtent l="0" t="0" r="0" b="0"/>
             <wp:docPr id="6" name="Picture 6"/>
@@ -5446,7 +3358,7 @@
         <w:jc w:val="center"/>
       </w:pPr>
       <w:r>
-        <w:t>Рисунок 3.6 – Результат индивидуального задания</w:t>
+        <w:t>Рисунок 2.6 – Результат индивидуального задания</w:t>
       </w:r>
     </w:p>
     <w:p/>
@@ -5555,7 +3467,6 @@
         <w:jc w:val="both"/>
       </w:pPr>
       <w:r>
-        <w:lastRenderedPageBreak/>
         <w:t xml:space="preserve">Эффект от распараллеливания зависит от стоимости условия. Для дешевого условия параллельные варианты не быстрее последовательного, а для затратного </w:t>
       </w:r>
       <w:r>
@@ -5590,54 +3501,13 @@
         <w:pStyle w:val="1"/>
         <w:ind w:firstLine="709"/>
       </w:pPr>
-      <w:bookmarkStart w:id="10" w:name="_Toc242610212"/>
+      <w:bookmarkStart w:id="11" w:name="_Toc242612952"/>
       <w:r>
         <w:rPr>
           <w:rFonts w:ascii="Times New Roman" w:hAnsi="Times New Roman"/>
         </w:rPr>
         <w:lastRenderedPageBreak/>
-        <w:t>4 КОНТРОЛЬНЫЕ ВОПРОСЫ</w:t>
-      </w:r>
-      <w:bookmarkEnd w:id="10"/>
-    </w:p>
-    <w:p>
-      <w:pPr>
-        <w:pStyle w:val="21"/>
-        <w:spacing w:before="360"/>
-        <w:ind w:firstLine="709"/>
-      </w:pPr>
-      <w:bookmarkStart w:id="11" w:name="_Toc242610213"/>
-      <w:r>
-        <w:rPr>
-          <w:rFonts w:ascii="Times New Roman" w:hAnsi="Times New Roman"/>
-        </w:rPr>
-        <w:t xml:space="preserve">4.1 Что такое </w:t>
-      </w:r>
-      <w:r>
-        <w:rPr>
-          <w:rFonts w:ascii="Times New Roman" w:hAnsi="Times New Roman"/>
-          <w:i/>
-        </w:rPr>
-        <w:t>Task Parallel Library</w:t>
-      </w:r>
-      <w:r>
-        <w:rPr>
-          <w:rFonts w:ascii="Times New Roman" w:hAnsi="Times New Roman"/>
-        </w:rPr>
-        <w:t xml:space="preserve"> (</w:t>
-      </w:r>
-      <w:r>
-        <w:rPr>
-          <w:rFonts w:ascii="Times New Roman" w:hAnsi="Times New Roman"/>
-          <w:i/>
-        </w:rPr>
-        <w:t>TPL</w:t>
-      </w:r>
-      <w:r>
-        <w:rPr>
-          <w:rFonts w:ascii="Times New Roman" w:hAnsi="Times New Roman"/>
-        </w:rPr>
-        <w:t>) и каковы ее основные компоненты</w:t>
+        <w:t>3 Ответы на контрольные вопросы</w:t>
       </w:r>
       <w:bookmarkEnd w:id="11"/>
     </w:p>
@@ -5647,142 +3517,26 @@
         <w:jc w:val="both"/>
       </w:pPr>
       <w:r>
+        <w:t xml:space="preserve">1. Что такое </w:t>
+      </w:r>
+      <w:r>
         <w:rPr>
           <w:i/>
         </w:rPr>
+        <w:t>Task Parallel Library</w:t>
+      </w:r>
+      <w:r>
+        <w:t xml:space="preserve"> (</w:t>
+      </w:r>
+      <w:r>
+        <w:rPr>
+          <w:i/>
+        </w:rPr>
         <w:t>TPL</w:t>
       </w:r>
       <w:r>
-        <w:t xml:space="preserve"> – библиотека пространства имен </w:t>
-      </w:r>
-      <w:r>
-        <w:rPr>
-          <w:i/>
-        </w:rPr>
-        <w:t>System.Threading.Tasks</w:t>
-      </w:r>
-      <w:r>
-        <w:t xml:space="preserve"> для параллельного и асинхронного программирования. Основные компоненты: </w:t>
-      </w:r>
-      <w:r>
-        <w:rPr>
-          <w:i/>
-        </w:rPr>
-        <w:t>Task</w:t>
-      </w:r>
-      <w:r>
-        <w:t xml:space="preserve"> и </w:t>
-      </w:r>
-      <w:r>
-        <w:rPr>
-          <w:i/>
-        </w:rPr>
-        <w:t>Task</w:t>
-      </w:r>
-      <w:r>
-        <w:t>&lt;</w:t>
-      </w:r>
-      <w:r>
-        <w:rPr>
-          <w:i/>
-        </w:rPr>
-        <w:t>TResult</w:t>
-      </w:r>
-      <w:r>
-        <w:t>&gt;</w:t>
-      </w:r>
-      <w:r>
-        <w:t xml:space="preserve"> (асинхронные операции), </w:t>
-      </w:r>
-      <w:r>
-        <w:rPr>
-          <w:i/>
-        </w:rPr>
-        <w:t>Parallel.For</w:t>
-      </w:r>
-      <w:r>
-        <w:t xml:space="preserve">, </w:t>
-      </w:r>
-      <w:r>
-        <w:rPr>
-          <w:i/>
-        </w:rPr>
-        <w:t>Parallel.ForEach</w:t>
-      </w:r>
-      <w:r>
-        <w:t xml:space="preserve"> и </w:t>
-      </w:r>
-      <w:r>
-        <w:rPr>
-          <w:i/>
-        </w:rPr>
-        <w:t>Parallel.Invoke</w:t>
-      </w:r>
-      <w:r>
-        <w:t xml:space="preserve"> (параллельные циклы и вызовы), </w:t>
-      </w:r>
-      <w:r>
-        <w:rPr>
-          <w:i/>
-        </w:rPr>
-        <w:t>CancellationToken</w:t>
-      </w:r>
-      <w:r>
-        <w:t xml:space="preserve"> (отмена), </w:t>
-      </w:r>
-      <w:r>
-        <w:rPr>
-          <w:i/>
-        </w:rPr>
-        <w:t>Partitioner</w:t>
-      </w:r>
-      <w:r>
-        <w:t xml:space="preserve"> (разделение данных), а также </w:t>
-      </w:r>
-      <w:r>
-        <w:rPr>
-          <w:i/>
-        </w:rPr>
-        <w:t>PLINQ</w:t>
-      </w:r>
-      <w:r>
-        <w:t>.</w:t>
-      </w:r>
-    </w:p>
-    <w:p>
-      <w:pPr>
-        <w:pStyle w:val="21"/>
-        <w:spacing w:before="360"/>
-        <w:ind w:firstLine="709"/>
-      </w:pPr>
-      <w:bookmarkStart w:id="12" w:name="_Toc242610214"/>
-      <w:r>
-        <w:rPr>
-          <w:rFonts w:ascii="Times New Roman" w:hAnsi="Times New Roman"/>
-        </w:rPr>
-        <w:t xml:space="preserve">4.2 В чем разница между </w:t>
-      </w:r>
-      <w:r>
-        <w:rPr>
-          <w:rFonts w:ascii="Times New Roman" w:hAnsi="Times New Roman"/>
-          <w:i/>
-        </w:rPr>
-        <w:t>Parallel.For</w:t>
-      </w:r>
-      <w:r>
-        <w:rPr>
-          <w:rFonts w:ascii="Times New Roman" w:hAnsi="Times New Roman"/>
-        </w:rPr>
-        <w:t xml:space="preserve"> и </w:t>
-      </w:r>
-      <w:r>
-        <w:rPr>
-          <w:rFonts w:ascii="Times New Roman" w:hAnsi="Times New Roman"/>
-          <w:i/>
-        </w:rPr>
-        <w:t>Parallel.ForEach</w:t>
-      </w:r>
-      <w:bookmarkEnd w:id="12"/>
+        <w:t>) и каковы ее основные компоненты?</w:t>
+      </w:r>
     </w:p>
     <w:p>
       <w:pPr>
@@ -5793,10 +3547,58 @@
         <w:rPr>
           <w:i/>
         </w:rPr>
+        <w:t>TPL</w:t>
+      </w:r>
+      <w:r>
+        <w:t xml:space="preserve"> – библиотека пространства имен </w:t>
+      </w:r>
+      <w:r>
+        <w:rPr>
+          <w:i/>
+        </w:rPr>
+        <w:t>System.Threading.Tasks</w:t>
+      </w:r>
+      <w:r>
+        <w:t xml:space="preserve"> для параллельного и асинхронного программирования. Основные компоненты: </w:t>
+      </w:r>
+      <w:r>
+        <w:rPr>
+          <w:i/>
+        </w:rPr>
+        <w:t>Task</w:t>
+      </w:r>
+      <w:r>
+        <w:t xml:space="preserve"> и </w:t>
+      </w:r>
+      <w:r>
+        <w:rPr>
+          <w:i/>
+        </w:rPr>
+        <w:t>Task</w:t>
+      </w:r>
+      <w:r>
+        <w:t>&lt;</w:t>
+      </w:r>
+      <w:r>
+        <w:rPr>
+          <w:i/>
+        </w:rPr>
+        <w:t>TResult</w:t>
+      </w:r>
+      <w:r>
+        <w:t>&gt;</w:t>
+      </w:r>
+      <w:r>
+        <w:t xml:space="preserve"> (асинхронные операции), </w:t>
+      </w:r>
+      <w:r>
+        <w:rPr>
+          <w:i/>
+        </w:rPr>
         <w:t>Parallel.For</w:t>
       </w:r>
       <w:r>
-        <w:t xml:space="preserve"> распараллеливает цикл по диапазону целых индексов и подходит для массивов и списков. </w:t>
+        <w:t xml:space="preserve">, </w:t>
       </w:r>
       <w:r>
         <w:rPr>
@@ -5805,61 +3607,44 @@
         <w:t>Parallel.ForEach</w:t>
       </w:r>
       <w:r>
-        <w:t xml:space="preserve"> перебирает произвольную коллекцию </w:t>
+        <w:t xml:space="preserve"> и </w:t>
       </w:r>
       <w:r>
         <w:rPr>
           <w:i/>
         </w:rPr>
-        <w:t>IEnumerable</w:t>
-      </w:r>
-      <w:r>
-        <w:t xml:space="preserve"> и подходит там, где индексов нет, а также для работы с </w:t>
+        <w:t>Parallel.Invoke</w:t>
+      </w:r>
+      <w:r>
+        <w:t xml:space="preserve"> (параллельные циклы и вызовы), </w:t>
       </w:r>
       <w:r>
         <w:rPr>
           <w:i/>
         </w:rPr>
+        <w:t>CancellationToken</w:t>
+      </w:r>
+      <w:r>
+        <w:t xml:space="preserve"> (отмена), </w:t>
+      </w:r>
+      <w:r>
+        <w:rPr>
+          <w:i/>
+        </w:rPr>
         <w:t>Partitioner</w:t>
       </w:r>
       <w:r>
+        <w:t xml:space="preserve"> (разделение данных), а также </w:t>
+      </w:r>
+      <w:r>
+        <w:rPr>
+          <w:i/>
+        </w:rPr>
+        <w:t>PLINQ</w:t>
+      </w:r>
+      <w:r>
         <w:t>.</w:t>
       </w:r>
-    </w:p>
-    <w:p>
-      <w:pPr>
-        <w:pStyle w:val="21"/>
-        <w:spacing w:before="360"/>
-        <w:ind w:firstLine="709"/>
-      </w:pPr>
-      <w:bookmarkStart w:id="13" w:name="_Toc242610215"/>
-      <w:r>
-        <w:rPr>
-          <w:rFonts w:ascii="Times New Roman" w:hAnsi="Times New Roman"/>
-        </w:rPr>
-        <w:t xml:space="preserve">4.3 Чем </w:t>
-      </w:r>
-      <w:r>
-        <w:rPr>
-          <w:rFonts w:ascii="Times New Roman" w:hAnsi="Times New Roman"/>
-          <w:i/>
-        </w:rPr>
-        <w:t>PLINQ</w:t>
-      </w:r>
-      <w:r>
-        <w:rPr>
-          <w:rFonts w:ascii="Times New Roman" w:hAnsi="Times New Roman"/>
-        </w:rPr>
-        <w:t xml:space="preserve"> отличается от стандартного </w:t>
-      </w:r>
-      <w:r>
-        <w:rPr>
-          <w:rFonts w:ascii="Times New Roman" w:hAnsi="Times New Roman"/>
-          <w:i/>
-        </w:rPr>
-        <w:t>LINQ</w:t>
-      </w:r>
-      <w:bookmarkEnd w:id="13"/>
     </w:p>
     <w:p>
       <w:pPr>
@@ -5867,65 +3652,26 @@
         <w:jc w:val="both"/>
       </w:pPr>
       <w:r>
-        <w:t xml:space="preserve">Стандартный </w:t>
+        <w:t xml:space="preserve">2. В чем разница между </w:t>
       </w:r>
       <w:r>
         <w:rPr>
           <w:i/>
         </w:rPr>
-        <w:t>LINQ</w:t>
-      </w:r>
-      <w:r>
-        <w:t xml:space="preserve"> выполняет запрос в одном потоке. </w:t>
+        <w:t>Parallel.For</w:t>
+      </w:r>
+      <w:r>
+        <w:t xml:space="preserve"> и </w:t>
       </w:r>
       <w:r>
         <w:rPr>
           <w:i/>
         </w:rPr>
-        <w:t>PLINQ</w:t>
-      </w:r>
-      <w:r>
-        <w:t xml:space="preserve"> после </w:t>
-      </w:r>
-      <w:r>
-        <w:rPr>
-          <w:i/>
-        </w:rPr>
-        <w:t>AsParallel</w:t>
-      </w:r>
-      <w:r>
-        <w:t>()</w:t>
-      </w:r>
-      <w:r>
-        <w:t xml:space="preserve"> разбивает источник на части и выполняет запрос на нескольких процессорах, а затем объединяет результаты. Порядок результатов при этом не гарантируется, если не вызвать </w:t>
-      </w:r>
-      <w:r>
-        <w:rPr>
-          <w:i/>
-        </w:rPr>
-        <w:t>AsOrdered</w:t>
-      </w:r>
-      <w:r>
-        <w:t>()</w:t>
-      </w:r>
-      <w:r>
-        <w:t>.</w:t>
-      </w:r>
-    </w:p>
-    <w:p>
-      <w:pPr>
-        <w:pStyle w:val="21"/>
-        <w:spacing w:before="360"/>
-        <w:ind w:firstLine="709"/>
-      </w:pPr>
-      <w:bookmarkStart w:id="14" w:name="_Toc242610216"/>
-      <w:r>
-        <w:rPr>
-          <w:rFonts w:ascii="Times New Roman" w:hAnsi="Times New Roman"/>
-        </w:rPr>
-        <w:t>4.4 Какие существуют стратегии разделения данных</w:t>
-      </w:r>
-      <w:bookmarkEnd w:id="14"/>
+        <w:t>Parallel.ForEach</w:t>
+      </w:r>
+      <w:r>
+        <w:t>?</w:t>
+      </w:r>
     </w:p>
     <w:p>
       <w:pPr>
@@ -5933,23 +3679,41 @@
         <w:jc w:val="both"/>
       </w:pPr>
       <w:r>
-        <w:t>Разделение на диапазоны (непрерывные части, для массивов и списков), блочное разделение (небольшие блоки с динамической балансировкой нагрузки) и хеш-разделение (распределение по хешу ключа, для операций по ключу).</w:t>
-      </w:r>
-    </w:p>
-    <w:p>
-      <w:pPr>
-        <w:pStyle w:val="21"/>
-        <w:spacing w:before="360"/>
-        <w:ind w:firstLine="709"/>
-      </w:pPr>
-      <w:bookmarkStart w:id="15" w:name="_Toc242610217"/>
-      <w:r>
-        <w:rPr>
-          <w:rFonts w:ascii="Times New Roman" w:hAnsi="Times New Roman"/>
-        </w:rPr>
-        <w:t>4.5 Как выполняется агрегация результатов параллельных вычислений</w:t>
-      </w:r>
-      <w:bookmarkEnd w:id="15"/>
+        <w:rPr>
+          <w:i/>
+        </w:rPr>
+        <w:t>Parallel.For</w:t>
+      </w:r>
+      <w:r>
+        <w:t xml:space="preserve"> распараллеливает цикл по диапазону целых индексов и подходит для массивов и списков. </w:t>
+      </w:r>
+      <w:r>
+        <w:rPr>
+          <w:i/>
+        </w:rPr>
+        <w:t>Parallel.ForEach</w:t>
+      </w:r>
+      <w:r>
+        <w:t xml:space="preserve"> перебирает произвольную коллекцию </w:t>
+      </w:r>
+      <w:r>
+        <w:rPr>
+          <w:i/>
+        </w:rPr>
+        <w:t>IEnumerable</w:t>
+      </w:r>
+      <w:r>
+        <w:t xml:space="preserve"> и подходит там, где индексов нет, а также для работы с </w:t>
+      </w:r>
+      <w:r>
+        <w:rPr>
+          <w:i/>
+        </w:rPr>
+        <w:t>Partitioner</w:t>
+      </w:r>
+      <w:r>
+        <w:t>.</w:t>
+      </w:r>
     </w:p>
     <w:p>
       <w:pPr>
@@ -5957,78 +3721,26 @@
         <w:jc w:val="both"/>
       </w:pPr>
       <w:r>
-        <w:t xml:space="preserve">Каждый поток накапливает промежуточный результат в локальной переменной, а в конце результаты потоков объединяются в общий: через </w:t>
+        <w:t xml:space="preserve">3. Чем </w:t>
       </w:r>
       <w:r>
         <w:rPr>
           <w:i/>
         </w:rPr>
-        <w:t>Interlocked.Add</w:t>
-      </w:r>
-      <w:r>
-        <w:t xml:space="preserve">, под блокировкой </w:t>
+        <w:t>PLINQ</w:t>
+      </w:r>
+      <w:r>
+        <w:t xml:space="preserve"> отличается от стандартного </w:t>
       </w:r>
       <w:r>
         <w:rPr>
           <w:i/>
         </w:rPr>
-        <w:t>lock</w:t>
-      </w:r>
-      <w:r>
-        <w:t xml:space="preserve"> или методами </w:t>
-      </w:r>
-      <w:r>
-        <w:rPr>
-          <w:i/>
-        </w:rPr>
-        <w:t>PLINQ</w:t>
-      </w:r>
-      <w:r>
-        <w:t xml:space="preserve"> (</w:t>
-      </w:r>
-      <w:r>
-        <w:rPr>
-          <w:i/>
-        </w:rPr>
-        <w:t>Sum</w:t>
-      </w:r>
-      <w:r>
-        <w:t xml:space="preserve">, </w:t>
-      </w:r>
-      <w:r>
-        <w:rPr>
-          <w:i/>
-        </w:rPr>
-        <w:t>Average</w:t>
-      </w:r>
-      <w:r>
-        <w:t xml:space="preserve">, </w:t>
-      </w:r>
-      <w:r>
-        <w:rPr>
-          <w:i/>
-        </w:rPr>
-        <w:t>Aggregate</w:t>
-      </w:r>
-      <w:r>
-        <w:t>). Такой подход избегает блокировки на каждой итерации.</w:t>
-      </w:r>
-    </w:p>
-    <w:p>
-      <w:pPr>
-        <w:pStyle w:val="21"/>
-        <w:spacing w:before="360"/>
-        <w:ind w:firstLine="709"/>
-      </w:pPr>
-      <w:bookmarkStart w:id="16" w:name="_Toc242610218"/>
-      <w:r>
-        <w:rPr>
-          <w:rFonts w:ascii="Times New Roman" w:hAnsi="Times New Roman"/>
-        </w:rPr>
-        <w:lastRenderedPageBreak/>
-        <w:t>4.6 Когда следует использовать параллельное программирование вместо последовательного</w:t>
-      </w:r>
-      <w:bookmarkEnd w:id="16"/>
+        <w:t>LINQ</w:t>
+      </w:r>
+      <w:r>
+        <w:t>?</w:t>
+      </w:r>
     </w:p>
     <w:p>
       <w:pPr>
@@ -6036,6 +3748,156 @@
         <w:jc w:val="both"/>
       </w:pPr>
       <w:r>
+        <w:t xml:space="preserve">Стандартный </w:t>
+      </w:r>
+      <w:r>
+        <w:rPr>
+          <w:i/>
+        </w:rPr>
+        <w:t>LINQ</w:t>
+      </w:r>
+      <w:r>
+        <w:t xml:space="preserve"> выполняет запрос в одном потоке. </w:t>
+      </w:r>
+      <w:r>
+        <w:rPr>
+          <w:i/>
+        </w:rPr>
+        <w:t>PLINQ</w:t>
+      </w:r>
+      <w:r>
+        <w:t xml:space="preserve"> после </w:t>
+      </w:r>
+      <w:r>
+        <w:rPr>
+          <w:i/>
+        </w:rPr>
+        <w:t>AsParallel</w:t>
+      </w:r>
+      <w:r>
+        <w:t>()</w:t>
+      </w:r>
+      <w:r>
+        <w:t xml:space="preserve"> разбивает источник на части и выполняет запрос на нескольких процессорах, а затем объединяет результаты. Порядок результатов при этом не гарантируется, если не вызвать </w:t>
+      </w:r>
+      <w:r>
+        <w:rPr>
+          <w:i/>
+        </w:rPr>
+        <w:t>AsOrdered</w:t>
+      </w:r>
+      <w:r>
+        <w:t>()</w:t>
+      </w:r>
+      <w:r>
+        <w:t>.</w:t>
+      </w:r>
+    </w:p>
+    <w:p>
+      <w:pPr>
+        <w:ind w:firstLine="709"/>
+        <w:jc w:val="both"/>
+      </w:pPr>
+      <w:r>
+        <w:t>4. Какие существуют стратегии разделения данных?</w:t>
+      </w:r>
+    </w:p>
+    <w:p>
+      <w:pPr>
+        <w:ind w:firstLine="709"/>
+        <w:jc w:val="both"/>
+      </w:pPr>
+      <w:r>
+        <w:t>Разделение на диапазоны (непрерывные части, для массивов и списков), блочное разделение (небольшие блоки с динамической балансировкой нагрузки) и хеш-разделение (распределение по хешу ключа, для операций по ключу).</w:t>
+      </w:r>
+    </w:p>
+    <w:p>
+      <w:pPr>
+        <w:ind w:firstLine="709"/>
+        <w:jc w:val="both"/>
+      </w:pPr>
+      <w:r>
+        <w:t>5. Как выполняется агрегация результатов параллельных вычислений?</w:t>
+      </w:r>
+    </w:p>
+    <w:p>
+      <w:pPr>
+        <w:ind w:firstLine="709"/>
+        <w:jc w:val="both"/>
+      </w:pPr>
+      <w:r>
+        <w:t xml:space="preserve">Каждый поток накапливает промежуточный результат в локальной переменной, а в конце результаты потоков объединяются в общий: через </w:t>
+      </w:r>
+      <w:r>
+        <w:rPr>
+          <w:i/>
+        </w:rPr>
+        <w:t>Interlocked.Add</w:t>
+      </w:r>
+      <w:r>
+        <w:t xml:space="preserve">, под блокировкой </w:t>
+      </w:r>
+      <w:r>
+        <w:rPr>
+          <w:i/>
+        </w:rPr>
+        <w:t>lock</w:t>
+      </w:r>
+      <w:r>
+        <w:t xml:space="preserve"> или методами </w:t>
+      </w:r>
+      <w:r>
+        <w:rPr>
+          <w:i/>
+        </w:rPr>
+        <w:t>PLINQ</w:t>
+      </w:r>
+      <w:r>
+        <w:t xml:space="preserve"> (</w:t>
+      </w:r>
+      <w:r>
+        <w:rPr>
+          <w:i/>
+        </w:rPr>
+        <w:t>Sum</w:t>
+      </w:r>
+      <w:r>
+        <w:t xml:space="preserve">, </w:t>
+      </w:r>
+      <w:r>
+        <w:rPr>
+          <w:i/>
+        </w:rPr>
+        <w:t>Average</w:t>
+      </w:r>
+      <w:r>
+        <w:t xml:space="preserve">, </w:t>
+      </w:r>
+      <w:r>
+        <w:rPr>
+          <w:i/>
+        </w:rPr>
+        <w:t>Aggregate</w:t>
+      </w:r>
+      <w:r>
+        <w:t>). Такой подход избегает блокировки на каждой итерации.</w:t>
+      </w:r>
+    </w:p>
+    <w:p>
+      <w:pPr>
+        <w:ind w:firstLine="709"/>
+        <w:jc w:val="both"/>
+      </w:pPr>
+      <w:r>
+        <w:t>6. Когда следует использовать параллельное программирование вместо последовательного?</w:t>
+      </w:r>
+    </w:p>
+    <w:p>
+      <w:pPr>
+        <w:ind w:firstLine="709"/>
+        <w:jc w:val="both"/>
+      </w:pPr>
+      <w:r>
         <w:t>Когда объем вычислений на элемент достаточно велик по сравнению с накладными расходами на потоки (большие массивы, тяжелые вычисления, обработка изображений), итерации независимы и есть несколько ядер. Для коротких операций над малыми данными последовательный код быстрее, что показали задание 3 и дешевое условие в индивидуальном задании.</w:t>
       </w:r>
     </w:p>
@@ -6049,15 +3911,15 @@
         <w:pStyle w:val="1"/>
         <w:jc w:val="center"/>
       </w:pPr>
-      <w:bookmarkStart w:id="17" w:name="_Toc242610219"/>
+      <w:bookmarkStart w:id="12" w:name="_Toc242612953"/>
       <w:r>
         <w:rPr>
           <w:rFonts w:ascii="Times New Roman" w:hAnsi="Times New Roman"/>
         </w:rPr>
         <w:lastRenderedPageBreak/>
-        <w:t>ЗАКЛЮЧЕНИЕ</w:t>
-      </w:r>
-      <w:bookmarkEnd w:id="17"/>
+        <w:t>Выводы</w:t>
+      </w:r>
+      <w:bookmarkEnd w:id="12"/>
     </w:p>
     <w:p>
       <w:pPr>
@@ -6128,9 +3990,1910 @@
         <w:t>LINQ</w:t>
       </w:r>
       <w:r>
-        <w:t>. Выполнено индивидуальное задание варианта 2 – параллельная фильтрация коллекции с пользовательскими условиями. Цель работы достигнута.</w:t>
-      </w:r>
-    </w:p>
+        <w:t>. Выполнено индивидуальное задание варианта 2 – параллельная фильтрация коллекции с пользовательскими условиями. Поставленная цель достигнута.</w:t>
+      </w:r>
+    </w:p>
+    <w:p>
+      <w:r>
+        <w:br w:type="page"/>
+      </w:r>
+    </w:p>
+    <w:p>
+      <w:pPr>
+        <w:pStyle w:val="1"/>
+        <w:jc w:val="center"/>
+      </w:pPr>
+      <w:bookmarkStart w:id="13" w:name="_Toc242612954"/>
+      <w:r>
+        <w:lastRenderedPageBreak/>
+        <w:t>Приложение А</w:t>
+      </w:r>
+      <w:r>
+        <w:br/>
+      </w:r>
+      <w:r>
+        <w:rPr>
+          <w:caps w:val="0"/>
+        </w:rPr>
+        <w:t>(обязательное)</w:t>
+      </w:r>
+      <w:r>
+        <w:rPr>
+          <w:caps w:val="0"/>
+        </w:rPr>
+        <w:br/>
+        <w:t>Листинги программного кода</w:t>
+      </w:r>
+      <w:bookmarkEnd w:id="13"/>
+    </w:p>
+    <w:p>
+      <w:pPr>
+        <w:keepNext/>
+        <w:ind w:firstLine="709"/>
+        <w:jc w:val="both"/>
+      </w:pPr>
+      <w:r>
+        <w:t>Листинг А.1 – Параллельные циклы (задание 1)</w:t>
+      </w:r>
+    </w:p>
+    <w:p>
+      <w:pPr>
+        <w:pStyle w:val="Listing"/>
+      </w:pPr>
+      <w:r>
+        <w:t>// --- Параллельный цикл (Parallel.For) ---</w:t>
+      </w:r>
+    </w:p>
+    <w:p>
+      <w:pPr>
+        <w:pStyle w:val="Listing"/>
+      </w:pPr>
+      <w:r>
+        <w:t>sw.Restart();</w:t>
+      </w:r>
+    </w:p>
+    <w:p>
+      <w:pPr>
+        <w:pStyle w:val="Listing"/>
+      </w:pPr>
+      <w:r>
+        <w:t>double sumPar = 0;</w:t>
+      </w:r>
+    </w:p>
+    <w:p>
+      <w:pPr>
+        <w:pStyle w:val="Listing"/>
+      </w:pPr>
+      <w:r>
+        <w:t>object lockObj = new object();</w:t>
+      </w:r>
+    </w:p>
+    <w:p>
+      <w:pPr>
+        <w:pStyle w:val="Listing"/>
+      </w:pPr>
+      <w:r>
+        <w:t>Parallel.For(0, N, i =&gt;</w:t>
+      </w:r>
+    </w:p>
+    <w:p>
+      <w:pPr>
+        <w:pStyle w:val="Listing"/>
+      </w:pPr>
+      <w:r>
+        <w:t>{</w:t>
+      </w:r>
+    </w:p>
+    <w:p>
+      <w:pPr>
+        <w:pStyle w:val="Listing"/>
+      </w:pPr>
+      <w:r>
+        <w:t xml:space="preserve">    double value = Math.Sqrt(Math.Log(data[i] + 1));</w:t>
+      </w:r>
+    </w:p>
+    <w:p>
+      <w:pPr>
+        <w:pStyle w:val="Listing"/>
+      </w:pPr>
+      <w:r>
+        <w:t xml:space="preserve">    lock (lockObj)</w:t>
+      </w:r>
+    </w:p>
+    <w:p>
+      <w:pPr>
+        <w:pStyle w:val="Listing"/>
+      </w:pPr>
+      <w:r>
+        <w:t xml:space="preserve">    {</w:t>
+      </w:r>
+    </w:p>
+    <w:p>
+      <w:pPr>
+        <w:pStyle w:val="Listing"/>
+      </w:pPr>
+      <w:r>
+        <w:t xml:space="preserve">        sumPar += value;</w:t>
+      </w:r>
+    </w:p>
+    <w:p>
+      <w:pPr>
+        <w:pStyle w:val="Listing"/>
+      </w:pPr>
+      <w:r>
+        <w:t xml:space="preserve">    }</w:t>
+      </w:r>
+    </w:p>
+    <w:p>
+      <w:pPr>
+        <w:pStyle w:val="Listing"/>
+      </w:pPr>
+      <w:r>
+        <w:t>});</w:t>
+      </w:r>
+    </w:p>
+    <w:p>
+      <w:pPr>
+        <w:pStyle w:val="Listing"/>
+      </w:pPr>
+      <w:r>
+        <w:t>sw.Stop();</w:t>
+      </w:r>
+    </w:p>
+    <w:p>
+      <w:pPr>
+        <w:pStyle w:val="Listing"/>
+      </w:pPr>
+      <w:r>
+        <w:t>Console.WriteLine($"Параллельно (с блокировкой): {sw.ElapsedMilliseconds} мс, Результат: {sumPar:F2}");</w:t>
+      </w:r>
+    </w:p>
+    <w:p>
+      <w:pPr>
+        <w:pStyle w:val="Listing"/>
+      </w:pPr>
+    </w:p>
+    <w:p>
+      <w:pPr>
+        <w:pStyle w:val="Listing"/>
+      </w:pPr>
+      <w:r>
+        <w:t>// --- Параллельный цикл с локальными для потока переменными (оптимизированный) ---</w:t>
+      </w:r>
+    </w:p>
+    <w:p>
+      <w:pPr>
+        <w:pStyle w:val="Listing"/>
+      </w:pPr>
+      <w:r>
+        <w:t>sw.Restart();</w:t>
+      </w:r>
+    </w:p>
+    <w:p>
+      <w:pPr>
+        <w:pStyle w:val="Listing"/>
+      </w:pPr>
+      <w:r>
+        <w:t>double sumParLocal = 0;</w:t>
+      </w:r>
+    </w:p>
+    <w:p>
+      <w:pPr>
+        <w:pStyle w:val="Listing"/>
+      </w:pPr>
+      <w:r>
+        <w:t>Parallel.For(0, N,</w:t>
+      </w:r>
+    </w:p>
+    <w:p>
+      <w:pPr>
+        <w:pStyle w:val="Listing"/>
+      </w:pPr>
+      <w:r>
+        <w:t xml:space="preserve">    () =&gt; 0.0, // Локальный инициализатор</w:t>
+      </w:r>
+    </w:p>
+    <w:p>
+      <w:pPr>
+        <w:pStyle w:val="Listing"/>
+      </w:pPr>
+      <w:r>
+        <w:t xml:space="preserve">    (i, state, local) =&gt; local + Math.Sqrt(Math.Log(data[i] + 1)), // Тело</w:t>
+      </w:r>
+    </w:p>
+    <w:p>
+      <w:pPr>
+        <w:pStyle w:val="Listing"/>
+      </w:pPr>
+      <w:r>
+        <w:t xml:space="preserve">    local =&gt; { lock (lockObj) { sumParLocal += local; } } // Агрегатор</w:t>
+      </w:r>
+    </w:p>
+    <w:p>
+      <w:pPr>
+        <w:pStyle w:val="Listing"/>
+      </w:pPr>
+      <w:r>
+        <w:t>);</w:t>
+      </w:r>
+    </w:p>
+    <w:p>
+      <w:pPr>
+        <w:pStyle w:val="Listing"/>
+      </w:pPr>
+      <w:r>
+        <w:t>sw.Stop();</w:t>
+      </w:r>
+    </w:p>
+    <w:p/>
+    <w:p>
+      <w:pPr>
+        <w:keepNext/>
+        <w:ind w:firstLine="709"/>
+        <w:jc w:val="both"/>
+      </w:pPr>
+      <w:r>
+        <w:t>Листинг А.2 – Фильтрация и поиск с отменой (задание 2)</w:t>
+      </w:r>
+    </w:p>
+    <w:p>
+      <w:pPr>
+        <w:pStyle w:val="Listing"/>
+      </w:pPr>
+      <w:r>
+        <w:t>// 2. Фильтрация (Parallel.ForEach с локальными переменными)</w:t>
+      </w:r>
+    </w:p>
+    <w:p>
+      <w:pPr>
+        <w:pStyle w:val="Listing"/>
+      </w:pPr>
+      <w:r>
+        <w:t>Console.WriteLine("--- Фильтрация (&gt;500 и кратные 7) ---");</w:t>
+      </w:r>
+    </w:p>
+    <w:p>
+      <w:pPr>
+        <w:pStyle w:val="Listing"/>
+      </w:pPr>
+      <w:r>
+        <w:t>List&lt;int&gt; filtered = new List&lt;int&gt;();</w:t>
+      </w:r>
+    </w:p>
+    <w:p>
+      <w:pPr>
+        <w:pStyle w:val="Listing"/>
+      </w:pPr>
+      <w:r>
+        <w:t>object listLock = new object();</w:t>
+      </w:r>
+    </w:p>
+    <w:p>
+      <w:pPr>
+        <w:pStyle w:val="Listing"/>
+      </w:pPr>
+      <w:r>
+        <w:t>var ranges = Enumerable.Range(0, N).Select(i =&gt; numbers[i]);</w:t>
+      </w:r>
+    </w:p>
+    <w:p>
+      <w:pPr>
+        <w:pStyle w:val="Listing"/>
+      </w:pPr>
+      <w:r>
+        <w:t>sw.Restart();</w:t>
+      </w:r>
+    </w:p>
+    <w:p>
+      <w:pPr>
+        <w:pStyle w:val="Listing"/>
+      </w:pPr>
+      <w:r>
+        <w:t>Parallel.ForEach(ranges,</w:t>
+      </w:r>
+    </w:p>
+    <w:p>
+      <w:pPr>
+        <w:pStyle w:val="Listing"/>
+      </w:pPr>
+      <w:r>
+        <w:t xml:space="preserve">    () =&gt; new List&lt;int&gt;(),</w:t>
+      </w:r>
+    </w:p>
+    <w:p>
+      <w:pPr>
+        <w:pStyle w:val="Listing"/>
+      </w:pPr>
+      <w:r>
+        <w:t xml:space="preserve">    (val, state, local) =&gt;</w:t>
+      </w:r>
+    </w:p>
+    <w:p>
+      <w:pPr>
+        <w:pStyle w:val="Listing"/>
+      </w:pPr>
+      <w:r>
+        <w:t xml:space="preserve">    {</w:t>
+      </w:r>
+    </w:p>
+    <w:p>
+      <w:pPr>
+        <w:pStyle w:val="Listing"/>
+      </w:pPr>
+      <w:r>
+        <w:t xml:space="preserve">        if (val &gt; 500 &amp;&amp; val % 7 == 0) local.Add(val);</w:t>
+      </w:r>
+    </w:p>
+    <w:p>
+      <w:pPr>
+        <w:pStyle w:val="Listing"/>
+      </w:pPr>
+      <w:r>
+        <w:t xml:space="preserve">        return local;</w:t>
+      </w:r>
+    </w:p>
+    <w:p>
+      <w:pPr>
+        <w:pStyle w:val="Listing"/>
+      </w:pPr>
+      <w:r>
+        <w:t xml:space="preserve">    },</w:t>
+      </w:r>
+    </w:p>
+    <w:p>
+      <w:pPr>
+        <w:pStyle w:val="Listing"/>
+      </w:pPr>
+      <w:r>
+        <w:t xml:space="preserve">    local =&gt; { lock (listLock) filtered.AddRange(local); }</w:t>
+      </w:r>
+    </w:p>
+    <w:p>
+      <w:pPr>
+        <w:pStyle w:val="Listing"/>
+      </w:pPr>
+      <w:r>
+        <w:t>);</w:t>
+      </w:r>
+    </w:p>
+    <w:p>
+      <w:pPr>
+        <w:pStyle w:val="Listing"/>
+      </w:pPr>
+      <w:r>
+        <w:t>sw.Stop();</w:t>
+      </w:r>
+    </w:p>
+    <w:p>
+      <w:pPr>
+        <w:pStyle w:val="Listing"/>
+      </w:pPr>
+      <w:r>
+        <w:t>Console.WriteLine($"Найдено: {filtered.Count}, Время: {sw.ElapsedMilliseconds} мс");</w:t>
+      </w:r>
+    </w:p>
+    <w:p>
+      <w:pPr>
+        <w:pStyle w:val="Listing"/>
+      </w:pPr>
+      <w:r>
+        <w:t>Console.WriteLine($"Примеры: {string.Join(", ", filtered.Take(5))}\n");</w:t>
+      </w:r>
+    </w:p>
+    <w:p>
+      <w:pPr>
+        <w:pStyle w:val="Listing"/>
+      </w:pPr>
+    </w:p>
+    <w:p>
+      <w:pPr>
+        <w:pStyle w:val="Listing"/>
+      </w:pPr>
+      <w:r>
+        <w:t>// 3. Поиск с отменой</w:t>
+      </w:r>
+    </w:p>
+    <w:p>
+      <w:pPr>
+        <w:pStyle w:val="Listing"/>
+      </w:pPr>
+      <w:r>
+        <w:t>Console.WriteLine("--- Поиск с отменой ---");</w:t>
+      </w:r>
+    </w:p>
+    <w:p>
+      <w:pPr>
+        <w:pStyle w:val="Listing"/>
+      </w:pPr>
+      <w:r>
+        <w:t>int[] targets = { 777, 999, 123 };</w:t>
+      </w:r>
+    </w:p>
+    <w:p>
+      <w:pPr>
+        <w:pStyle w:val="Listing"/>
+      </w:pPr>
+      <w:r>
+        <w:t>bool[] found = new bool[targets.Length];</w:t>
+      </w:r>
+    </w:p>
+    <w:p>
+      <w:pPr>
+        <w:pStyle w:val="Listing"/>
+      </w:pPr>
+      <w:r>
+        <w:t>int[] positions = new int[targets.Length];</w:t>
+      </w:r>
+    </w:p>
+    <w:p>
+      <w:pPr>
+        <w:pStyle w:val="Listing"/>
+      </w:pPr>
+      <w:r>
+        <w:t>CancellationTokenSource cts = new CancellationTokenSource();</w:t>
+      </w:r>
+    </w:p>
+    <w:p>
+      <w:pPr>
+        <w:pStyle w:val="Listing"/>
+      </w:pPr>
+      <w:r>
+        <w:t>sw.Restart();</w:t>
+      </w:r>
+    </w:p>
+    <w:p>
+      <w:pPr>
+        <w:pStyle w:val="Listing"/>
+      </w:pPr>
+      <w:r>
+        <w:t>try</w:t>
+      </w:r>
+    </w:p>
+    <w:p>
+      <w:pPr>
+        <w:pStyle w:val="Listing"/>
+      </w:pPr>
+      <w:r>
+        <w:t>{</w:t>
+      </w:r>
+    </w:p>
+    <w:p>
+      <w:pPr>
+        <w:pStyle w:val="Listing"/>
+      </w:pPr>
+      <w:r>
+        <w:t xml:space="preserve">    Parallel.For(0, N, new ParallelOptions { CancellationToken = cts.Token }, (i, state) =&gt;</w:t>
+      </w:r>
+    </w:p>
+    <w:p>
+      <w:pPr>
+        <w:pStyle w:val="Listing"/>
+      </w:pPr>
+      <w:r>
+        <w:t xml:space="preserve">    {</w:t>
+      </w:r>
+    </w:p>
+    <w:p>
+      <w:pPr>
+        <w:pStyle w:val="Listing"/>
+      </w:pPr>
+      <w:r>
+        <w:t xml:space="preserve">        for (int j = 0; j &lt; targets.Length; j++)</w:t>
+      </w:r>
+    </w:p>
+    <w:p>
+      <w:pPr>
+        <w:pStyle w:val="Listing"/>
+      </w:pPr>
+      <w:r>
+        <w:t xml:space="preserve">        {</w:t>
+      </w:r>
+    </w:p>
+    <w:p>
+      <w:pPr>
+        <w:pStyle w:val="Listing"/>
+      </w:pPr>
+      <w:r>
+        <w:t xml:space="preserve">            if (!found[j] &amp;&amp; numbers[i] == targets[j])</w:t>
+      </w:r>
+    </w:p>
+    <w:p>
+      <w:pPr>
+        <w:pStyle w:val="Listing"/>
+      </w:pPr>
+      <w:r>
+        <w:t xml:space="preserve">            {</w:t>
+      </w:r>
+    </w:p>
+    <w:p>
+      <w:pPr>
+        <w:pStyle w:val="Listing"/>
+      </w:pPr>
+      <w:r>
+        <w:t xml:space="preserve">                lock (found)</w:t>
+      </w:r>
+    </w:p>
+    <w:p>
+      <w:pPr>
+        <w:pStyle w:val="Listing"/>
+      </w:pPr>
+      <w:r>
+        <w:t xml:space="preserve">                {</w:t>
+      </w:r>
+    </w:p>
+    <w:p>
+      <w:pPr>
+        <w:pStyle w:val="Listing"/>
+      </w:pPr>
+      <w:r>
+        <w:t xml:space="preserve">                    if (!found[j])</w:t>
+      </w:r>
+    </w:p>
+    <w:p>
+      <w:pPr>
+        <w:pStyle w:val="Listing"/>
+      </w:pPr>
+      <w:r>
+        <w:t xml:space="preserve">                    {</w:t>
+      </w:r>
+    </w:p>
+    <w:p>
+      <w:pPr>
+        <w:pStyle w:val="Listing"/>
+      </w:pPr>
+      <w:r>
+        <w:t xml:space="preserve">                        found[j] = true;</w:t>
+      </w:r>
+    </w:p>
+    <w:p>
+      <w:pPr>
+        <w:pStyle w:val="Listing"/>
+      </w:pPr>
+      <w:r>
+        <w:t xml:space="preserve">                        positions[j] = i;</w:t>
+      </w:r>
+    </w:p>
+    <w:p>
+      <w:pPr>
+        <w:pStyle w:val="Listing"/>
+      </w:pPr>
+      <w:r>
+        <w:t xml:space="preserve">                        Console.WriteLine($"✅ Найдено {targets[j]} на позиции {i}");</w:t>
+      </w:r>
+    </w:p>
+    <w:p>
+      <w:pPr>
+        <w:pStyle w:val="Listing"/>
+      </w:pPr>
+      <w:r>
+        <w:t xml:space="preserve">                        if (found.All(f =&gt; f)) { cts.Cancel(); state.Break(); return; }</w:t>
+      </w:r>
+    </w:p>
+    <w:p>
+      <w:pPr>
+        <w:pStyle w:val="Listing"/>
+      </w:pPr>
+      <w:r>
+        <w:t xml:space="preserve">                    }</w:t>
+      </w:r>
+    </w:p>
+    <w:p>
+      <w:pPr>
+        <w:pStyle w:val="Listing"/>
+      </w:pPr>
+      <w:r>
+        <w:t xml:space="preserve">                }</w:t>
+      </w:r>
+    </w:p>
+    <w:p>
+      <w:pPr>
+        <w:pStyle w:val="Listing"/>
+      </w:pPr>
+      <w:r>
+        <w:t xml:space="preserve">            }</w:t>
+      </w:r>
+    </w:p>
+    <w:p>
+      <w:pPr>
+        <w:pStyle w:val="Listing"/>
+      </w:pPr>
+      <w:r>
+        <w:t xml:space="preserve">        }</w:t>
+      </w:r>
+    </w:p>
+    <w:p>
+      <w:pPr>
+        <w:pStyle w:val="Listing"/>
+      </w:pPr>
+      <w:r>
+        <w:t xml:space="preserve">    });</w:t>
+      </w:r>
+    </w:p>
+    <w:p>
+      <w:pPr>
+        <w:pStyle w:val="Listing"/>
+      </w:pPr>
+      <w:r>
+        <w:t>}</w:t>
+      </w:r>
+    </w:p>
+    <w:p>
+      <w:pPr>
+        <w:pStyle w:val="Listing"/>
+      </w:pPr>
+      <w:r>
+        <w:t>catch (OperationCanceledException) { Console.WriteLine("✅ Все найдено!"); }</w:t>
+      </w:r>
+    </w:p>
+    <w:p>
+      <w:pPr>
+        <w:pStyle w:val="Listing"/>
+      </w:pPr>
+      <w:r>
+        <w:t>sw.Stop();</w:t>
+      </w:r>
+    </w:p>
+    <w:p>
+      <w:pPr>
+        <w:pStyle w:val="Listing"/>
+      </w:pPr>
+      <w:r>
+        <w:t>Console.WriteLine($"Время поиска: {sw.ElapsedMilliseconds} мс\n");</w:t>
+      </w:r>
+    </w:p>
+    <w:p/>
+    <w:p>
+      <w:pPr>
+        <w:keepNext/>
+        <w:ind w:firstLine="709"/>
+        <w:jc w:val="both"/>
+      </w:pPr>
+      <w:r>
+        <w:t xml:space="preserve">Листинг А.3 – Запросы </w:t>
+      </w:r>
+      <w:r>
+        <w:rPr>
+          <w:i/>
+        </w:rPr>
+        <w:t>LINQ</w:t>
+      </w:r>
+      <w:r>
+        <w:t xml:space="preserve"> и </w:t>
+      </w:r>
+      <w:r>
+        <w:rPr>
+          <w:i/>
+        </w:rPr>
+        <w:t>PLINQ</w:t>
+      </w:r>
+      <w:r>
+        <w:t xml:space="preserve"> (задание 3)</w:t>
+      </w:r>
+    </w:p>
+    <w:p>
+      <w:pPr>
+        <w:pStyle w:val="Listing"/>
+      </w:pPr>
+      <w:r>
+        <w:t>// --- Последовательный LINQ ---</w:t>
+      </w:r>
+    </w:p>
+    <w:p>
+      <w:pPr>
+        <w:pStyle w:val="Listing"/>
+      </w:pPr>
+      <w:r>
+        <w:t>Stopwatch sw = Stopwatch.StartNew();</w:t>
+      </w:r>
+    </w:p>
+    <w:p>
+      <w:pPr>
+        <w:pStyle w:val="Listing"/>
+      </w:pPr>
+      <w:r>
+        <w:t>var seqResult = data</w:t>
+      </w:r>
+    </w:p>
+    <w:p>
+      <w:pPr>
+        <w:pStyle w:val="Listing"/>
+      </w:pPr>
+      <w:r>
+        <w:t xml:space="preserve">    .Where(x =&gt; x &gt; 500)</w:t>
+      </w:r>
+    </w:p>
+    <w:p>
+      <w:pPr>
+        <w:pStyle w:val="Listing"/>
+      </w:pPr>
+      <w:r>
+        <w:t xml:space="preserve">    .Select(x =&gt; Math.Sqrt(x))</w:t>
+      </w:r>
+    </w:p>
+    <w:p>
+      <w:pPr>
+        <w:pStyle w:val="Listing"/>
+      </w:pPr>
+      <w:r>
+        <w:t xml:space="preserve">    .Average();</w:t>
+      </w:r>
+    </w:p>
+    <w:p>
+      <w:pPr>
+        <w:pStyle w:val="Listing"/>
+      </w:pPr>
+      <w:r>
+        <w:t>sw.Stop();</w:t>
+      </w:r>
+    </w:p>
+    <w:p>
+      <w:pPr>
+        <w:pStyle w:val="Listing"/>
+      </w:pPr>
+      <w:r>
+        <w:t>Console.WriteLine($"Последовательный LINQ: {sw.ElapsedMilliseconds} мс, Результат: {seqResult:F4}");</w:t>
+      </w:r>
+    </w:p>
+    <w:p>
+      <w:pPr>
+        <w:pStyle w:val="Listing"/>
+      </w:pPr>
+    </w:p>
+    <w:p>
+      <w:pPr>
+        <w:pStyle w:val="Listing"/>
+      </w:pPr>
+      <w:r>
+        <w:t>// --- PLINQ (базовый) ---</w:t>
+      </w:r>
+    </w:p>
+    <w:p>
+      <w:pPr>
+        <w:pStyle w:val="Listing"/>
+      </w:pPr>
+      <w:r>
+        <w:t>sw.Restart();</w:t>
+      </w:r>
+    </w:p>
+    <w:p>
+      <w:pPr>
+        <w:pStyle w:val="Listing"/>
+      </w:pPr>
+      <w:r>
+        <w:t>var plinqResult = data</w:t>
+      </w:r>
+    </w:p>
+    <w:p>
+      <w:pPr>
+        <w:pStyle w:val="Listing"/>
+      </w:pPr>
+      <w:r>
+        <w:t xml:space="preserve">    .AsParallel()</w:t>
+      </w:r>
+    </w:p>
+    <w:p>
+      <w:pPr>
+        <w:pStyle w:val="Listing"/>
+      </w:pPr>
+      <w:r>
+        <w:t xml:space="preserve">    .Where(x =&gt; x &gt; 500)</w:t>
+      </w:r>
+    </w:p>
+    <w:p>
+      <w:pPr>
+        <w:pStyle w:val="Listing"/>
+      </w:pPr>
+      <w:r>
+        <w:t xml:space="preserve">    .Select(x =&gt; Math.Sqrt(x))</w:t>
+      </w:r>
+    </w:p>
+    <w:p>
+      <w:pPr>
+        <w:pStyle w:val="Listing"/>
+      </w:pPr>
+      <w:r>
+        <w:lastRenderedPageBreak/>
+        <w:t xml:space="preserve">    .Average();</w:t>
+      </w:r>
+    </w:p>
+    <w:p>
+      <w:pPr>
+        <w:pStyle w:val="Listing"/>
+      </w:pPr>
+      <w:r>
+        <w:t>sw.Stop();</w:t>
+      </w:r>
+    </w:p>
+    <w:p>
+      <w:pPr>
+        <w:pStyle w:val="Listing"/>
+      </w:pPr>
+      <w:r>
+        <w:t>Console.WriteLine($"PLINQ (по умолчанию): {sw.ElapsedMilliseconds} мс, Результат: {plinqResult:F4}");</w:t>
+      </w:r>
+    </w:p>
+    <w:p>
+      <w:pPr>
+        <w:pStyle w:val="Listing"/>
+      </w:pPr>
+    </w:p>
+    <w:p>
+      <w:pPr>
+        <w:pStyle w:val="Listing"/>
+      </w:pPr>
+      <w:r>
+        <w:t>// --- PLINQ со степенью параллелизма ---</w:t>
+      </w:r>
+    </w:p>
+    <w:p>
+      <w:pPr>
+        <w:pStyle w:val="Listing"/>
+      </w:pPr>
+      <w:r>
+        <w:t>sw.Restart();</w:t>
+      </w:r>
+    </w:p>
+    <w:p>
+      <w:pPr>
+        <w:pStyle w:val="Listing"/>
+      </w:pPr>
+      <w:r>
+        <w:t>var plinqResult2 = data</w:t>
+      </w:r>
+    </w:p>
+    <w:p>
+      <w:pPr>
+        <w:pStyle w:val="Listing"/>
+      </w:pPr>
+      <w:r>
+        <w:t xml:space="preserve">    .AsParallel()</w:t>
+      </w:r>
+    </w:p>
+    <w:p>
+      <w:pPr>
+        <w:pStyle w:val="Listing"/>
+      </w:pPr>
+      <w:r>
+        <w:t xml:space="preserve">    .WithDegreeOfParallelism(4)</w:t>
+      </w:r>
+    </w:p>
+    <w:p>
+      <w:pPr>
+        <w:pStyle w:val="Listing"/>
+      </w:pPr>
+      <w:r>
+        <w:t xml:space="preserve">    .Where(x =&gt; x &gt; 500)</w:t>
+      </w:r>
+    </w:p>
+    <w:p>
+      <w:pPr>
+        <w:pStyle w:val="Listing"/>
+      </w:pPr>
+      <w:r>
+        <w:t xml:space="preserve">    .Select(x =&gt; Math.Sqrt(x))</w:t>
+      </w:r>
+    </w:p>
+    <w:p>
+      <w:pPr>
+        <w:pStyle w:val="Listing"/>
+      </w:pPr>
+      <w:r>
+        <w:t xml:space="preserve">    .Average();</w:t>
+      </w:r>
+    </w:p>
+    <w:p>
+      <w:pPr>
+        <w:pStyle w:val="Listing"/>
+      </w:pPr>
+      <w:r>
+        <w:t>sw.Stop();</w:t>
+      </w:r>
+    </w:p>
+    <w:p>
+      <w:pPr>
+        <w:pStyle w:val="Listing"/>
+      </w:pPr>
+      <w:r>
+        <w:t>Console.WriteLine($"PLINQ (степень=4): {sw.ElapsedMilliseconds} мс, Результат: {plinqResult2:F4}");</w:t>
+      </w:r>
+    </w:p>
+    <w:p>
+      <w:pPr>
+        <w:pStyle w:val="Listing"/>
+      </w:pPr>
+    </w:p>
+    <w:p>
+      <w:pPr>
+        <w:pStyle w:val="Listing"/>
+      </w:pPr>
+      <w:r>
+        <w:t>// --- PLINQ с сохранением порядка ---</w:t>
+      </w:r>
+    </w:p>
+    <w:p/>
+    <w:p>
+      <w:pPr>
+        <w:keepNext/>
+        <w:ind w:firstLine="709"/>
+        <w:jc w:val="both"/>
+      </w:pPr>
+      <w:r>
+        <w:t>Листинг А.4 – Стратегии разделения данных (задание 4)</w:t>
+      </w:r>
+    </w:p>
+    <w:p>
+      <w:pPr>
+        <w:pStyle w:val="Listing"/>
+      </w:pPr>
+      <w:r>
+        <w:t>// --- Пользовательское разделение с Partitioner ---</w:t>
+      </w:r>
+    </w:p>
+    <w:p>
+      <w:pPr>
+        <w:pStyle w:val="Listing"/>
+      </w:pPr>
+      <w:r>
+        <w:t>sw.Restart();</w:t>
+      </w:r>
+    </w:p>
+    <w:p>
+      <w:pPr>
+        <w:pStyle w:val="Listing"/>
+      </w:pPr>
+      <w:r>
+        <w:t>long sumCustom = 0;</w:t>
+      </w:r>
+    </w:p>
+    <w:p>
+      <w:pPr>
+        <w:pStyle w:val="Listing"/>
+      </w:pPr>
+      <w:r>
+        <w:t>var partitioner = Partitioner.Create(0, N, 100000);</w:t>
+      </w:r>
+    </w:p>
+    <w:p>
+      <w:pPr>
+        <w:pStyle w:val="Listing"/>
+      </w:pPr>
+      <w:r>
+        <w:t>Parallel.ForEach(partitioner, range =&gt;</w:t>
+      </w:r>
+    </w:p>
+    <w:p>
+      <w:pPr>
+        <w:pStyle w:val="Listing"/>
+      </w:pPr>
+      <w:r>
+        <w:t>{</w:t>
+      </w:r>
+    </w:p>
+    <w:p>
+      <w:pPr>
+        <w:pStyle w:val="Listing"/>
+      </w:pPr>
+      <w:r>
+        <w:t xml:space="preserve">    long localSum = 0;</w:t>
+      </w:r>
+    </w:p>
+    <w:p>
+      <w:pPr>
+        <w:pStyle w:val="Listing"/>
+      </w:pPr>
+      <w:r>
+        <w:t xml:space="preserve">    for (int i = range.Item1; i &lt; range.Item2; i++)</w:t>
+      </w:r>
+    </w:p>
+    <w:p>
+      <w:pPr>
+        <w:pStyle w:val="Listing"/>
+      </w:pPr>
+      <w:r>
+        <w:t xml:space="preserve">    {</w:t>
+      </w:r>
+    </w:p>
+    <w:p>
+      <w:pPr>
+        <w:pStyle w:val="Listing"/>
+      </w:pPr>
+      <w:r>
+        <w:t xml:space="preserve">        localSum += data[i];</w:t>
+      </w:r>
+    </w:p>
+    <w:p>
+      <w:pPr>
+        <w:pStyle w:val="Listing"/>
+      </w:pPr>
+      <w:r>
+        <w:t xml:space="preserve">    }</w:t>
+      </w:r>
+    </w:p>
+    <w:p>
+      <w:pPr>
+        <w:pStyle w:val="Listing"/>
+      </w:pPr>
+      <w:r>
+        <w:t xml:space="preserve">    Interlocked.Add(ref sumCustom, localSum);</w:t>
+      </w:r>
+    </w:p>
+    <w:p>
+      <w:pPr>
+        <w:pStyle w:val="Listing"/>
+      </w:pPr>
+      <w:r>
+        <w:t>});</w:t>
+      </w:r>
+    </w:p>
+    <w:p>
+      <w:pPr>
+        <w:pStyle w:val="Listing"/>
+      </w:pPr>
+      <w:r>
+        <w:t>sw.Stop();</w:t>
+      </w:r>
+    </w:p>
+    <w:p>
+      <w:pPr>
+        <w:pStyle w:val="Listing"/>
+      </w:pPr>
+      <w:r>
+        <w:t>Console.WriteLine($"Пользовательское разделение: {sw.ElapsedMilliseconds} мс, Сумма: {sumCustom}");</w:t>
+      </w:r>
+    </w:p>
+    <w:p>
+      <w:pPr>
+        <w:pStyle w:val="Listing"/>
+      </w:pPr>
+    </w:p>
+    <w:p>
+      <w:pPr>
+        <w:pStyle w:val="Listing"/>
+      </w:pPr>
+      <w:r>
+        <w:t>// --- Локальная для потока агрегация ---</w:t>
+      </w:r>
+    </w:p>
+    <w:p>
+      <w:pPr>
+        <w:pStyle w:val="Listing"/>
+      </w:pPr>
+      <w:r>
+        <w:t>sw.Restart();</w:t>
+      </w:r>
+    </w:p>
+    <w:p>
+      <w:pPr>
+        <w:pStyle w:val="Listing"/>
+      </w:pPr>
+      <w:r>
+        <w:t>long sumLocal = 0;</w:t>
+      </w:r>
+    </w:p>
+    <w:p>
+      <w:pPr>
+        <w:pStyle w:val="Listing"/>
+      </w:pPr>
+      <w:r>
+        <w:t>Parallel.For(0, N,</w:t>
+      </w:r>
+    </w:p>
+    <w:p>
+      <w:pPr>
+        <w:pStyle w:val="Listing"/>
+      </w:pPr>
+      <w:r>
+        <w:t xml:space="preserve">    () =&gt; 0L,</w:t>
+      </w:r>
+    </w:p>
+    <w:p>
+      <w:pPr>
+        <w:pStyle w:val="Listing"/>
+      </w:pPr>
+      <w:r>
+        <w:t xml:space="preserve">    (i, state, local) =&gt; local + data[i],</w:t>
+      </w:r>
+    </w:p>
+    <w:p>
+      <w:pPr>
+        <w:pStyle w:val="Listing"/>
+      </w:pPr>
+      <w:r>
+        <w:t xml:space="preserve">    local =&gt; Interlocked.Add(ref sumLocal, local)</w:t>
+      </w:r>
+    </w:p>
+    <w:p>
+      <w:pPr>
+        <w:pStyle w:val="Listing"/>
+      </w:pPr>
+      <w:r>
+        <w:t>);</w:t>
+      </w:r>
+    </w:p>
+    <w:p>
+      <w:pPr>
+        <w:pStyle w:val="Listing"/>
+      </w:pPr>
+      <w:r>
+        <w:t>sw.Stop();</w:t>
+      </w:r>
+    </w:p>
+    <w:p>
+      <w:pPr>
+        <w:pStyle w:val="Listing"/>
+      </w:pPr>
+      <w:r>
+        <w:t>Console.WriteLine($"Локальная агрегация: {sw.ElapsedMilliseconds} мс, Сумма: {sumLocal}");</w:t>
+      </w:r>
+    </w:p>
+    <w:p/>
+    <w:p>
+      <w:pPr>
+        <w:keepNext/>
+        <w:ind w:firstLine="709"/>
+        <w:jc w:val="both"/>
+      </w:pPr>
+      <w:r>
+        <w:t>Листинг А.5 – Параллельная обработка изображения (задание 5)</w:t>
+      </w:r>
+    </w:p>
+    <w:p>
+      <w:pPr>
+        <w:pStyle w:val="Listing"/>
+      </w:pPr>
+      <w:r>
+        <w:t>// --- Параллельная обработка (по строкам) ---</w:t>
+      </w:r>
+    </w:p>
+    <w:p>
+      <w:pPr>
+        <w:pStyle w:val="Listing"/>
+      </w:pPr>
+      <w:r>
+        <w:lastRenderedPageBreak/>
+        <w:t>sw.Restart();</w:t>
+      </w:r>
+    </w:p>
+    <w:p>
+      <w:pPr>
+        <w:pStyle w:val="Listing"/>
+      </w:pPr>
+      <w:r>
+        <w:t>Parallel.For(0, height, y =&gt;</w:t>
+      </w:r>
+    </w:p>
+    <w:p>
+      <w:pPr>
+        <w:pStyle w:val="Listing"/>
+      </w:pPr>
+      <w:r>
+        <w:t>{</w:t>
+      </w:r>
+    </w:p>
+    <w:p>
+      <w:pPr>
+        <w:pStyle w:val="Listing"/>
+      </w:pPr>
+      <w:r>
+        <w:t xml:space="preserve">    for (int x = 0; x &lt; width; x++)</w:t>
+      </w:r>
+    </w:p>
+    <w:p>
+      <w:pPr>
+        <w:pStyle w:val="Listing"/>
+      </w:pPr>
+      <w:r>
+        <w:t xml:space="preserve">    {</w:t>
+      </w:r>
+    </w:p>
+    <w:p>
+      <w:pPr>
+        <w:pStyle w:val="Listing"/>
+      </w:pPr>
+      <w:r>
+        <w:t xml:space="preserve">        result[y, x] = ProcessPixel(image[y, x]);</w:t>
+      </w:r>
+    </w:p>
+    <w:p>
+      <w:pPr>
+        <w:pStyle w:val="Listing"/>
+      </w:pPr>
+      <w:r>
+        <w:t xml:space="preserve">    }</w:t>
+      </w:r>
+    </w:p>
+    <w:p>
+      <w:pPr>
+        <w:pStyle w:val="Listing"/>
+      </w:pPr>
+      <w:r>
+        <w:t>});</w:t>
+      </w:r>
+    </w:p>
+    <w:p>
+      <w:pPr>
+        <w:pStyle w:val="Listing"/>
+      </w:pPr>
+      <w:r>
+        <w:t>sw.Stop();</w:t>
+      </w:r>
+    </w:p>
+    <w:p>
+      <w:pPr>
+        <w:pStyle w:val="Listing"/>
+      </w:pPr>
+      <w:r>
+        <w:t>Console.WriteLine($"Параллельно (по строкам): {sw.ElapsedMilliseconds} мс");</w:t>
+      </w:r>
+    </w:p>
+    <w:p>
+      <w:pPr>
+        <w:pStyle w:val="Listing"/>
+      </w:pPr>
+    </w:p>
+    <w:p>
+      <w:pPr>
+        <w:pStyle w:val="Listing"/>
+      </w:pPr>
+      <w:r>
+        <w:t>// --- Параллельная обработка с разделением ---</w:t>
+      </w:r>
+    </w:p>
+    <w:p>
+      <w:pPr>
+        <w:pStyle w:val="Listing"/>
+      </w:pPr>
+      <w:r>
+        <w:t>sw.Restart();</w:t>
+      </w:r>
+    </w:p>
+    <w:p>
+      <w:pPr>
+        <w:pStyle w:val="Listing"/>
+      </w:pPr>
+      <w:r>
+        <w:t>var partitioner = Partitioner.Create(0, height, 100);</w:t>
+      </w:r>
+    </w:p>
+    <w:p>
+      <w:pPr>
+        <w:pStyle w:val="Listing"/>
+      </w:pPr>
+      <w:r>
+        <w:t>Parallel.ForEach(partitioner, range =&gt;</w:t>
+      </w:r>
+    </w:p>
+    <w:p>
+      <w:pPr>
+        <w:pStyle w:val="Listing"/>
+      </w:pPr>
+      <w:r>
+        <w:t>{</w:t>
+      </w:r>
+    </w:p>
+    <w:p>
+      <w:pPr>
+        <w:pStyle w:val="Listing"/>
+      </w:pPr>
+      <w:r>
+        <w:t xml:space="preserve">    for (int y = range.Item1; y &lt; range.Item2; y++)</w:t>
+      </w:r>
+    </w:p>
+    <w:p>
+      <w:pPr>
+        <w:pStyle w:val="Listing"/>
+      </w:pPr>
+      <w:r>
+        <w:t xml:space="preserve">    {</w:t>
+      </w:r>
+    </w:p>
+    <w:p>
+      <w:pPr>
+        <w:pStyle w:val="Listing"/>
+      </w:pPr>
+      <w:r>
+        <w:t xml:space="preserve">        for (int x = 0; x &lt; width; x++)</w:t>
+      </w:r>
+    </w:p>
+    <w:p>
+      <w:pPr>
+        <w:pStyle w:val="Listing"/>
+      </w:pPr>
+      <w:r>
+        <w:t xml:space="preserve">        {</w:t>
+      </w:r>
+    </w:p>
+    <w:p>
+      <w:pPr>
+        <w:pStyle w:val="Listing"/>
+      </w:pPr>
+      <w:r>
+        <w:t xml:space="preserve">            result[y, x] = ProcessPixel(image[y, x]);</w:t>
+      </w:r>
+    </w:p>
+    <w:p>
+      <w:pPr>
+        <w:pStyle w:val="Listing"/>
+      </w:pPr>
+      <w:r>
+        <w:t xml:space="preserve">        }</w:t>
+      </w:r>
+    </w:p>
+    <w:p>
+      <w:pPr>
+        <w:pStyle w:val="Listing"/>
+      </w:pPr>
+      <w:r>
+        <w:t xml:space="preserve">    }</w:t>
+      </w:r>
+    </w:p>
+    <w:p>
+      <w:pPr>
+        <w:pStyle w:val="Listing"/>
+      </w:pPr>
+      <w:r>
+        <w:t>});</w:t>
+      </w:r>
+    </w:p>
+    <w:p>
+      <w:pPr>
+        <w:pStyle w:val="Listing"/>
+      </w:pPr>
+      <w:r>
+        <w:t>sw.Stop();</w:t>
+      </w:r>
+    </w:p>
+    <w:p>
+      <w:pPr>
+        <w:pStyle w:val="Listing"/>
+      </w:pPr>
+      <w:r>
+        <w:t>Console.WriteLine($"Параллельно (с разделением): {sw.ElapsedMilliseconds} мс");</w:t>
+      </w:r>
+    </w:p>
+    <w:p>
+      <w:pPr>
+        <w:pStyle w:val="Listing"/>
+      </w:pPr>
+    </w:p>
+    <w:p>
+      <w:pPr>
+        <w:pStyle w:val="Listing"/>
+      </w:pPr>
+      <w:r>
+        <w:t>// --- Обработка с помощью PLINQ ---</w:t>
+      </w:r>
+    </w:p>
+    <w:p>
+      <w:pPr>
+        <w:pStyle w:val="Listing"/>
+      </w:pPr>
+      <w:r>
+        <w:t>sw.Restart();</w:t>
+      </w:r>
+    </w:p>
+    <w:p>
+      <w:pPr>
+        <w:pStyle w:val="Listing"/>
+      </w:pPr>
+      <w:r>
+        <w:t>var pixels = Enumerable.Range(0, height * width)</w:t>
+      </w:r>
+    </w:p>
+    <w:p>
+      <w:pPr>
+        <w:pStyle w:val="Listing"/>
+      </w:pPr>
+      <w:r>
+        <w:t xml:space="preserve">    .AsParallel()</w:t>
+      </w:r>
+    </w:p>
+    <w:p>
+      <w:pPr>
+        <w:pStyle w:val="Listing"/>
+      </w:pPr>
+      <w:r>
+        <w:t xml:space="preserve">    .Select(i =&gt; ProcessPixel(image[i / width, i % width]))</w:t>
+      </w:r>
+    </w:p>
+    <w:p>
+      <w:pPr>
+        <w:pStyle w:val="Listing"/>
+      </w:pPr>
+      <w:r>
+        <w:t xml:space="preserve">    .ToArray();</w:t>
+      </w:r>
+    </w:p>
+    <w:p>
+      <w:pPr>
+        <w:pStyle w:val="Listing"/>
+      </w:pPr>
+      <w:r>
+        <w:t>sw.Stop();</w:t>
+      </w:r>
+    </w:p>
+    <w:p>
+      <w:pPr>
+        <w:pStyle w:val="Listing"/>
+      </w:pPr>
+      <w:r>
+        <w:t>Console.WriteLine($"PLINQ: {sw.ElapsedMilliseconds} мс");</w:t>
+      </w:r>
+    </w:p>
+    <w:p/>
+    <w:p>
+      <w:pPr>
+        <w:keepNext/>
+        <w:ind w:firstLine="709"/>
+        <w:jc w:val="both"/>
+      </w:pPr>
+      <w:r>
+        <w:t>Листинг А.6 – Фильтрация с пользовательскими условиями (вариант 2)</w:t>
+      </w:r>
+    </w:p>
+    <w:p>
+      <w:pPr>
+        <w:pStyle w:val="Listing"/>
+      </w:pPr>
+      <w:r>
+        <w:t xml:space="preserve">    // Пользовательские условия фильтрации</w:t>
+      </w:r>
+    </w:p>
+    <w:p>
+      <w:pPr>
+        <w:pStyle w:val="Listing"/>
+      </w:pPr>
+      <w:r>
+        <w:t xml:space="preserve">    static readonly (string Name, Func&lt;int, bool&gt; Condition)[] Conditions =</w:t>
+      </w:r>
+    </w:p>
+    <w:p>
+      <w:pPr>
+        <w:pStyle w:val="Listing"/>
+      </w:pPr>
+      <w:r>
+        <w:t xml:space="preserve">    {</w:t>
+      </w:r>
+    </w:p>
+    <w:p>
+      <w:pPr>
+        <w:pStyle w:val="Listing"/>
+      </w:pPr>
+      <w:r>
+        <w:t xml:space="preserve">        ("значение &gt; 500000 и кратно 7", x =&gt; x &gt; 500000 &amp;&amp; x % 7 == 0),</w:t>
+      </w:r>
+    </w:p>
+    <w:p>
+      <w:pPr>
+        <w:pStyle w:val="Listing"/>
+      </w:pPr>
+      <w:r>
+        <w:t xml:space="preserve">        ("значение простое", IsPrime),</w:t>
+      </w:r>
+    </w:p>
+    <w:p>
+      <w:pPr>
+        <w:pStyle w:val="Listing"/>
+      </w:pPr>
+      <w:r>
+        <w:t xml:space="preserve">    };</w:t>
+      </w:r>
+    </w:p>
+    <w:p>
+      <w:pPr>
+        <w:pStyle w:val="Listing"/>
+      </w:pPr>
+    </w:p>
+    <w:p>
+      <w:pPr>
+        <w:pStyle w:val="Listing"/>
+      </w:pPr>
+      <w:r>
+        <w:t xml:space="preserve">    public static void Run()</w:t>
+      </w:r>
+    </w:p>
+    <w:p>
+      <w:pPr>
+        <w:pStyle w:val="Listing"/>
+      </w:pPr>
+      <w:r>
+        <w:t xml:space="preserve">    {</w:t>
+      </w:r>
+    </w:p>
+    <w:p>
+      <w:pPr>
+        <w:pStyle w:val="Listing"/>
+      </w:pPr>
+      <w:r>
+        <w:t xml:space="preserve">        Console.WriteLine("=== ВАРИАНТ 2: ПАРАЛЛЕЛЬНАЯ ФИЛЬТРАЦИЯ КОЛЛЕКЦИЙ ===\n");</w:t>
+      </w:r>
+    </w:p>
+    <w:p>
+      <w:pPr>
+        <w:pStyle w:val="Listing"/>
+      </w:pPr>
+    </w:p>
+    <w:p>
+      <w:pPr>
+        <w:pStyle w:val="Listing"/>
+      </w:pPr>
+      <w:r>
+        <w:t xml:space="preserve">        const int N = 2000000;</w:t>
+      </w:r>
+    </w:p>
+    <w:p>
+      <w:pPr>
+        <w:pStyle w:val="Listing"/>
+      </w:pPr>
+      <w:r>
+        <w:t xml:space="preserve">        Random rand = new Random(42);</w:t>
+      </w:r>
+    </w:p>
+    <w:p>
+      <w:pPr>
+        <w:pStyle w:val="Listing"/>
+      </w:pPr>
+      <w:r>
+        <w:t xml:space="preserve">        List&lt;int&gt; data = Enumerable.Range(0, N).Select(i =&gt; rand.Next(1, 1000000)).ToList();</w:t>
+      </w:r>
+    </w:p>
+    <w:p>
+      <w:pPr>
+        <w:pStyle w:val="Listing"/>
+      </w:pPr>
+      <w:r>
+        <w:lastRenderedPageBreak/>
+        <w:t xml:space="preserve">        Console.WriteLine($"Коллекция: {N} чисел от 1 до 999999\n");</w:t>
+      </w:r>
+    </w:p>
+    <w:p>
+      <w:pPr>
+        <w:pStyle w:val="Listing"/>
+      </w:pPr>
+    </w:p>
+    <w:p>
+      <w:pPr>
+        <w:pStyle w:val="Listing"/>
+      </w:pPr>
+      <w:r>
+        <w:t xml:space="preserve">        foreach (var (name, condition) in Conditions)</w:t>
+      </w:r>
+    </w:p>
+    <w:p>
+      <w:pPr>
+        <w:pStyle w:val="Listing"/>
+      </w:pPr>
+      <w:r>
+        <w:t xml:space="preserve">        {</w:t>
+      </w:r>
+    </w:p>
+    <w:p>
+      <w:pPr>
+        <w:pStyle w:val="Listing"/>
+      </w:pPr>
+      <w:r>
+        <w:t xml:space="preserve">            Console.WriteLine($"--- Условие: {name} ---");</w:t>
+      </w:r>
+    </w:p>
+    <w:p>
+      <w:pPr>
+        <w:pStyle w:val="Listing"/>
+      </w:pPr>
+      <w:r>
+        <w:t xml:space="preserve">            Filter(data, condition);</w:t>
+      </w:r>
+    </w:p>
+    <w:p>
+      <w:pPr>
+        <w:pStyle w:val="Listing"/>
+      </w:pPr>
+      <w:r>
+        <w:t xml:space="preserve">            Console.WriteLine();</w:t>
+      </w:r>
+    </w:p>
+    <w:p>
+      <w:pPr>
+        <w:pStyle w:val="Listing"/>
+      </w:pPr>
+      <w:r>
+        <w:t xml:space="preserve">        }</w:t>
+      </w:r>
+    </w:p>
+    <w:p>
+      <w:pPr>
+        <w:pStyle w:val="Listing"/>
+      </w:pPr>
+    </w:p>
+    <w:p>
+      <w:pPr>
+        <w:pStyle w:val="Listing"/>
+      </w:pPr>
+      <w:r>
+        <w:t xml:space="preserve">        Console.WriteLine("=== Вариант 2 Выполнен ===");</w:t>
+      </w:r>
+    </w:p>
+    <w:p>
+      <w:pPr>
+        <w:pStyle w:val="Listing"/>
+      </w:pPr>
+      <w:r>
+        <w:t xml:space="preserve">    }</w:t>
+      </w:r>
+    </w:p>
+    <w:p>
+      <w:pPr>
+        <w:pStyle w:val="Listing"/>
+      </w:pPr>
+    </w:p>
+    <w:p>
+      <w:pPr>
+        <w:pStyle w:val="Listing"/>
+      </w:pPr>
+      <w:r>
+        <w:t xml:space="preserve">    static void Filter(List&lt;int&gt; data, Func&lt;int, bool&gt; condition)</w:t>
+      </w:r>
+    </w:p>
+    <w:p>
+      <w:pPr>
+        <w:pStyle w:val="Listing"/>
+      </w:pPr>
+      <w:r>
+        <w:t xml:space="preserve">    {</w:t>
+      </w:r>
+    </w:p>
+    <w:p>
+      <w:pPr>
+        <w:pStyle w:val="Listing"/>
+      </w:pPr>
+      <w:r>
+        <w:t xml:space="preserve">        // Последовательный LINQ</w:t>
+      </w:r>
+    </w:p>
+    <w:p>
+      <w:pPr>
+        <w:pStyle w:val="Listing"/>
+      </w:pPr>
+      <w:r>
+        <w:t xml:space="preserve">        Stopwatch sw = Stopwatch.StartNew();</w:t>
+      </w:r>
+    </w:p>
+    <w:p>
+      <w:pPr>
+        <w:pStyle w:val="Listing"/>
+      </w:pPr>
+      <w:r>
+        <w:t xml:space="preserve">        List&lt;int&gt; seq = data.Where(condition).ToList();</w:t>
+      </w:r>
+    </w:p>
+    <w:p>
+      <w:pPr>
+        <w:pStyle w:val="Listing"/>
+      </w:pPr>
+      <w:r>
+        <w:t xml:space="preserve">        sw.Stop();</w:t>
+      </w:r>
+    </w:p>
+    <w:p>
+      <w:pPr>
+        <w:pStyle w:val="Listing"/>
+      </w:pPr>
+      <w:r>
+        <w:t xml:space="preserve">        Console.WriteLine($"LINQ:                     {sw.ElapsedMilliseconds,5} мс, найдено {seq.Count}");</w:t>
+      </w:r>
+    </w:p>
+    <w:p>
+      <w:pPr>
+        <w:pStyle w:val="Listing"/>
+      </w:pPr>
+    </w:p>
+    <w:p>
+      <w:pPr>
+        <w:pStyle w:val="Listing"/>
+      </w:pPr>
+      <w:r>
+        <w:t xml:space="preserve">        // PLINQ: порядок результатов не гарантируется</w:t>
+      </w:r>
+    </w:p>
+    <w:p>
+      <w:pPr>
+        <w:pStyle w:val="Listing"/>
+      </w:pPr>
+      <w:r>
+        <w:t xml:space="preserve">        sw.Restart();</w:t>
+      </w:r>
+    </w:p>
+    <w:p>
+      <w:pPr>
+        <w:pStyle w:val="Listing"/>
+      </w:pPr>
+      <w:r>
+        <w:t xml:space="preserve">        List&lt;int&gt; plinq = data.AsParallel().Where(condition).ToList();</w:t>
+      </w:r>
+    </w:p>
+    <w:p>
+      <w:pPr>
+        <w:pStyle w:val="Listing"/>
+      </w:pPr>
+      <w:r>
+        <w:t xml:space="preserve">        sw.Stop();</w:t>
+      </w:r>
+    </w:p>
+    <w:p>
+      <w:pPr>
+        <w:pStyle w:val="Listing"/>
+      </w:pPr>
+      <w:r>
+        <w:t xml:space="preserve">        Console.WriteLine($"PLINQ:                    {sw.ElapsedMilliseconds,5} мс, найдено {plinq.Count}");</w:t>
+      </w:r>
+    </w:p>
+    <w:p>
+      <w:pPr>
+        <w:pStyle w:val="Listing"/>
+      </w:pPr>
+    </w:p>
+    <w:p>
+      <w:pPr>
+        <w:pStyle w:val="Listing"/>
+      </w:pPr>
+      <w:r>
+        <w:t xml:space="preserve">        // PLINQ с сохранением порядка исходной коллекции</w:t>
+      </w:r>
+    </w:p>
+    <w:p>
+      <w:pPr>
+        <w:pStyle w:val="Listing"/>
+      </w:pPr>
+      <w:r>
+        <w:t xml:space="preserve">        sw.Restart();</w:t>
+      </w:r>
+    </w:p>
+    <w:p>
+      <w:pPr>
+        <w:pStyle w:val="Listing"/>
+      </w:pPr>
+      <w:r>
+        <w:t xml:space="preserve">        List&lt;int&gt; ordered = data.AsParallel().AsOrdered().Where(condition).ToList();</w:t>
+      </w:r>
+    </w:p>
+    <w:p>
+      <w:pPr>
+        <w:pStyle w:val="Listing"/>
+      </w:pPr>
+      <w:r>
+        <w:t xml:space="preserve">        sw.Stop();</w:t>
+      </w:r>
+    </w:p>
+    <w:p>
+      <w:pPr>
+        <w:pStyle w:val="Listing"/>
+      </w:pPr>
+      <w:r>
+        <w:t xml:space="preserve">        Console.WriteLine($"PLINQ (AsOrdered):        {sw.ElapsedMilliseconds,5} мс, найдено {ordered.Count}");</w:t>
+      </w:r>
+    </w:p>
+    <w:p>
+      <w:pPr>
+        <w:pStyle w:val="Listing"/>
+      </w:pPr>
+    </w:p>
+    <w:p>
+      <w:pPr>
+        <w:pStyle w:val="Listing"/>
+      </w:pPr>
+      <w:r>
+        <w:t xml:space="preserve">        // Parallel.ForEach с локальными списками потоков</w:t>
+      </w:r>
+    </w:p>
+    <w:p>
+      <w:pPr>
+        <w:pStyle w:val="Listing"/>
+      </w:pPr>
+      <w:r>
+        <w:t xml:space="preserve">        sw.Restart();</w:t>
+      </w:r>
+    </w:p>
+    <w:p>
+      <w:pPr>
+        <w:pStyle w:val="Listing"/>
+      </w:pPr>
+      <w:r>
+        <w:t xml:space="preserve">        List&lt;int&gt; merged = new List&lt;int&gt;();</w:t>
+      </w:r>
+    </w:p>
+    <w:p>
+      <w:pPr>
+        <w:pStyle w:val="Listing"/>
+      </w:pPr>
+      <w:r>
+        <w:t xml:space="preserve">        object mergeLock = new object();</w:t>
+      </w:r>
+    </w:p>
+    <w:p>
+      <w:pPr>
+        <w:pStyle w:val="Listing"/>
+      </w:pPr>
+      <w:r>
+        <w:t xml:space="preserve">        Parallel.ForEach(data,</w:t>
+      </w:r>
+    </w:p>
+    <w:p>
+      <w:pPr>
+        <w:pStyle w:val="Listing"/>
+      </w:pPr>
+      <w:r>
+        <w:t xml:space="preserve">            () =&gt; new List&lt;int&gt;(),</w:t>
+      </w:r>
+    </w:p>
+    <w:p>
+      <w:pPr>
+        <w:pStyle w:val="Listing"/>
+      </w:pPr>
+      <w:r>
+        <w:t xml:space="preserve">            (value, state, local) =&gt; { if (condition(value)) local.Add(value); return local; },</w:t>
+      </w:r>
+    </w:p>
+    <w:p>
+      <w:pPr>
+        <w:pStyle w:val="Listing"/>
+      </w:pPr>
+      <w:r>
+        <w:t xml:space="preserve">            local =&gt; { lock (mergeLock) merged.AddRange(local); });</w:t>
+      </w:r>
+    </w:p>
+    <w:p>
+      <w:pPr>
+        <w:pStyle w:val="Listing"/>
+      </w:pPr>
+      <w:r>
+        <w:t xml:space="preserve">        sw.Stop();</w:t>
+      </w:r>
+    </w:p>
+    <w:p>
+      <w:pPr>
+        <w:pStyle w:val="Listing"/>
+      </w:pPr>
+      <w:r>
+        <w:t xml:space="preserve">        Console.WriteLine($"Parallel.ForEach:         {sw.ElapsedMilliseconds,5} мс, найдено {merged.Count}");</w:t>
+      </w:r>
+    </w:p>
+    <w:p>
+      <w:pPr>
+        <w:pStyle w:val="Listing"/>
+      </w:pPr>
+    </w:p>
+    <w:p>
+      <w:pPr>
+        <w:pStyle w:val="Listing"/>
+      </w:pPr>
+      <w:r>
+        <w:t xml:space="preserve">        Console.WriteLine($"Результаты LINQ и PLINQ (AsOrdered) совпадают: {seq.SequenceEqual(ordered)}");</w:t>
+      </w:r>
+    </w:p>
+    <w:p>
+      <w:pPr>
+        <w:pStyle w:val="Listing"/>
+      </w:pPr>
+      <w:r>
+        <w:t xml:space="preserve">        Console.WriteLine($"Первые 5: {string.Join(", ", ordered.Take(5))}");</w:t>
+      </w:r>
+    </w:p>
+    <w:p>
+      <w:pPr>
+        <w:pStyle w:val="Listing"/>
+      </w:pPr>
+      <w:r>
+        <w:t xml:space="preserve">    }</w:t>
+      </w:r>
+    </w:p>
+    <w:p>
+      <w:pPr>
+        <w:pStyle w:val="Listing"/>
+      </w:pPr>
+      <w:r>
+        <w:t>}</w:t>
+      </w:r>
+    </w:p>
+    <w:p/>
     <w:sectPr>
       <w:headerReference w:type="default" r:id="rId14"/>
       <w:footerReference w:type="default" r:id="rId15"/>
@@ -6402,31 +6165,31 @@
       </w:rPr>
     </w:lvl>
   </w:abstractNum>
-  <w:num w:numId="1" w16cid:durableId="737290470">
+  <w:num w:numId="1" w16cid:durableId="629365833">
     <w:abstractNumId w:val="8"/>
   </w:num>
-  <w:num w:numId="2" w16cid:durableId="1429156401">
+  <w:num w:numId="2" w16cid:durableId="1086684389">
     <w:abstractNumId w:val="6"/>
   </w:num>
-  <w:num w:numId="3" w16cid:durableId="590310956">
+  <w:num w:numId="3" w16cid:durableId="835069616">
     <w:abstractNumId w:val="5"/>
   </w:num>
-  <w:num w:numId="4" w16cid:durableId="935097952">
+  <w:num w:numId="4" w16cid:durableId="2079204265">
     <w:abstractNumId w:val="4"/>
   </w:num>
-  <w:num w:numId="5" w16cid:durableId="2121408792">
+  <w:num w:numId="5" w16cid:durableId="115216940">
     <w:abstractNumId w:val="7"/>
   </w:num>
-  <w:num w:numId="6" w16cid:durableId="1123111680">
+  <w:num w:numId="6" w16cid:durableId="1873883266">
     <w:abstractNumId w:val="3"/>
   </w:num>
-  <w:num w:numId="7" w16cid:durableId="371273677">
+  <w:num w:numId="7" w16cid:durableId="1052267877">
     <w:abstractNumId w:val="2"/>
   </w:num>
-  <w:num w:numId="8" w16cid:durableId="1949197286">
+  <w:num w:numId="8" w16cid:durableId="1366449052">
     <w:abstractNumId w:val="1"/>
   </w:num>
-  <w:num w:numId="9" w16cid:durableId="1299335079">
+  <w:num w:numId="9" w16cid:durableId="1877355413">
     <w:abstractNumId w:val="0"/>
   </w:num>
 </w:numbering>
@@ -6848,6 +6611,7 @@
       <w:rFonts w:asciiTheme="majorHAnsi" w:eastAsiaTheme="majorEastAsia" w:hAnsiTheme="majorHAnsi" w:cstheme="majorBidi"/>
       <w:b/>
       <w:bCs/>
+      <w:caps/>
       <w:szCs w:val="28"/>
     </w:rPr>
   </w:style>
@@ -17832,7 +17596,7 @@
     <w:autoRedefine/>
     <w:uiPriority w:val="39"/>
     <w:unhideWhenUsed/>
-    <w:rsid w:val="00374520"/>
+    <w:rsid w:val="00583814"/>
     <w:pPr>
       <w:spacing w:after="100"/>
     </w:pPr>
@@ -17844,7 +17608,7 @@
     <w:autoRedefine/>
     <w:uiPriority w:val="39"/>
     <w:unhideWhenUsed/>
-    <w:rsid w:val="00374520"/>
+    <w:rsid w:val="00583814"/>
     <w:pPr>
       <w:spacing w:after="100"/>
       <w:ind w:left="280"/>
@@ -17855,7 +17619,7 @@
     <w:basedOn w:val="a2"/>
     <w:uiPriority w:val="99"/>
     <w:unhideWhenUsed/>
-    <w:rsid w:val="00374520"/>
+    <w:rsid w:val="00583814"/>
     <w:rPr>
       <w:color w:val="0000FF" w:themeColor="hyperlink"/>
       <w:u w:val="single"/>

--- a/report/Отчет_ЛР5_2.docx
+++ b/report/Отчет_ЛР5_2.docx
@@ -306,13 +306,13 @@
       <w:r>
         <w:fldChar w:fldCharType="separate"/>
       </w:r>
-      <w:hyperlink w:anchor="_Toc242612941" w:history="1">
+      <w:hyperlink w:anchor="_Toc242647311" w:history="1">
         <w:r>
           <w:rPr>
             <w:rStyle w:val="aff8"/>
             <w:noProof/>
           </w:rPr>
-          <w:t>1 Цель работы</w:t>
+          <w:t>1 ЦЕЛЬ РАБОТЫ</w:t>
         </w:r>
         <w:r>
           <w:rPr>
@@ -333,7 +333,7 @@
             <w:noProof/>
             <w:webHidden/>
           </w:rPr>
-          <w:instrText xml:space="preserve"> PAGEREF _Toc242612941 \h </w:instrText>
+          <w:instrText xml:space="preserve"> PAGEREF _Toc242647311 \h </w:instrText>
         </w:r>
         <w:r>
           <w:rPr>
@@ -379,13 +379,13 @@
           <w14:ligatures w14:val="standardContextual"/>
         </w:rPr>
       </w:pPr>
-      <w:hyperlink w:anchor="_Toc242612942" w:history="1">
+      <w:hyperlink w:anchor="_Toc242647312" w:history="1">
         <w:r>
           <w:rPr>
             <w:rStyle w:val="aff8"/>
             <w:noProof/>
           </w:rPr>
-          <w:t>2 Ход работы</w:t>
+          <w:t>2 ХОД РАБОТЫ</w:t>
         </w:r>
         <w:r>
           <w:rPr>
@@ -406,7 +406,7 @@
             <w:noProof/>
             <w:webHidden/>
           </w:rPr>
-          <w:instrText xml:space="preserve"> PAGEREF _Toc242612942 \h </w:instrText>
+          <w:instrText xml:space="preserve"> PAGEREF _Toc242647312 \h </w:instrText>
         </w:r>
         <w:r>
           <w:rPr>
@@ -452,7 +452,7 @@
           <w14:ligatures w14:val="standardContextual"/>
         </w:rPr>
       </w:pPr>
-      <w:hyperlink w:anchor="_Toc242612943" w:history="1">
+      <w:hyperlink w:anchor="_Toc242647313" w:history="1">
         <w:r>
           <w:rPr>
             <w:rStyle w:val="aff8"/>
@@ -479,7 +479,7 @@
             <w:noProof/>
             <w:webHidden/>
           </w:rPr>
-          <w:instrText xml:space="preserve"> PAGEREF _Toc242612943 \h </w:instrText>
+          <w:instrText xml:space="preserve"> PAGEREF _Toc242647313 \h </w:instrText>
         </w:r>
         <w:r>
           <w:rPr>
@@ -525,7 +525,7 @@
           <w14:ligatures w14:val="standardContextual"/>
         </w:rPr>
       </w:pPr>
-      <w:hyperlink w:anchor="_Toc242612944" w:history="1">
+      <w:hyperlink w:anchor="_Toc242647314" w:history="1">
         <w:r>
           <w:rPr>
             <w:rStyle w:val="aff8"/>
@@ -552,7 +552,7 @@
             <w:noProof/>
             <w:webHidden/>
           </w:rPr>
-          <w:instrText xml:space="preserve"> PAGEREF _Toc242612944 \h </w:instrText>
+          <w:instrText xml:space="preserve"> PAGEREF _Toc242647314 \h </w:instrText>
         </w:r>
         <w:r>
           <w:rPr>
@@ -598,7 +598,7 @@
           <w14:ligatures w14:val="standardContextual"/>
         </w:rPr>
       </w:pPr>
-      <w:hyperlink w:anchor="_Toc242612945" w:history="1">
+      <w:hyperlink w:anchor="_Toc242647315" w:history="1">
         <w:r>
           <w:rPr>
             <w:rStyle w:val="aff8"/>
@@ -625,7 +625,7 @@
             <w:noProof/>
             <w:webHidden/>
           </w:rPr>
-          <w:instrText xml:space="preserve"> PAGEREF _Toc242612945 \h </w:instrText>
+          <w:instrText xml:space="preserve"> PAGEREF _Toc242647315 \h </w:instrText>
         </w:r>
         <w:r>
           <w:rPr>
@@ -671,7 +671,7 @@
           <w14:ligatures w14:val="standardContextual"/>
         </w:rPr>
       </w:pPr>
-      <w:hyperlink w:anchor="_Toc242612946" w:history="1">
+      <w:hyperlink w:anchor="_Toc242647316" w:history="1">
         <w:r>
           <w:rPr>
             <w:rStyle w:val="aff8"/>
@@ -698,7 +698,7 @@
             <w:noProof/>
             <w:webHidden/>
           </w:rPr>
-          <w:instrText xml:space="preserve"> PAGEREF _Toc242612946 \h </w:instrText>
+          <w:instrText xml:space="preserve"> PAGEREF _Toc242647316 \h </w:instrText>
         </w:r>
         <w:r>
           <w:rPr>
@@ -744,7 +744,7 @@
           <w14:ligatures w14:val="standardContextual"/>
         </w:rPr>
       </w:pPr>
-      <w:hyperlink w:anchor="_Toc242612947" w:history="1">
+      <w:hyperlink w:anchor="_Toc242647317" w:history="1">
         <w:r>
           <w:rPr>
             <w:rStyle w:val="aff8"/>
@@ -786,7 +786,7 @@
             <w:noProof/>
             <w:webHidden/>
           </w:rPr>
-          <w:instrText xml:space="preserve"> PAGEREF _Toc242612947 \h </w:instrText>
+          <w:instrText xml:space="preserve"> PAGEREF _Toc242647317 \h </w:instrText>
         </w:r>
         <w:r>
           <w:rPr>
@@ -832,7 +832,7 @@
           <w14:ligatures w14:val="standardContextual"/>
         </w:rPr>
       </w:pPr>
-      <w:hyperlink w:anchor="_Toc242612948" w:history="1">
+      <w:hyperlink w:anchor="_Toc242647318" w:history="1">
         <w:r>
           <w:rPr>
             <w:rStyle w:val="aff8"/>
@@ -874,7 +874,7 @@
             <w:noProof/>
             <w:webHidden/>
           </w:rPr>
-          <w:instrText xml:space="preserve"> PAGEREF _Toc242612948 \h </w:instrText>
+          <w:instrText xml:space="preserve"> PAGEREF _Toc242647318 \h </w:instrText>
         </w:r>
         <w:r>
           <w:rPr>
@@ -920,7 +920,7 @@
           <w14:ligatures w14:val="standardContextual"/>
         </w:rPr>
       </w:pPr>
-      <w:hyperlink w:anchor="_Toc242612949" w:history="1">
+      <w:hyperlink w:anchor="_Toc242647319" w:history="1">
         <w:r>
           <w:rPr>
             <w:rStyle w:val="aff8"/>
@@ -947,7 +947,7 @@
             <w:noProof/>
             <w:webHidden/>
           </w:rPr>
-          <w:instrText xml:space="preserve"> PAGEREF _Toc242612949 \h </w:instrText>
+          <w:instrText xml:space="preserve"> PAGEREF _Toc242647319 \h </w:instrText>
         </w:r>
         <w:r>
           <w:rPr>
@@ -993,7 +993,7 @@
           <w14:ligatures w14:val="standardContextual"/>
         </w:rPr>
       </w:pPr>
-      <w:hyperlink w:anchor="_Toc242612950" w:history="1">
+      <w:hyperlink w:anchor="_Toc242647320" w:history="1">
         <w:r>
           <w:rPr>
             <w:rStyle w:val="aff8"/>
@@ -1020,7 +1020,7 @@
             <w:noProof/>
             <w:webHidden/>
           </w:rPr>
-          <w:instrText xml:space="preserve"> PAGEREF _Toc242612950 \h </w:instrText>
+          <w:instrText xml:space="preserve"> PAGEREF _Toc242647320 \h </w:instrText>
         </w:r>
         <w:r>
           <w:rPr>
@@ -1066,7 +1066,7 @@
           <w14:ligatures w14:val="standardContextual"/>
         </w:rPr>
       </w:pPr>
-      <w:hyperlink w:anchor="_Toc242612951" w:history="1">
+      <w:hyperlink w:anchor="_Toc242647321" w:history="1">
         <w:r>
           <w:rPr>
             <w:rStyle w:val="aff8"/>
@@ -1093,7 +1093,7 @@
             <w:noProof/>
             <w:webHidden/>
           </w:rPr>
-          <w:instrText xml:space="preserve"> PAGEREF _Toc242612951 \h </w:instrText>
+          <w:instrText xml:space="preserve"> PAGEREF _Toc242647321 \h </w:instrText>
         </w:r>
         <w:r>
           <w:rPr>
@@ -1139,13 +1139,13 @@
           <w14:ligatures w14:val="standardContextual"/>
         </w:rPr>
       </w:pPr>
-      <w:hyperlink w:anchor="_Toc242612952" w:history="1">
+      <w:hyperlink w:anchor="_Toc242647322" w:history="1">
         <w:r>
           <w:rPr>
             <w:rStyle w:val="aff8"/>
             <w:noProof/>
           </w:rPr>
-          <w:t>3 Ответы на контрольные вопросы</w:t>
+          <w:t>3 ОТВЕТЫ НА КОНТРОЛЬНЫЕ ВОПРОСЫ</w:t>
         </w:r>
         <w:r>
           <w:rPr>
@@ -1166,7 +1166,7 @@
             <w:noProof/>
             <w:webHidden/>
           </w:rPr>
-          <w:instrText xml:space="preserve"> PAGEREF _Toc242612952 \h </w:instrText>
+          <w:instrText xml:space="preserve"> PAGEREF _Toc242647322 \h </w:instrText>
         </w:r>
         <w:r>
           <w:rPr>
@@ -1212,13 +1212,13 @@
           <w14:ligatures w14:val="standardContextual"/>
         </w:rPr>
       </w:pPr>
-      <w:hyperlink w:anchor="_Toc242612953" w:history="1">
+      <w:hyperlink w:anchor="_Toc242647323" w:history="1">
         <w:r>
           <w:rPr>
             <w:rStyle w:val="aff8"/>
             <w:noProof/>
           </w:rPr>
-          <w:t>Выводы</w:t>
+          <w:t>ВЫВОДЫ</w:t>
         </w:r>
         <w:r>
           <w:rPr>
@@ -1239,7 +1239,7 @@
             <w:noProof/>
             <w:webHidden/>
           </w:rPr>
-          <w:instrText xml:space="preserve"> PAGEREF _Toc242612953 \h </w:instrText>
+          <w:instrText xml:space="preserve"> PAGEREF _Toc242647323 \h </w:instrText>
         </w:r>
         <w:r>
           <w:rPr>
@@ -1285,13 +1285,13 @@
           <w14:ligatures w14:val="standardContextual"/>
         </w:rPr>
       </w:pPr>
-      <w:hyperlink w:anchor="_Toc242612954" w:history="1">
+      <w:hyperlink w:anchor="_Toc242647324" w:history="1">
         <w:r>
           <w:rPr>
             <w:rStyle w:val="aff8"/>
             <w:noProof/>
           </w:rPr>
-          <w:t>Приложение А (обязательное) Листинги программного кода</w:t>
+          <w:t>ПРИЛОЖЕНИЕ А (ОБЯЗАТЕЛЬНОЕ) ЛИСТИНГИ ПРОГРАММНОГО КОДА</w:t>
         </w:r>
         <w:r>
           <w:rPr>
@@ -1312,7 +1312,7 @@
             <w:noProof/>
             <w:webHidden/>
           </w:rPr>
-          <w:instrText xml:space="preserve"> PAGEREF _Toc242612954 \h </w:instrText>
+          <w:instrText xml:space="preserve"> PAGEREF _Toc242647324 \h </w:instrText>
         </w:r>
         <w:r>
           <w:rPr>
@@ -1358,13 +1358,13 @@
         <w:pStyle w:val="1"/>
         <w:ind w:firstLine="709"/>
       </w:pPr>
-      <w:bookmarkStart w:id="0" w:name="_Toc242612941"/>
+      <w:bookmarkStart w:id="0" w:name="_Toc242647311"/>
       <w:r>
         <w:rPr>
           <w:rFonts w:ascii="Times New Roman" w:hAnsi="Times New Roman"/>
         </w:rPr>
         <w:lastRenderedPageBreak/>
-        <w:t>1 Цель работы</w:t>
+        <w:t>1 ЦЕЛЬ РАБОТЫ</w:t>
       </w:r>
       <w:bookmarkEnd w:id="0"/>
     </w:p>
@@ -1450,13 +1450,13 @@
         <w:pStyle w:val="1"/>
         <w:ind w:firstLine="709"/>
       </w:pPr>
-      <w:bookmarkStart w:id="1" w:name="_Toc242612942"/>
+      <w:bookmarkStart w:id="1" w:name="_Toc242647312"/>
       <w:r>
         <w:rPr>
           <w:rFonts w:ascii="Times New Roman" w:hAnsi="Times New Roman"/>
         </w:rPr>
         <w:lastRenderedPageBreak/>
-        <w:t>2 Ход работы</w:t>
+        <w:t>2 ХОД РАБОТЫ</w:t>
       </w:r>
       <w:bookmarkEnd w:id="1"/>
     </w:p>
@@ -1502,7 +1502,7 @@
         <w:spacing w:before="360"/>
         <w:ind w:firstLine="709"/>
       </w:pPr>
-      <w:bookmarkStart w:id="2" w:name="_Toc242612943"/>
+      <w:bookmarkStart w:id="2" w:name="_Toc242647313"/>
       <w:r>
         <w:rPr>
           <w:rFonts w:ascii="Times New Roman" w:hAnsi="Times New Roman"/>
@@ -1607,7 +1607,7 @@
         <w:spacing w:before="360"/>
         <w:ind w:firstLine="709"/>
       </w:pPr>
-      <w:bookmarkStart w:id="3" w:name="_Toc242612944"/>
+      <w:bookmarkStart w:id="3" w:name="_Toc242647314"/>
       <w:r>
         <w:rPr>
           <w:rFonts w:ascii="Times New Roman" w:hAnsi="Times New Roman"/>
@@ -1673,10 +1673,7 @@
         <w:t>TResult</w:t>
       </w:r>
       <w:r>
-        <w:t>&gt;</w:t>
-      </w:r>
-      <w:r>
-        <w:t xml:space="preserve"> – операцию, возвращающую значение. </w:t>
+        <w:t xml:space="preserve">&gt; – операцию, возвращающую значение. </w:t>
       </w:r>
       <w:r>
         <w:rPr>
@@ -1745,10 +1742,7 @@
         <w:t>AsParallel</w:t>
       </w:r>
       <w:r>
-        <w:t>()</w:t>
-      </w:r>
-      <w:r>
-        <w:t xml:space="preserve"> разбивает источник на части, и запрос выполняется на нескольких процессорах. Метод </w:t>
+        <w:t xml:space="preserve">() разбивает источник на части, и запрос выполняется на нескольких процессорах. Метод </w:t>
       </w:r>
       <w:r>
         <w:rPr>
@@ -1757,10 +1751,7 @@
         <w:t>AsOrdered</w:t>
       </w:r>
       <w:r>
-        <w:t>()</w:t>
-      </w:r>
-      <w:r>
-        <w:t xml:space="preserve"> сохраняет порядок исходной коллекции, </w:t>
+        <w:t xml:space="preserve">() сохраняет порядок исходной коллекции, </w:t>
       </w:r>
       <w:r>
         <w:rPr>
@@ -1778,10 +1769,7 @@
         <w:t>n</w:t>
       </w:r>
       <w:r>
-        <w:t>)</w:t>
-      </w:r>
-      <w:r>
-        <w:t xml:space="preserve"> ограничивает число потоков.</w:t>
+        <w:t>) ограничивает число потоков.</w:t>
       </w:r>
     </w:p>
     <w:p>
@@ -1812,7 +1800,7 @@
         <w:spacing w:before="360"/>
         <w:ind w:firstLine="709"/>
       </w:pPr>
-      <w:bookmarkStart w:id="4" w:name="_Toc242612945"/>
+      <w:bookmarkStart w:id="4" w:name="_Toc242647315"/>
       <w:r>
         <w:rPr>
           <w:rFonts w:ascii="Times New Roman" w:hAnsi="Times New Roman"/>
@@ -1953,10 +1941,7 @@
         <w:t>using System.Collections.Concurrent</w:t>
       </w:r>
       <w:r>
-        <w:t>;</w:t>
-      </w:r>
-      <w:r>
-        <w:t xml:space="preserve">, без которого класс </w:t>
+        <w:t xml:space="preserve">;, без которого класс </w:t>
       </w:r>
       <w:r>
         <w:rPr>
@@ -1974,10 +1959,7 @@
         <w:t>Console.ReadKey</w:t>
       </w:r>
       <w:r>
-        <w:t>()</w:t>
-      </w:r>
-      <w:r>
-        <w:t xml:space="preserve"> в конце и бесконечный цикл при закрытом вводе: при </w:t>
+        <w:t xml:space="preserve">() в конце и бесконечный цикл при закрытом вводе: при </w:t>
       </w:r>
       <w:r>
         <w:rPr>
@@ -2004,7 +1986,7 @@
         <w:spacing w:before="360"/>
         <w:ind w:firstLine="709"/>
       </w:pPr>
-      <w:bookmarkStart w:id="5" w:name="_Toc242612946"/>
+      <w:bookmarkStart w:id="5" w:name="_Toc242647316"/>
       <w:r>
         <w:rPr>
           <w:rFonts w:ascii="Times New Roman" w:hAnsi="Times New Roman"/>
@@ -2055,10 +2037,7 @@
         <w:t>i</w:t>
       </w:r>
       <w:r>
-        <w:t>] + 1))</w:t>
-      </w:r>
-      <w:r>
-        <w:t xml:space="preserve"> по 10 000 000 элементов вычисляется тремя способами: последовательным циклом, </w:t>
+        <w:t xml:space="preserve">] + 1)) по 10 000 000 элементов вычисляется тремя способами: последовательным циклом, </w:t>
       </w:r>
       <w:r>
         <w:rPr>
@@ -2085,7 +2064,7 @@
         <w:jc w:val="both"/>
       </w:pPr>
       <w:r>
-        <w:t>Результат показан на рисунке 2.1.</w:t>
+        <w:t>Результат показан на рисунке 2.1.</w:t>
       </w:r>
     </w:p>
     <w:p>
@@ -2141,7 +2120,7 @@
         <w:jc w:val="center"/>
       </w:pPr>
       <w:r>
-        <w:t>Рисунок 2.1 – Результат задания 1</w:t>
+        <w:t>Рисунок 2.1 – Результат задания 1</w:t>
       </w:r>
     </w:p>
     <w:p/>
@@ -2162,7 +2141,7 @@
       </w:pPr>
       <w:r>
         <w:lastRenderedPageBreak/>
-        <w:t>Данные по теме «причины замедления версии с блокировкой» приведены в таблице 2.1.</w:t>
+        <w:t>Данные по теме «причины замедления версии с блокировкой» приведены в таблице 2.1.</w:t>
       </w:r>
     </w:p>
     <w:p>
@@ -2171,7 +2150,7 @@
         <w:spacing w:before="360"/>
       </w:pPr>
       <w:r>
-        <w:t>Таблица 2.1 – Причины замедления версии с блокировкой</w:t>
+        <w:t>Таблица 2.1 – Причины замедления версии с блокировкой</w:t>
       </w:r>
     </w:p>
     <w:tbl>
@@ -2420,7 +2399,7 @@
         <w:spacing w:before="360"/>
         <w:ind w:firstLine="709"/>
       </w:pPr>
-      <w:bookmarkStart w:id="6" w:name="_Toc242612947"/>
+      <w:bookmarkStart w:id="6" w:name="_Toc242647317"/>
       <w:r>
         <w:rPr>
           <w:rFonts w:ascii="Times New Roman" w:hAnsi="Times New Roman"/>
@@ -2475,7 +2454,7 @@
         <w:jc w:val="both"/>
       </w:pPr>
       <w:r>
-        <w:t>Результат показан на рисунке 2.2.</w:t>
+        <w:t>Результат показан на рисунке 2.2.</w:t>
       </w:r>
     </w:p>
     <w:p>
@@ -2532,7 +2511,7 @@
         <w:jc w:val="center"/>
       </w:pPr>
       <w:r>
-        <w:t>Рисунок 2.2 – Результат задания 2</w:t>
+        <w:t>Рисунок 2.2 – Результат задания 2</w:t>
       </w:r>
     </w:p>
     <w:p/>
@@ -2560,10 +2539,7 @@
         <w:t>state.Break</w:t>
       </w:r>
       <w:r>
-        <w:t>()</w:t>
-      </w:r>
-      <w:r>
-        <w:t xml:space="preserve"> гарантирует выполнение только итераций с меньшими индексами, поэтому интерактивный поиск возвращает не обязательно первую позицию.</w:t>
+        <w:t>() гарантирует выполнение только итераций с меньшими индексами, поэтому интерактивный поиск возвращает не обязательно первую позицию.</w:t>
       </w:r>
     </w:p>
     <w:p>
@@ -2572,7 +2548,7 @@
         <w:spacing w:before="360"/>
         <w:ind w:firstLine="709"/>
       </w:pPr>
-      <w:bookmarkStart w:id="7" w:name="_Toc242612948"/>
+      <w:bookmarkStart w:id="7" w:name="_Toc242647318"/>
       <w:r>
         <w:rPr>
           <w:rFonts w:ascii="Times New Roman" w:hAnsi="Times New Roman"/>
@@ -2645,10 +2621,7 @@
         <w:t>Take</w:t>
       </w:r>
       <w:r>
-        <w:t>(5)</w:t>
-      </w:r>
-      <w:r>
-        <w:t>. Код приведен в приложении А.</w:t>
+        <w:t>(5). Код приведен в приложении А.</w:t>
       </w:r>
     </w:p>
     <w:p>
@@ -2657,7 +2630,7 @@
         <w:jc w:val="both"/>
       </w:pPr>
       <w:r>
-        <w:t>Результат показан на рисунке 2.3.</w:t>
+        <w:t>Результат показан на рисунке 2.3.</w:t>
       </w:r>
     </w:p>
     <w:p>
@@ -2714,7 +2687,7 @@
         <w:jc w:val="center"/>
       </w:pPr>
       <w:r>
-        <w:t>Рисунок 2.3 – Результат задания 3</w:t>
+        <w:t>Рисунок 2.3 – Результат задания 3</w:t>
       </w:r>
     </w:p>
     <w:p/>
@@ -2760,10 +2733,7 @@
         <w:t>Take</w:t>
       </w:r>
       <w:r>
-        <w:t>(5)</w:t>
-      </w:r>
-      <w:r>
-        <w:t xml:space="preserve"> занял 25 мс, потому что остановился после получения первых пяти элементов.</w:t>
+        <w:t>(5) занял 25 мс, потому что остановился после получения первых пяти элементов.</w:t>
       </w:r>
     </w:p>
     <w:p>
@@ -2808,10 +2778,7 @@
         <w:t>double</w:t>
       </w:r>
       <w:r>
-        <w:t>&gt;</w:t>
-      </w:r>
-      <w:r>
-        <w:t xml:space="preserve"> упирается в скорость чтения памяти. Параллелизм дает выигрыш на более тяжелых операциях, как показано в индивидуальном задании.</w:t>
+        <w:t>&gt; упирается в скорость чтения памяти. Параллелизм дает выигрыш на более тяжелых операциях, как показано в индивидуальном задании.</w:t>
       </w:r>
     </w:p>
     <w:p>
@@ -2820,7 +2787,7 @@
         <w:spacing w:before="360"/>
         <w:ind w:firstLine="709"/>
       </w:pPr>
-      <w:bookmarkStart w:id="8" w:name="_Toc242612949"/>
+      <w:bookmarkStart w:id="8" w:name="_Toc242647319"/>
       <w:r>
         <w:rPr>
           <w:rFonts w:ascii="Times New Roman" w:hAnsi="Times New Roman"/>
@@ -2871,10 +2838,7 @@
         <w:t>N</w:t>
       </w:r>
       <w:r>
-        <w:t>, 100000)</w:t>
-      </w:r>
-      <w:r>
-        <w:t xml:space="preserve"> с локальной суммой на блок и </w:t>
+        <w:t xml:space="preserve">, 100000) с локальной суммой на блок и </w:t>
       </w:r>
       <w:r>
         <w:rPr>
@@ -2892,7 +2856,7 @@
         <w:jc w:val="both"/>
       </w:pPr>
       <w:r>
-        <w:t>Результат показан на рисунке 2.4.</w:t>
+        <w:t>Результат показан на рисунке 2.4.</w:t>
       </w:r>
     </w:p>
     <w:p>
@@ -2948,7 +2912,7 @@
         <w:jc w:val="center"/>
       </w:pPr>
       <w:r>
-        <w:t>Рисунок 2.4 – Результат задания 4</w:t>
+        <w:t>Рисунок 2.4 – Результат задания 4</w:t>
       </w:r>
     </w:p>
     <w:p/>
@@ -2986,7 +2950,7 @@
         <w:spacing w:before="360"/>
         <w:ind w:firstLine="709"/>
       </w:pPr>
-      <w:bookmarkStart w:id="9" w:name="_Toc242612950"/>
+      <w:bookmarkStart w:id="9" w:name="_Toc242647320"/>
       <w:r>
         <w:rPr>
           <w:rFonts w:ascii="Times New Roman" w:hAnsi="Times New Roman"/>
@@ -3046,7 +3010,7 @@
         <w:jc w:val="both"/>
       </w:pPr>
       <w:r>
-        <w:t>Результат показан на рисунке 2.5.</w:t>
+        <w:t>Результат показан на рисунке 2.5.</w:t>
       </w:r>
     </w:p>
     <w:p>
@@ -3102,7 +3066,7 @@
         <w:jc w:val="center"/>
       </w:pPr>
       <w:r>
-        <w:t>Рисунок 2.5 – Результат задания 5</w:t>
+        <w:t>Рисунок 2.5 – Результат задания 5</w:t>
       </w:r>
     </w:p>
     <w:p/>
@@ -3193,7 +3157,7 @@
         <w:spacing w:before="360"/>
         <w:ind w:firstLine="709"/>
       </w:pPr>
-      <w:bookmarkStart w:id="10" w:name="_Toc242612951"/>
+      <w:bookmarkStart w:id="10" w:name="_Toc242647321"/>
       <w:r>
         <w:rPr>
           <w:rFonts w:ascii="Times New Roman" w:hAnsi="Times New Roman"/>
@@ -3281,10 +3245,7 @@
         <w:t>AsOrdered</w:t>
       </w:r>
       <w:r>
-        <w:t>()</w:t>
-      </w:r>
-      <w:r>
-        <w:t xml:space="preserve"> и </w:t>
+        <w:t xml:space="preserve">() и </w:t>
       </w:r>
       <w:r>
         <w:rPr>
@@ -3302,7 +3263,7 @@
         <w:jc w:val="both"/>
       </w:pPr>
       <w:r>
-        <w:t>Результат показан на рисунке 2.6.</w:t>
+        <w:t>Результат показан на рисунке 2.6.</w:t>
       </w:r>
     </w:p>
     <w:p>
@@ -3358,7 +3319,7 @@
         <w:jc w:val="center"/>
       </w:pPr>
       <w:r>
-        <w:t>Рисунок 2.6 – Результат индивидуального задания</w:t>
+        <w:t>Рисунок 2.6 – Результат индивидуального задания</w:t>
       </w:r>
     </w:p>
     <w:p/>
@@ -3485,10 +3446,7 @@
         <w:t>AsOrdered</w:t>
       </w:r>
       <w:r>
-        <w:t>()</w:t>
-      </w:r>
-      <w:r>
-        <w:t xml:space="preserve"> сохраняет порядок исходной коллекции ценой небольшого замедления (105 мс против 96 мс).</w:t>
+        <w:t>() сохраняет порядок исходной коллекции ценой небольшого замедления (105 мс против 96 мс).</w:t>
       </w:r>
     </w:p>
     <w:p>
@@ -3501,13 +3459,13 @@
         <w:pStyle w:val="1"/>
         <w:ind w:firstLine="709"/>
       </w:pPr>
-      <w:bookmarkStart w:id="11" w:name="_Toc242612952"/>
+      <w:bookmarkStart w:id="11" w:name="_Toc242647322"/>
       <w:r>
         <w:rPr>
           <w:rFonts w:ascii="Times New Roman" w:hAnsi="Times New Roman"/>
         </w:rPr>
         <w:lastRenderedPageBreak/>
-        <w:t>3 Ответы на контрольные вопросы</w:t>
+        <w:t>3 ОТВЕТЫ НА КОНТРОЛЬНЫЕ ВОПРОСЫ</w:t>
       </w:r>
       <w:bookmarkEnd w:id="11"/>
     </w:p>
@@ -3586,10 +3544,7 @@
         <w:t>TResult</w:t>
       </w:r>
       <w:r>
-        <w:t>&gt;</w:t>
-      </w:r>
-      <w:r>
-        <w:t xml:space="preserve"> (асинхронные операции), </w:t>
+        <w:t xml:space="preserve">&gt; (асинхронные операции), </w:t>
       </w:r>
       <w:r>
         <w:rPr>
@@ -3775,10 +3730,7 @@
         <w:t>AsParallel</w:t>
       </w:r>
       <w:r>
-        <w:t>()</w:t>
-      </w:r>
-      <w:r>
-        <w:t xml:space="preserve"> разбивает источник на части и выполняет запрос на нескольких процессорах, а затем объединяет результаты. Порядок результатов при этом не гарантируется, если не вызвать </w:t>
+        <w:t xml:space="preserve">() разбивает источник на части и выполняет запрос на нескольких процессорах, а затем объединяет результаты. Порядок результатов при этом не гарантируется, если не вызвать </w:t>
       </w:r>
       <w:r>
         <w:rPr>
@@ -3787,10 +3739,7 @@
         <w:t>AsOrdered</w:t>
       </w:r>
       <w:r>
-        <w:t>()</w:t>
-      </w:r>
-      <w:r>
-        <w:t>.</w:t>
+        <w:t>().</w:t>
       </w:r>
     </w:p>
     <w:p>
@@ -3911,13 +3860,13 @@
         <w:pStyle w:val="1"/>
         <w:jc w:val="center"/>
       </w:pPr>
-      <w:bookmarkStart w:id="12" w:name="_Toc242612953"/>
+      <w:bookmarkStart w:id="12" w:name="_Toc242647323"/>
       <w:r>
         <w:rPr>
           <w:rFonts w:ascii="Times New Roman" w:hAnsi="Times New Roman"/>
         </w:rPr>
         <w:lastRenderedPageBreak/>
-        <w:t>Выводы</w:t>
+        <w:t>ВЫВОДЫ</w:t>
       </w:r>
       <w:bookmarkEnd w:id="12"/>
     </w:p>
@@ -4003,26 +3952,27 @@
         <w:pStyle w:val="1"/>
         <w:jc w:val="center"/>
       </w:pPr>
-      <w:bookmarkStart w:id="13" w:name="_Toc242612954"/>
-      <w:r>
+      <w:bookmarkStart w:id="13" w:name="_Toc242647324"/>
+      <w:r>
+        <w:rPr>
+          <w:rFonts w:ascii="Times New Roman" w:hAnsi="Times New Roman"/>
+        </w:rPr>
         <w:lastRenderedPageBreak/>
-        <w:t>Приложение А</w:t>
-      </w:r>
-      <w:r>
+        <w:t>ПРИЛОЖЕНИЕ А</w:t>
+      </w:r>
+      <w:r>
+        <w:rPr>
+          <w:rFonts w:ascii="Times New Roman" w:hAnsi="Times New Roman"/>
+        </w:rPr>
         <w:br/>
-      </w:r>
-      <w:r>
-        <w:rPr>
-          <w:caps w:val="0"/>
-        </w:rPr>
-        <w:t>(обязательное)</w:t>
-      </w:r>
-      <w:r>
-        <w:rPr>
-          <w:caps w:val="0"/>
+        <w:t>(ОБЯЗАТЕЛЬНОЕ)</w:t>
+      </w:r>
+      <w:r>
+        <w:rPr>
+          <w:rFonts w:ascii="Times New Roman" w:hAnsi="Times New Roman"/>
         </w:rPr>
         <w:br/>
-        <w:t>Листинги программного кода</w:t>
+        <w:t>ЛИСТИНГИ ПРОГРАММНОГО КОДА</w:t>
       </w:r>
       <w:bookmarkEnd w:id="13"/>
     </w:p>
@@ -5895,10 +5845,9 @@
     </w:p>
     <w:p/>
     <w:sectPr>
-      <w:headerReference w:type="default" r:id="rId14"/>
-      <w:footerReference w:type="default" r:id="rId15"/>
+      <w:footerReference w:type="default" r:id="rId14"/>
       <w:pgSz w:w="11906" w:h="16838"/>
-      <w:pgMar w:top="1134" w:right="850" w:bottom="1134" w:left="1701" w:header="720" w:footer="720" w:gutter="0"/>
+      <w:pgMar w:top="1134" w:right="850" w:bottom="1134" w:left="1701" w:header="720" w:footer="567" w:gutter="0"/>
       <w:cols w:space="720"/>
       <w:docGrid w:linePitch="360"/>
     </w:sectPr>
@@ -5980,16 +5929,6 @@
     </w:p>
   </w:footnote>
 </w:footnotes>
-</file>
-
-<file path=word/header1.xml><?xml version="1.0" encoding="utf-8"?>
-<w:hdr xmlns:wpc="http://schemas.microsoft.com/office/word/2010/wordprocessingCanvas" xmlns:cx="http://schemas.microsoft.com/office/drawing/2014/chartex" xmlns:cx1="http://schemas.microsoft.com/office/drawing/2015/9/8/chartex" xmlns:cx2="http://schemas.microsoft.com/office/drawing/2015/10/21/chartex" xmlns:cx3="http://schemas.microsoft.com/office/drawing/2016/5/9/chartex" xmlns:cx4="http://schemas.microsoft.com/office/drawing/2016/5/10/chartex" xmlns:cx5="http://schemas.microsoft.com/office/drawing/2016/5/11/chartex" xmlns:cx6="http://schemas.microsoft.com/office/drawing/2016/5/12/chartex" xmlns:cx7="http://schemas.microsoft.com/office/drawing/2016/5/13/chartex" xmlns:cx8="http://schemas.microsoft.com/office/drawing/2016/5/14/chartex" xmlns:mc="http://schemas.openxmlformats.org/markup-compatibility/2006" xmlns:aink="http://schemas.microsoft.com/office/drawing/2016/ink" xmlns:am3d="http://schemas.microsoft.com/office/drawing/2017/model3d" xmlns:o="urn:schemas-microsoft-com:office:office" xmlns:oel="http://schemas.microsoft.com/office/2019/extlst" xmlns:r="http://schemas.openxmlformats.org/officeDocument/2006/relationships" xmlns:m="http://schemas.openxmlformats.org/officeDocument/2006/math" xmlns:v="urn:schemas-microsoft-com:vml" xmlns:wp14="http://schemas.microsoft.com/office/word/2010/wordprocessingDrawing" xmlns:wp="http://schemas.openxmlformats.org/drawingml/2006/wordprocessingDrawing" xmlns:w10="urn:schemas-microsoft-com:office:word" xmlns:w="http://schemas.openxmlformats.org/wordprocessingml/2006/main" xmlns:w14="http://schemas.microsoft.com/office/word/2010/wordml" xmlns:w15="http://schemas.microsoft.com/office/word/2012/wordml" xmlns:w16cex="http://schemas.microsoft.com/office/word/2018/wordml/cex" xmlns:w16cid="http://schemas.microsoft.com/office/word/2016/wordml/cid" xmlns:w16="http://schemas.microsoft.com/office/word/2018/wordml" xmlns:w16du="http://schemas.microsoft.com/office/word/2023/wordml/word16du" xmlns:w16sdtdh="http://schemas.microsoft.com/office/word/2020/wordml/sdtdatahash" xmlns:w16sdtfl="http://schemas.microsoft.com/office/word/2024/wordml/sdtformatlock" xmlns:w16se="http://schemas.microsoft.com/office/word/2015/wordml/symex" xmlns:wpg="http://schemas.microsoft.com/office/word/2010/wordprocessingGroup" xmlns:wpi="http://schemas.microsoft.com/office/word/2010/wordprocessingInk" xmlns:wne="http://schemas.microsoft.com/office/word/2006/wordml" xmlns:wps="http://schemas.microsoft.com/office/word/2010/wordprocessingShape" mc:Ignorable="w14 w15 w16se w16cid w16 w16cex w16sdtdh w16sdtfl w16du wp14">
-  <w:p>
-    <w:pPr>
-      <w:pStyle w:val="a5"/>
-    </w:pPr>
-  </w:p>
-</w:hdr>
 </file>
 
 <file path=word/numbering.xml><?xml version="1.0" encoding="utf-8"?>
@@ -17621,8 +17560,7 @@
     <w:unhideWhenUsed/>
     <w:rsid w:val="00583814"/>
     <w:rPr>
-      <w:color w:val="0000FF" w:themeColor="hyperlink"/>
-      <w:u w:val="single"/>
+      <w:u w:val="none"/>
     </w:rPr>
   </w:style>
 </w:styles>
